--- a/assets/Tertúlia Matinal_Eduardo Azevedo_Retorno da Revisão Final - EAP.docx
+++ b/assets/Tertúlia Matinal_Eduardo Azevedo_Retorno da Revisão Final - EAP.docx
@@ -77,22 +77,18 @@
     <w:p>
       <w:pPr>
         <w:tabs>
-          <w:tab w:val="left" w:pos="1071"/>
+          <w:tab w:val="left" w:pos="284"/>
         </w:tabs>
         <w:suppressAutoHyphens/>
-        <w:ind w:firstLine="709"/>
-        <w:rPr>
-          <w:lang w:eastAsia="pt-BR"/>
-        </w:rPr>
-      </w:pPr>
-      <w:r>
-        <w:rPr>
-          <w:rFonts w:eastAsia="Calibri"/>
-          <w:szCs w:val="22"/>
-          <w:lang w:eastAsia="pt-BR"/>
-        </w:rPr>
-        <w:t>eduardo.azevedo.ccci@gmail.com</w:t>
-      </w:r>
+        <w:jc w:val="center"/>
+        <w:rPr>
+          <w:rFonts w:eastAsia="Calibri"/>
+          <w:b/>
+          <w:bCs/>
+          <w:szCs w:val="28"/>
+          <w:lang w:eastAsia="pt-BR"/>
+        </w:rPr>
+      </w:pPr>
     </w:p>
     <w:p>
       <w:pPr>
@@ -381,7 +377,39 @@
           <w:szCs w:val="22"/>
           <w:lang w:eastAsia="pt-BR"/>
         </w:rPr>
-        <w:t xml:space="preserve"> “relativo à manhã; matutino; matinal”. Surgiu no Século XIII.</w:t>
+        <w:t xml:space="preserve"> “relativo à manhã</w:t>
+      </w:r>
+      <w:r>
+        <w:rPr>
+          <w:rFonts w:eastAsia="Calibri"/>
+          <w:szCs w:val="22"/>
+          <w:lang w:eastAsia="pt-BR"/>
+        </w:rPr>
+        <w:t>;</w:t>
+      </w:r>
+      <w:r>
+        <w:rPr>
+          <w:rFonts w:eastAsia="Calibri"/>
+          <w:szCs w:val="22"/>
+          <w:lang w:eastAsia="pt-BR"/>
+        </w:rPr>
+        <w:t xml:space="preserve"> matutino</w:t>
+      </w:r>
+      <w:r>
+        <w:rPr>
+          <w:rFonts w:eastAsia="Calibri"/>
+          <w:szCs w:val="22"/>
+          <w:lang w:eastAsia="pt-BR"/>
+        </w:rPr>
+        <w:t>;</w:t>
+      </w:r>
+      <w:r>
+        <w:rPr>
+          <w:rFonts w:eastAsia="Calibri"/>
+          <w:szCs w:val="22"/>
+          <w:lang w:eastAsia="pt-BR"/>
+        </w:rPr>
+        <w:t xml:space="preserve"> matinal”. Surgiu no Século XIII.</w:t>
       </w:r>
     </w:p>
     <w:p>
@@ -525,7 +553,216 @@
           <w:szCs w:val="22"/>
           <w:lang w:eastAsia="pt-BR"/>
         </w:rPr>
-        <w:t>matina; matinada; matinado; matinador; matinadora; matinar; matinária; matinário; matinas; matinê; matineira; matineiro</w:t>
+        <w:t>matina</w:t>
+      </w:r>
+      <w:r>
+        <w:rPr>
+          <w:rFonts w:eastAsia="Calibri"/>
+          <w:iCs/>
+          <w:szCs w:val="22"/>
+          <w:lang w:eastAsia="pt-BR"/>
+        </w:rPr>
+        <w:t>;</w:t>
+      </w:r>
+      <w:r>
+        <w:rPr>
+          <w:rFonts w:eastAsia="Calibri"/>
+          <w:i/>
+          <w:iCs/>
+          <w:szCs w:val="22"/>
+          <w:lang w:eastAsia="pt-BR"/>
+        </w:rPr>
+        <w:t xml:space="preserve"> matinada</w:t>
+      </w:r>
+      <w:r>
+        <w:rPr>
+          <w:rFonts w:eastAsia="Calibri"/>
+          <w:iCs/>
+          <w:szCs w:val="22"/>
+          <w:lang w:eastAsia="pt-BR"/>
+        </w:rPr>
+        <w:t>;</w:t>
+      </w:r>
+      <w:r>
+        <w:rPr>
+          <w:rFonts w:eastAsia="Calibri"/>
+          <w:i/>
+          <w:iCs/>
+          <w:szCs w:val="22"/>
+          <w:lang w:eastAsia="pt-BR"/>
+        </w:rPr>
+        <w:t xml:space="preserve"> matinado</w:t>
+      </w:r>
+      <w:r>
+        <w:rPr>
+          <w:rFonts w:eastAsia="Calibri"/>
+          <w:iCs/>
+          <w:szCs w:val="22"/>
+          <w:lang w:eastAsia="pt-BR"/>
+        </w:rPr>
+        <w:t>;</w:t>
+      </w:r>
+      <w:r>
+        <w:rPr>
+          <w:rFonts w:eastAsia="Calibri"/>
+          <w:i/>
+          <w:iCs/>
+          <w:szCs w:val="22"/>
+          <w:lang w:eastAsia="pt-BR"/>
+        </w:rPr>
+        <w:t xml:space="preserve"> matinador</w:t>
+      </w:r>
+      <w:r>
+        <w:rPr>
+          <w:rFonts w:eastAsia="Calibri"/>
+          <w:iCs/>
+          <w:szCs w:val="22"/>
+          <w:lang w:eastAsia="pt-BR"/>
+        </w:rPr>
+        <w:t>;</w:t>
+      </w:r>
+      <w:r>
+        <w:rPr>
+          <w:rFonts w:eastAsia="Calibri"/>
+          <w:i/>
+          <w:iCs/>
+          <w:szCs w:val="22"/>
+          <w:lang w:eastAsia="pt-BR"/>
+        </w:rPr>
+        <w:t xml:space="preserve"> matinadora</w:t>
+      </w:r>
+      <w:r>
+        <w:rPr>
+          <w:rFonts w:eastAsia="Calibri"/>
+          <w:iCs/>
+          <w:szCs w:val="22"/>
+          <w:lang w:eastAsia="pt-BR"/>
+        </w:rPr>
+        <w:t>;</w:t>
+      </w:r>
+      <w:r>
+        <w:rPr>
+          <w:rFonts w:eastAsia="Calibri"/>
+          <w:i/>
+          <w:iCs/>
+          <w:szCs w:val="22"/>
+          <w:lang w:eastAsia="pt-BR"/>
+        </w:rPr>
+        <w:t xml:space="preserve"> matinar</w:t>
+      </w:r>
+      <w:r>
+        <w:rPr>
+          <w:rFonts w:eastAsia="Calibri"/>
+          <w:iCs/>
+          <w:szCs w:val="22"/>
+          <w:lang w:eastAsia="pt-BR"/>
+        </w:rPr>
+        <w:t>;</w:t>
+      </w:r>
+      <w:r>
+        <w:rPr>
+          <w:rFonts w:eastAsia="Calibri"/>
+          <w:i/>
+          <w:iCs/>
+          <w:szCs w:val="22"/>
+          <w:lang w:eastAsia="pt-BR"/>
+        </w:rPr>
+        <w:t xml:space="preserve"> matinária</w:t>
+      </w:r>
+      <w:r>
+        <w:rPr>
+          <w:rFonts w:eastAsia="Calibri"/>
+          <w:iCs/>
+          <w:szCs w:val="22"/>
+          <w:lang w:eastAsia="pt-BR"/>
+        </w:rPr>
+        <w:t>;</w:t>
+      </w:r>
+      <w:r>
+        <w:rPr>
+          <w:rFonts w:eastAsia="Calibri"/>
+          <w:i/>
+          <w:iCs/>
+          <w:szCs w:val="22"/>
+          <w:lang w:eastAsia="pt-BR"/>
+        </w:rPr>
+        <w:t xml:space="preserve"> matinário</w:t>
+      </w:r>
+      <w:r>
+        <w:rPr>
+          <w:rFonts w:eastAsia="Calibri"/>
+          <w:iCs/>
+          <w:szCs w:val="22"/>
+          <w:lang w:eastAsia="pt-BR"/>
+        </w:rPr>
+        <w:t>;</w:t>
+      </w:r>
+      <w:r>
+        <w:rPr>
+          <w:rFonts w:eastAsia="Calibri"/>
+          <w:i/>
+          <w:iCs/>
+          <w:szCs w:val="22"/>
+          <w:lang w:eastAsia="pt-BR"/>
+        </w:rPr>
+        <w:t xml:space="preserve"> matinas</w:t>
+      </w:r>
+      <w:r>
+        <w:rPr>
+          <w:rFonts w:eastAsia="Calibri"/>
+          <w:iCs/>
+          <w:szCs w:val="22"/>
+          <w:lang w:eastAsia="pt-BR"/>
+        </w:rPr>
+        <w:t>;</w:t>
+      </w:r>
+      <w:r>
+        <w:rPr>
+          <w:rFonts w:eastAsia="Calibri"/>
+          <w:i/>
+          <w:iCs/>
+          <w:szCs w:val="22"/>
+          <w:lang w:eastAsia="pt-BR"/>
+        </w:rPr>
+        <w:t xml:space="preserve"> matinê</w:t>
+      </w:r>
+      <w:r>
+        <w:rPr>
+          <w:rFonts w:eastAsia="Calibri"/>
+          <w:iCs/>
+          <w:szCs w:val="22"/>
+          <w:lang w:eastAsia="pt-BR"/>
+        </w:rPr>
+        <w:t>;</w:t>
+      </w:r>
+      <w:r>
+        <w:rPr>
+          <w:rFonts w:eastAsia="Calibri"/>
+          <w:i/>
+          <w:iCs/>
+          <w:szCs w:val="22"/>
+          <w:lang w:eastAsia="pt-BR"/>
+        </w:rPr>
+        <w:t xml:space="preserve"> matineira</w:t>
+      </w:r>
+      <w:r>
+        <w:rPr>
+          <w:rFonts w:eastAsia="Calibri"/>
+          <w:iCs/>
+          <w:szCs w:val="22"/>
+          <w:lang w:eastAsia="pt-BR"/>
+        </w:rPr>
+        <w:t>;</w:t>
+      </w:r>
+      <w:r>
+        <w:rPr>
+          <w:rFonts w:eastAsia="Calibri"/>
+          <w:i/>
+          <w:iCs/>
+          <w:szCs w:val="22"/>
+          <w:lang w:eastAsia="pt-BR"/>
+        </w:rPr>
+        <w:t xml:space="preserve"> matineiro</w:t>
       </w:r>
       <w:r>
         <w:rPr>
@@ -805,7 +1042,21 @@
           <w:szCs w:val="22"/>
           <w:lang w:eastAsia="pt-BR"/>
         </w:rPr>
-        <w:t xml:space="preserve">cognitivo necessário ao entendimento dos temas apresentados; o </w:t>
+        <w:t>cognitivo necessário ao entendimento dos temas apresentados</w:t>
+      </w:r>
+      <w:r>
+        <w:rPr>
+          <w:szCs w:val="22"/>
+          <w:lang w:eastAsia="pt-BR"/>
+        </w:rPr>
+        <w:t>;</w:t>
+      </w:r>
+      <w:r>
+        <w:rPr>
+          <w:szCs w:val="22"/>
+          <w:lang w:eastAsia="pt-BR"/>
+        </w:rPr>
+        <w:t xml:space="preserve"> o </w:t>
       </w:r>
       <w:r>
         <w:rPr>
@@ -820,7 +1071,21 @@
           <w:szCs w:val="22"/>
           <w:lang w:eastAsia="pt-BR"/>
         </w:rPr>
-        <w:t xml:space="preserve"> da organização da Tertúlia Matinal; o </w:t>
+        <w:t xml:space="preserve"> da organização da Tertúlia Matinal</w:t>
+      </w:r>
+      <w:r>
+        <w:rPr>
+          <w:szCs w:val="22"/>
+          <w:lang w:eastAsia="pt-BR"/>
+        </w:rPr>
+        <w:t>;</w:t>
+      </w:r>
+      <w:r>
+        <w:rPr>
+          <w:szCs w:val="22"/>
+          <w:lang w:eastAsia="pt-BR"/>
+        </w:rPr>
+        <w:t xml:space="preserve"> o </w:t>
       </w:r>
       <w:r>
         <w:rPr>
@@ -836,7 +1101,21 @@
           <w:szCs w:val="22"/>
           <w:lang w:eastAsia="pt-BR"/>
         </w:rPr>
-        <w:t xml:space="preserve"> paradidático do pesquisador; </w:t>
+        <w:t xml:space="preserve"> paradidático do pesquisador</w:t>
+      </w:r>
+      <w:r>
+        <w:rPr>
+          <w:szCs w:val="22"/>
+          <w:lang w:eastAsia="pt-BR"/>
+        </w:rPr>
+        <w:t>;</w:t>
+      </w:r>
+      <w:r>
+        <w:rPr>
+          <w:szCs w:val="22"/>
+          <w:lang w:eastAsia="pt-BR"/>
+        </w:rPr>
+        <w:t xml:space="preserve"> </w:t>
       </w:r>
       <w:r>
         <w:rPr>
@@ -1511,7 +1790,39 @@
           <w:szCs w:val="22"/>
           <w:lang w:eastAsia="pt-BR"/>
         </w:rPr>
-        <w:t xml:space="preserve"> o holopensene pessoal mentalsomático; o holopensene parapedagógico; </w:t>
+        <w:t xml:space="preserve"> o holopensene pessoal mentalsomático</w:t>
+      </w:r>
+      <w:r>
+        <w:rPr>
+          <w:rFonts w:eastAsia="Calibri"/>
+          <w:szCs w:val="22"/>
+          <w:lang w:eastAsia="pt-BR"/>
+        </w:rPr>
+        <w:t>;</w:t>
+      </w:r>
+      <w:r>
+        <w:rPr>
+          <w:rFonts w:eastAsia="Calibri"/>
+          <w:szCs w:val="22"/>
+          <w:lang w:eastAsia="pt-BR"/>
+        </w:rPr>
+        <w:t xml:space="preserve"> o holopensene parapedagógico</w:t>
+      </w:r>
+      <w:r>
+        <w:rPr>
+          <w:rFonts w:eastAsia="Calibri"/>
+          <w:szCs w:val="22"/>
+          <w:lang w:eastAsia="pt-BR"/>
+        </w:rPr>
+        <w:t>;</w:t>
+      </w:r>
+      <w:r>
+        <w:rPr>
+          <w:rFonts w:eastAsia="Calibri"/>
+          <w:szCs w:val="22"/>
+          <w:lang w:eastAsia="pt-BR"/>
+        </w:rPr>
+        <w:t xml:space="preserve"> </w:t>
       </w:r>
       <w:r>
         <w:rPr>
@@ -1520,7 +1831,55 @@
           <w:lang w:eastAsia="pt-BR"/>
         </w:rPr>
         <w:br/>
-        <w:t>o holopensene debatológico; o holopensene descrenciológico; os criticopensenes; a criticopense</w:t>
+        <w:t>o holopensene debatológico</w:t>
+      </w:r>
+      <w:r>
+        <w:rPr>
+          <w:rFonts w:eastAsia="Calibri"/>
+          <w:szCs w:val="22"/>
+          <w:lang w:eastAsia="pt-BR"/>
+        </w:rPr>
+        <w:t>;</w:t>
+      </w:r>
+      <w:r>
+        <w:rPr>
+          <w:rFonts w:eastAsia="Calibri"/>
+          <w:szCs w:val="22"/>
+          <w:lang w:eastAsia="pt-BR"/>
+        </w:rPr>
+        <w:t xml:space="preserve"> o holopensene descrenciológico</w:t>
+      </w:r>
+      <w:r>
+        <w:rPr>
+          <w:rFonts w:eastAsia="Calibri"/>
+          <w:szCs w:val="22"/>
+          <w:lang w:eastAsia="pt-BR"/>
+        </w:rPr>
+        <w:t>;</w:t>
+      </w:r>
+      <w:r>
+        <w:rPr>
+          <w:rFonts w:eastAsia="Calibri"/>
+          <w:szCs w:val="22"/>
+          <w:lang w:eastAsia="pt-BR"/>
+        </w:rPr>
+        <w:t xml:space="preserve"> os criticopensenes</w:t>
+      </w:r>
+      <w:r>
+        <w:rPr>
+          <w:rFonts w:eastAsia="Calibri"/>
+          <w:szCs w:val="22"/>
+          <w:lang w:eastAsia="pt-BR"/>
+        </w:rPr>
+        <w:t>;</w:t>
+      </w:r>
+      <w:r>
+        <w:rPr>
+          <w:rFonts w:eastAsia="Calibri"/>
+          <w:szCs w:val="22"/>
+          <w:lang w:eastAsia="pt-BR"/>
+        </w:rPr>
+        <w:t xml:space="preserve"> a criticopense</w:t>
       </w:r>
       <w:r>
         <w:rPr>
@@ -1529,7 +1888,87 @@
           <w:lang w:eastAsia="pt-BR"/>
         </w:rPr>
         <w:softHyphen/>
-        <w:t>nidade; os neopensenes; a neopensenidade; os interpensenes; a interpensenidade; os lucidopen</w:t>
+        <w:t>nidade</w:t>
+      </w:r>
+      <w:r>
+        <w:rPr>
+          <w:rFonts w:eastAsia="Calibri"/>
+          <w:szCs w:val="22"/>
+          <w:lang w:eastAsia="pt-BR"/>
+        </w:rPr>
+        <w:t>;</w:t>
+      </w:r>
+      <w:r>
+        <w:rPr>
+          <w:rFonts w:eastAsia="Calibri"/>
+          <w:szCs w:val="22"/>
+          <w:lang w:eastAsia="pt-BR"/>
+        </w:rPr>
+        <w:t xml:space="preserve"> os neopensenes</w:t>
+      </w:r>
+      <w:r>
+        <w:rPr>
+          <w:rFonts w:eastAsia="Calibri"/>
+          <w:szCs w:val="22"/>
+          <w:lang w:eastAsia="pt-BR"/>
+        </w:rPr>
+        <w:t>;</w:t>
+      </w:r>
+      <w:r>
+        <w:rPr>
+          <w:rFonts w:eastAsia="Calibri"/>
+          <w:szCs w:val="22"/>
+          <w:lang w:eastAsia="pt-BR"/>
+        </w:rPr>
+        <w:t xml:space="preserve"> a neopensenidade</w:t>
+      </w:r>
+      <w:r>
+        <w:rPr>
+          <w:rFonts w:eastAsia="Calibri"/>
+          <w:szCs w:val="22"/>
+          <w:lang w:eastAsia="pt-BR"/>
+        </w:rPr>
+        <w:t>;</w:t>
+      </w:r>
+      <w:r>
+        <w:rPr>
+          <w:rFonts w:eastAsia="Calibri"/>
+          <w:szCs w:val="22"/>
+          <w:lang w:eastAsia="pt-BR"/>
+        </w:rPr>
+        <w:t xml:space="preserve"> os interpensenes</w:t>
+      </w:r>
+      <w:r>
+        <w:rPr>
+          <w:rFonts w:eastAsia="Calibri"/>
+          <w:szCs w:val="22"/>
+          <w:lang w:eastAsia="pt-BR"/>
+        </w:rPr>
+        <w:t>;</w:t>
+      </w:r>
+      <w:r>
+        <w:rPr>
+          <w:rFonts w:eastAsia="Calibri"/>
+          <w:szCs w:val="22"/>
+          <w:lang w:eastAsia="pt-BR"/>
+        </w:rPr>
+        <w:t xml:space="preserve"> a interpensenidade</w:t>
+      </w:r>
+      <w:r>
+        <w:rPr>
+          <w:rFonts w:eastAsia="Calibri"/>
+          <w:szCs w:val="22"/>
+          <w:lang w:eastAsia="pt-BR"/>
+        </w:rPr>
+        <w:t>;</w:t>
+      </w:r>
+      <w:r>
+        <w:rPr>
+          <w:rFonts w:eastAsia="Calibri"/>
+          <w:szCs w:val="22"/>
+          <w:lang w:eastAsia="pt-BR"/>
+        </w:rPr>
+        <w:t xml:space="preserve"> os lucidopen</w:t>
       </w:r>
       <w:r>
         <w:rPr>
@@ -1538,7 +1977,71 @@
           <w:lang w:eastAsia="pt-BR"/>
         </w:rPr>
         <w:softHyphen/>
-        <w:t xml:space="preserve">senes; a lucidopensenidade; os grupopensenes; a grupopensenidade; o holopensene do </w:t>
+        <w:t>senes</w:t>
+      </w:r>
+      <w:r>
+        <w:rPr>
+          <w:rFonts w:eastAsia="Calibri"/>
+          <w:szCs w:val="22"/>
+          <w:lang w:eastAsia="pt-BR"/>
+        </w:rPr>
+        <w:t>;</w:t>
+      </w:r>
+      <w:r>
+        <w:rPr>
+          <w:rFonts w:eastAsia="Calibri"/>
+          <w:szCs w:val="22"/>
+          <w:lang w:eastAsia="pt-BR"/>
+        </w:rPr>
+        <w:t xml:space="preserve"> a lucidopensenidade</w:t>
+      </w:r>
+      <w:r>
+        <w:rPr>
+          <w:rFonts w:eastAsia="Calibri"/>
+          <w:szCs w:val="22"/>
+          <w:lang w:eastAsia="pt-BR"/>
+        </w:rPr>
+        <w:t>;</w:t>
+      </w:r>
+      <w:r>
+        <w:rPr>
+          <w:rFonts w:eastAsia="Calibri"/>
+          <w:szCs w:val="22"/>
+          <w:lang w:eastAsia="pt-BR"/>
+        </w:rPr>
+        <w:t xml:space="preserve"> os grupopensenes</w:t>
+      </w:r>
+      <w:r>
+        <w:rPr>
+          <w:rFonts w:eastAsia="Calibri"/>
+          <w:szCs w:val="22"/>
+          <w:lang w:eastAsia="pt-BR"/>
+        </w:rPr>
+        <w:t>;</w:t>
+      </w:r>
+      <w:r>
+        <w:rPr>
+          <w:rFonts w:eastAsia="Calibri"/>
+          <w:szCs w:val="22"/>
+          <w:lang w:eastAsia="pt-BR"/>
+        </w:rPr>
+        <w:t xml:space="preserve"> a grupopensenidade</w:t>
+      </w:r>
+      <w:r>
+        <w:rPr>
+          <w:rFonts w:eastAsia="Calibri"/>
+          <w:szCs w:val="22"/>
+          <w:lang w:eastAsia="pt-BR"/>
+        </w:rPr>
+        <w:t>;</w:t>
+      </w:r>
+      <w:r>
+        <w:rPr>
+          <w:rFonts w:eastAsia="Calibri"/>
+          <w:szCs w:val="22"/>
+          <w:lang w:eastAsia="pt-BR"/>
+        </w:rPr>
+        <w:t xml:space="preserve"> o holopensene do </w:t>
       </w:r>
       <w:r>
         <w:rPr>
@@ -1557,7 +2060,25 @@
           <w:szCs w:val="22"/>
           <w:lang w:eastAsia="pt-BR"/>
         </w:rPr>
-        <w:t xml:space="preserve"> (CI) pré-ressomático; </w:t>
+        <w:t xml:space="preserve"> (CI) pré-ressomático</w:t>
+      </w:r>
+      <w:r>
+        <w:rPr>
+          <w:rFonts w:eastAsia="Calibri"/>
+          <w:iCs/>
+          <w:szCs w:val="22"/>
+          <w:lang w:eastAsia="pt-BR"/>
+        </w:rPr>
+        <w:t>;</w:t>
+      </w:r>
+      <w:r>
+        <w:rPr>
+          <w:rFonts w:eastAsia="Calibri"/>
+          <w:iCs/>
+          <w:szCs w:val="22"/>
+          <w:lang w:eastAsia="pt-BR"/>
+        </w:rPr>
+        <w:t xml:space="preserve"> </w:t>
       </w:r>
       <w:r>
         <w:rPr>
@@ -1576,7 +2097,43 @@
           <w:lang w:eastAsia="pt-BR"/>
         </w:rPr>
         <w:lastRenderedPageBreak/>
-        <w:t xml:space="preserve">esclarecimento geral; os lateropensenes dos assediadores, expressando o antagonismo com as ideias ou consciências oponentes; os lateropensenes das consciexes intermissivistas, revelando </w:t>
+        <w:t>esclarecimento geral</w:t>
+      </w:r>
+      <w:r>
+        <w:rPr>
+          <w:rFonts w:eastAsia="Calibri"/>
+          <w:bCs/>
+          <w:szCs w:val="22"/>
+          <w:lang w:eastAsia="pt-BR"/>
+        </w:rPr>
+        <w:t>;</w:t>
+      </w:r>
+      <w:r>
+        <w:rPr>
+          <w:rFonts w:eastAsia="Calibri"/>
+          <w:bCs/>
+          <w:szCs w:val="22"/>
+          <w:lang w:eastAsia="pt-BR"/>
+        </w:rPr>
+        <w:t xml:space="preserve"> os lateropensenes dos assediadores, expressando o antagonismo com as ideias ou consciências oponentes</w:t>
+      </w:r>
+      <w:r>
+        <w:rPr>
+          <w:rFonts w:eastAsia="Calibri"/>
+          <w:bCs/>
+          <w:szCs w:val="22"/>
+          <w:lang w:eastAsia="pt-BR"/>
+        </w:rPr>
+        <w:t>;</w:t>
+      </w:r>
+      <w:r>
+        <w:rPr>
+          <w:rFonts w:eastAsia="Calibri"/>
+          <w:bCs/>
+          <w:szCs w:val="22"/>
+          <w:lang w:eastAsia="pt-BR"/>
+        </w:rPr>
+        <w:t xml:space="preserve"> os lateropensenes das consciexes intermissivistas, revelando </w:t>
       </w:r>
       <w:r>
         <w:rPr>
@@ -1586,7 +2143,25 @@
           <w:lang w:eastAsia="pt-BR"/>
         </w:rPr>
         <w:br/>
-        <w:t>o impacto das ideias ainda desconhecidas (neoverpons); a lateropensenidade</w:t>
+        <w:t>o impacto das ideias ainda desconhecidas (neoverpons)</w:t>
+      </w:r>
+      <w:r>
+        <w:rPr>
+          <w:rFonts w:eastAsia="Calibri"/>
+          <w:bCs/>
+          <w:szCs w:val="22"/>
+          <w:lang w:eastAsia="pt-BR"/>
+        </w:rPr>
+        <w:t>;</w:t>
+      </w:r>
+      <w:r>
+        <w:rPr>
+          <w:rFonts w:eastAsia="Calibri"/>
+          <w:bCs/>
+          <w:szCs w:val="22"/>
+          <w:lang w:eastAsia="pt-BR"/>
+        </w:rPr>
+        <w:t xml:space="preserve"> a lateropensenidade</w:t>
       </w:r>
       <w:r>
         <w:rPr>
@@ -1639,7 +2214,55 @@
           <w:szCs w:val="22"/>
           <w:lang w:eastAsia="pt-BR"/>
         </w:rPr>
-        <w:t xml:space="preserve"> a Tertúlia Matinal; a tertúlia pré-prandial; os encontros semanais dominicais; o </w:t>
+        <w:t xml:space="preserve"> a Tertúlia Matinal</w:t>
+      </w:r>
+      <w:r>
+        <w:rPr>
+          <w:rFonts w:eastAsia="Calibri"/>
+          <w:szCs w:val="22"/>
+          <w:lang w:eastAsia="pt-BR"/>
+        </w:rPr>
+        <w:t>;</w:t>
+      </w:r>
+      <w:r>
+        <w:rPr>
+          <w:rFonts w:eastAsia="Calibri"/>
+          <w:szCs w:val="22"/>
+          <w:lang w:eastAsia="pt-BR"/>
+        </w:rPr>
+        <w:t xml:space="preserve"> a tertúlia pré-prandial</w:t>
+      </w:r>
+      <w:r>
+        <w:rPr>
+          <w:rFonts w:eastAsia="Calibri"/>
+          <w:szCs w:val="22"/>
+          <w:lang w:eastAsia="pt-BR"/>
+        </w:rPr>
+        <w:t>;</w:t>
+      </w:r>
+      <w:r>
+        <w:rPr>
+          <w:rFonts w:eastAsia="Calibri"/>
+          <w:szCs w:val="22"/>
+          <w:lang w:eastAsia="pt-BR"/>
+        </w:rPr>
+        <w:t xml:space="preserve"> os encontros semanais dominicais</w:t>
+      </w:r>
+      <w:r>
+        <w:rPr>
+          <w:rFonts w:eastAsia="Calibri"/>
+          <w:szCs w:val="22"/>
+          <w:lang w:eastAsia="pt-BR"/>
+        </w:rPr>
+        <w:t>;</w:t>
+      </w:r>
+      <w:r>
+        <w:rPr>
+          <w:rFonts w:eastAsia="Calibri"/>
+          <w:szCs w:val="22"/>
+          <w:lang w:eastAsia="pt-BR"/>
+        </w:rPr>
+        <w:t xml:space="preserve"> o </w:t>
       </w:r>
       <w:r>
         <w:rPr>
@@ -1654,7 +2277,6 @@
       <w:r>
         <w:rPr>
           <w:rFonts w:eastAsia="Calibri"/>
-          <w:i/>
           <w:szCs w:val="22"/>
           <w:lang w:eastAsia="pt-BR"/>
         </w:rPr>
@@ -1684,7 +2306,23 @@
           <w:szCs w:val="22"/>
           <w:lang w:eastAsia="pt-BR"/>
         </w:rPr>
-        <w:t xml:space="preserve"> impresso e distribuído no dia; o arquivo disponibilizado para </w:t>
+        <w:t xml:space="preserve"> impresso e distribuído no dia</w:t>
+      </w:r>
+      <w:r>
+        <w:rPr>
+          <w:rFonts w:eastAsia="Calibri"/>
+          <w:szCs w:val="22"/>
+          <w:lang w:eastAsia="pt-BR"/>
+        </w:rPr>
+        <w:t>;</w:t>
+      </w:r>
+      <w:r>
+        <w:rPr>
+          <w:rFonts w:eastAsia="Calibri"/>
+          <w:szCs w:val="22"/>
+          <w:lang w:eastAsia="pt-BR"/>
+        </w:rPr>
+        <w:t xml:space="preserve"> o arquivo disponibilizado para </w:t>
       </w:r>
       <w:r>
         <w:rPr>
@@ -1699,36 +2337,68 @@
       <w:r>
         <w:rPr>
           <w:rFonts w:eastAsia="Calibri"/>
+          <w:szCs w:val="22"/>
+          <w:lang w:eastAsia="pt-BR"/>
+        </w:rPr>
+        <w:t>;</w:t>
+      </w:r>
+      <w:r>
+        <w:rPr>
+          <w:rFonts w:eastAsia="Calibri"/>
+          <w:szCs w:val="22"/>
+          <w:lang w:eastAsia="pt-BR"/>
+        </w:rPr>
+        <w:t xml:space="preserve"> a transmissão </w:t>
+      </w:r>
+      <w:r>
+        <w:rPr>
+          <w:rFonts w:eastAsia="Calibri"/>
           <w:i/>
           <w:szCs w:val="22"/>
           <w:lang w:eastAsia="pt-BR"/>
         </w:rPr>
+        <w:t>online</w:t>
+      </w:r>
+      <w:r>
+        <w:rPr>
+          <w:rFonts w:eastAsia="Calibri"/>
+          <w:szCs w:val="22"/>
+          <w:lang w:eastAsia="pt-BR"/>
+        </w:rPr>
         <w:t>;</w:t>
       </w:r>
       <w:r>
         <w:rPr>
           <w:rFonts w:eastAsia="Calibri"/>
-          <w:szCs w:val="22"/>
-          <w:lang w:eastAsia="pt-BR"/>
-        </w:rPr>
-        <w:t xml:space="preserve"> a transmissão </w:t>
-      </w:r>
-      <w:r>
-        <w:rPr>
-          <w:rFonts w:eastAsia="Calibri"/>
           <w:i/>
           <w:szCs w:val="22"/>
           <w:lang w:eastAsia="pt-BR"/>
         </w:rPr>
-        <w:t xml:space="preserve">online; </w:t>
-      </w:r>
-      <w:r>
-        <w:rPr>
-          <w:rFonts w:eastAsia="Calibri"/>
-          <w:szCs w:val="22"/>
-          <w:lang w:eastAsia="pt-BR"/>
-        </w:rPr>
-        <w:t xml:space="preserve">o registro gravado em mídia; </w:t>
+        <w:t xml:space="preserve"> </w:t>
+      </w:r>
+      <w:r>
+        <w:rPr>
+          <w:rFonts w:eastAsia="Calibri"/>
+          <w:szCs w:val="22"/>
+          <w:lang w:eastAsia="pt-BR"/>
+        </w:rPr>
+        <w:t>o registro gravado em mídia</w:t>
+      </w:r>
+      <w:r>
+        <w:rPr>
+          <w:rFonts w:eastAsia="Calibri"/>
+          <w:szCs w:val="22"/>
+          <w:lang w:eastAsia="pt-BR"/>
+        </w:rPr>
+        <w:t>;</w:t>
+      </w:r>
+      <w:r>
+        <w:rPr>
+          <w:rFonts w:eastAsia="Calibri"/>
+          <w:szCs w:val="22"/>
+          <w:lang w:eastAsia="pt-BR"/>
+        </w:rPr>
+        <w:t xml:space="preserve"> </w:t>
       </w:r>
       <w:r>
         <w:rPr>
@@ -1751,7 +2421,6 @@
       <w:r>
         <w:rPr>
           <w:bCs/>
-          <w:i/>
           <w:szCs w:val="22"/>
           <w:lang w:eastAsia="pt-BR"/>
         </w:rPr>
@@ -1771,7 +2440,23 @@
           <w:szCs w:val="22"/>
           <w:lang w:eastAsia="pt-BR"/>
         </w:rPr>
-        <w:t xml:space="preserve">a manhã de domingo, propícia ao descanso, ao lazer ou ao estudo; </w:t>
+        <w:t>a manhã de domingo, propícia ao descanso, ao lazer ou ao estudo</w:t>
+      </w:r>
+      <w:r>
+        <w:rPr>
+          <w:rFonts w:eastAsia="Calibri"/>
+          <w:szCs w:val="22"/>
+          <w:lang w:eastAsia="pt-BR"/>
+        </w:rPr>
+        <w:t>;</w:t>
+      </w:r>
+      <w:r>
+        <w:rPr>
+          <w:rFonts w:eastAsia="Calibri"/>
+          <w:szCs w:val="22"/>
+          <w:lang w:eastAsia="pt-BR"/>
+        </w:rPr>
+        <w:t xml:space="preserve"> </w:t>
       </w:r>
       <w:r>
         <w:rPr>
@@ -1780,7 +2465,43 @@
           <w:szCs w:val="22"/>
           <w:lang w:eastAsia="pt-BR"/>
         </w:rPr>
-        <w:t xml:space="preserve">o trabalho de bastidores da equipe da Tertúlia Matinal; os neotemas originais, visando a pesquisa científica; </w:t>
+        <w:t>o trabalho de bastidores da equipe da Tertúlia Matinal</w:t>
+      </w:r>
+      <w:r>
+        <w:rPr>
+          <w:rFonts w:eastAsia="Calibri"/>
+          <w:iCs/>
+          <w:szCs w:val="22"/>
+          <w:lang w:eastAsia="pt-BR"/>
+        </w:rPr>
+        <w:t>;</w:t>
+      </w:r>
+      <w:r>
+        <w:rPr>
+          <w:rFonts w:eastAsia="Calibri"/>
+          <w:iCs/>
+          <w:szCs w:val="22"/>
+          <w:lang w:eastAsia="pt-BR"/>
+        </w:rPr>
+        <w:t xml:space="preserve"> os neotemas originais, visando a pesquisa científica</w:t>
+      </w:r>
+      <w:r>
+        <w:rPr>
+          <w:rFonts w:eastAsia="Calibri"/>
+          <w:iCs/>
+          <w:szCs w:val="22"/>
+          <w:lang w:eastAsia="pt-BR"/>
+        </w:rPr>
+        <w:t>;</w:t>
+      </w:r>
+      <w:r>
+        <w:rPr>
+          <w:rFonts w:eastAsia="Calibri"/>
+          <w:iCs/>
+          <w:szCs w:val="22"/>
+          <w:lang w:eastAsia="pt-BR"/>
+        </w:rPr>
+        <w:t xml:space="preserve"> </w:t>
       </w:r>
       <w:r>
         <w:rPr>
@@ -1797,7 +2518,55 @@
           <w:lang w:eastAsia="pt-BR"/>
         </w:rPr>
         <w:softHyphen/>
-        <w:t>do a divulgação científica; as temáticas especiais relacionadas às efemérides conscienciológicas; o caráter suprainstitucional da Tertúlia Matinal; a forma adequada de apresentação do pesquisa</w:t>
+        <w:t>do a divulgação científica</w:t>
+      </w:r>
+      <w:r>
+        <w:rPr>
+          <w:rFonts w:eastAsia="Calibri"/>
+          <w:szCs w:val="22"/>
+          <w:lang w:eastAsia="pt-BR"/>
+        </w:rPr>
+        <w:t>;</w:t>
+      </w:r>
+      <w:r>
+        <w:rPr>
+          <w:rFonts w:eastAsia="Calibri"/>
+          <w:szCs w:val="22"/>
+          <w:lang w:eastAsia="pt-BR"/>
+        </w:rPr>
+        <w:t xml:space="preserve"> as temáticas especiais relacionadas às efemérides conscienciológicas</w:t>
+      </w:r>
+      <w:r>
+        <w:rPr>
+          <w:rFonts w:eastAsia="Calibri"/>
+          <w:szCs w:val="22"/>
+          <w:lang w:eastAsia="pt-BR"/>
+        </w:rPr>
+        <w:t>;</w:t>
+      </w:r>
+      <w:r>
+        <w:rPr>
+          <w:rFonts w:eastAsia="Calibri"/>
+          <w:szCs w:val="22"/>
+          <w:lang w:eastAsia="pt-BR"/>
+        </w:rPr>
+        <w:t xml:space="preserve"> o caráter suprainstitucional da Tertúlia Matinal</w:t>
+      </w:r>
+      <w:r>
+        <w:rPr>
+          <w:rFonts w:eastAsia="Calibri"/>
+          <w:szCs w:val="22"/>
+          <w:lang w:eastAsia="pt-BR"/>
+        </w:rPr>
+        <w:t>;</w:t>
+      </w:r>
+      <w:r>
+        <w:rPr>
+          <w:rFonts w:eastAsia="Calibri"/>
+          <w:szCs w:val="22"/>
+          <w:lang w:eastAsia="pt-BR"/>
+        </w:rPr>
+        <w:t xml:space="preserve"> a forma adequada de apresentação do pesquisa</w:t>
       </w:r>
       <w:r>
         <w:rPr>
@@ -1815,7 +2584,23 @@
           <w:lang w:eastAsia="pt-BR"/>
         </w:rPr>
         <w:softHyphen/>
-        <w:t>dagem dos temas; o conteúdo adequado de cognição prévia do pesquisador, expresso desde a pre</w:t>
+        <w:t>dagem dos temas</w:t>
+      </w:r>
+      <w:r>
+        <w:rPr>
+          <w:rFonts w:eastAsia="Calibri"/>
+          <w:szCs w:val="22"/>
+          <w:lang w:eastAsia="pt-BR"/>
+        </w:rPr>
+        <w:t>;</w:t>
+      </w:r>
+      <w:r>
+        <w:rPr>
+          <w:rFonts w:eastAsia="Calibri"/>
+          <w:szCs w:val="22"/>
+          <w:lang w:eastAsia="pt-BR"/>
+        </w:rPr>
+        <w:t xml:space="preserve"> o conteúdo adequado de cognição prévia do pesquisador, expresso desde a pre</w:t>
       </w:r>
       <w:r>
         <w:rPr>
@@ -1824,7 +2609,103 @@
           <w:lang w:eastAsia="pt-BR"/>
         </w:rPr>
         <w:softHyphen/>
-        <w:t>paração do assunto; a tarefa do esclarecimento autêntica e teática; o autoposicionamento público perante temas polêmicos; as heterocríticas cosmoéticas; a interação aberta e fraterna, deixando tempo, espaço e liberdade para as perguntas e comentários dos participantes; o desperdício de oportunidade de quem não se manifesta de modo frequente; a omissão deficitária da falta de posi</w:t>
+        <w:t>paração do assunto</w:t>
+      </w:r>
+      <w:r>
+        <w:rPr>
+          <w:rFonts w:eastAsia="Calibri"/>
+          <w:szCs w:val="22"/>
+          <w:lang w:eastAsia="pt-BR"/>
+        </w:rPr>
+        <w:t>;</w:t>
+      </w:r>
+      <w:r>
+        <w:rPr>
+          <w:rFonts w:eastAsia="Calibri"/>
+          <w:szCs w:val="22"/>
+          <w:lang w:eastAsia="pt-BR"/>
+        </w:rPr>
+        <w:t xml:space="preserve"> a tarefa do esclarecimento autêntica e teática</w:t>
+      </w:r>
+      <w:r>
+        <w:rPr>
+          <w:rFonts w:eastAsia="Calibri"/>
+          <w:szCs w:val="22"/>
+          <w:lang w:eastAsia="pt-BR"/>
+        </w:rPr>
+        <w:t>;</w:t>
+      </w:r>
+      <w:r>
+        <w:rPr>
+          <w:rFonts w:eastAsia="Calibri"/>
+          <w:szCs w:val="22"/>
+          <w:lang w:eastAsia="pt-BR"/>
+        </w:rPr>
+        <w:t xml:space="preserve"> o autoposicionamento público perante temas polêmicos</w:t>
+      </w:r>
+      <w:r>
+        <w:rPr>
+          <w:rFonts w:eastAsia="Calibri"/>
+          <w:szCs w:val="22"/>
+          <w:lang w:eastAsia="pt-BR"/>
+        </w:rPr>
+        <w:t>;</w:t>
+      </w:r>
+      <w:r>
+        <w:rPr>
+          <w:rFonts w:eastAsia="Calibri"/>
+          <w:szCs w:val="22"/>
+          <w:lang w:eastAsia="pt-BR"/>
+        </w:rPr>
+        <w:t xml:space="preserve"> as heterocríticas cosmoéticas</w:t>
+      </w:r>
+      <w:r>
+        <w:rPr>
+          <w:rFonts w:eastAsia="Calibri"/>
+          <w:szCs w:val="22"/>
+          <w:lang w:eastAsia="pt-BR"/>
+        </w:rPr>
+        <w:t>;</w:t>
+      </w:r>
+      <w:r>
+        <w:rPr>
+          <w:rFonts w:eastAsia="Calibri"/>
+          <w:szCs w:val="22"/>
+          <w:lang w:eastAsia="pt-BR"/>
+        </w:rPr>
+        <w:t xml:space="preserve"> a interação aberta e fraterna, deixando tempo, espaço e liberdade para as perguntas e comentários dos participantes</w:t>
+      </w:r>
+      <w:r>
+        <w:rPr>
+          <w:rFonts w:eastAsia="Calibri"/>
+          <w:szCs w:val="22"/>
+          <w:lang w:eastAsia="pt-BR"/>
+        </w:rPr>
+        <w:t>;</w:t>
+      </w:r>
+      <w:r>
+        <w:rPr>
+          <w:rFonts w:eastAsia="Calibri"/>
+          <w:szCs w:val="22"/>
+          <w:lang w:eastAsia="pt-BR"/>
+        </w:rPr>
+        <w:t xml:space="preserve"> o desperdício de oportunidade de quem não se manifesta de modo frequente</w:t>
+      </w:r>
+      <w:r>
+        <w:rPr>
+          <w:rFonts w:eastAsia="Calibri"/>
+          <w:szCs w:val="22"/>
+          <w:lang w:eastAsia="pt-BR"/>
+        </w:rPr>
+        <w:t>;</w:t>
+      </w:r>
+      <w:r>
+        <w:rPr>
+          <w:rFonts w:eastAsia="Calibri"/>
+          <w:szCs w:val="22"/>
+          <w:lang w:eastAsia="pt-BR"/>
+        </w:rPr>
+        <w:t xml:space="preserve"> a omissão deficitária da falta de posi</w:t>
       </w:r>
       <w:r>
         <w:rPr>
@@ -1833,7 +2714,23 @@
           <w:lang w:eastAsia="pt-BR"/>
         </w:rPr>
         <w:softHyphen/>
-        <w:t>cionamento, a fim de se preservar de eventuais polêmicas; o incentivo motivador às auto e hetero</w:t>
+        <w:t>cionamento, a fim de se preservar de eventuais polêmicas</w:t>
+      </w:r>
+      <w:r>
+        <w:rPr>
+          <w:rFonts w:eastAsia="Calibri"/>
+          <w:szCs w:val="22"/>
+          <w:lang w:eastAsia="pt-BR"/>
+        </w:rPr>
+        <w:t>;</w:t>
+      </w:r>
+      <w:r>
+        <w:rPr>
+          <w:rFonts w:eastAsia="Calibri"/>
+          <w:szCs w:val="22"/>
+          <w:lang w:eastAsia="pt-BR"/>
+        </w:rPr>
+        <w:t xml:space="preserve"> o incentivo motivador às auto e hetero</w:t>
       </w:r>
       <w:r>
         <w:rPr>
@@ -1842,7 +2739,31 @@
           <w:lang w:eastAsia="pt-BR"/>
         </w:rPr>
         <w:softHyphen/>
-        <w:t>pesquisas a partir do assunto apresentado; a aprendizagem evolutiva grupal;</w:t>
+        <w:t>pesquisas a partir do assunto apresentado</w:t>
+      </w:r>
+      <w:r>
+        <w:rPr>
+          <w:rFonts w:eastAsia="Calibri"/>
+          <w:szCs w:val="22"/>
+          <w:lang w:eastAsia="pt-BR"/>
+        </w:rPr>
+        <w:t>;</w:t>
+      </w:r>
+      <w:r>
+        <w:rPr>
+          <w:rFonts w:eastAsia="Calibri"/>
+          <w:szCs w:val="22"/>
+          <w:lang w:eastAsia="pt-BR"/>
+        </w:rPr>
+        <w:t xml:space="preserve"> a aprendizagem evolutiva grupal</w:t>
+      </w:r>
+      <w:r>
+        <w:rPr>
+          <w:rFonts w:eastAsia="Calibri"/>
+          <w:szCs w:val="22"/>
+          <w:lang w:eastAsia="pt-BR"/>
+        </w:rPr>
+        <w:t>;</w:t>
       </w:r>
       <w:r>
         <w:rPr>
@@ -1865,11 +2786,19 @@
       <w:r>
         <w:rPr>
           <w:bCs/>
+          <w:szCs w:val="22"/>
+          <w:lang w:eastAsia="pt-BR"/>
+        </w:rPr>
+        <w:t>;</w:t>
+      </w:r>
+      <w:r>
+        <w:rPr>
+          <w:bCs/>
           <w:i/>
           <w:szCs w:val="22"/>
           <w:lang w:eastAsia="pt-BR"/>
         </w:rPr>
-        <w:t xml:space="preserve">; </w:t>
+        <w:t xml:space="preserve"> </w:t>
       </w:r>
       <w:r>
         <w:rPr>
@@ -1886,7 +2815,55 @@
           <w:lang w:eastAsia="pt-BR"/>
         </w:rPr>
         <w:softHyphen/>
-        <w:t xml:space="preserve">ção adequada; a liderança paracientífica na área temática; o autorrevezamento mentalsomático; </w:t>
+        <w:t>ção adequada</w:t>
+      </w:r>
+      <w:r>
+        <w:rPr>
+          <w:bCs/>
+          <w:szCs w:val="22"/>
+          <w:lang w:eastAsia="pt-BR"/>
+        </w:rPr>
+        <w:t>;</w:t>
+      </w:r>
+      <w:r>
+        <w:rPr>
+          <w:bCs/>
+          <w:szCs w:val="22"/>
+          <w:lang w:eastAsia="pt-BR"/>
+        </w:rPr>
+        <w:t xml:space="preserve"> a liderança paracientífica na área temática</w:t>
+      </w:r>
+      <w:r>
+        <w:rPr>
+          <w:bCs/>
+          <w:szCs w:val="22"/>
+          <w:lang w:eastAsia="pt-BR"/>
+        </w:rPr>
+        <w:t>;</w:t>
+      </w:r>
+      <w:r>
+        <w:rPr>
+          <w:bCs/>
+          <w:szCs w:val="22"/>
+          <w:lang w:eastAsia="pt-BR"/>
+        </w:rPr>
+        <w:t xml:space="preserve"> o autorrevezamento mentalsomático</w:t>
+      </w:r>
+      <w:r>
+        <w:rPr>
+          <w:bCs/>
+          <w:szCs w:val="22"/>
+          <w:lang w:eastAsia="pt-BR"/>
+        </w:rPr>
+        <w:t>;</w:t>
+      </w:r>
+      <w:r>
+        <w:rPr>
+          <w:bCs/>
+          <w:szCs w:val="22"/>
+          <w:lang w:eastAsia="pt-BR"/>
+        </w:rPr>
+        <w:t xml:space="preserve"> </w:t>
       </w:r>
       <w:r>
         <w:rPr>
@@ -1957,7 +2934,16 @@
           <w:szCs w:val="22"/>
           <w:lang w:eastAsia="pt-BR"/>
         </w:rPr>
-        <w:t xml:space="preserve">; </w:t>
+        <w:t>;</w:t>
+      </w:r>
+      <w:r>
+        <w:rPr>
+          <w:rFonts w:eastAsia="Calibri"/>
+          <w:bCs/>
+          <w:szCs w:val="22"/>
+          <w:lang w:eastAsia="pt-BR"/>
+        </w:rPr>
+        <w:t xml:space="preserve"> </w:t>
       </w:r>
       <w:r>
         <w:rPr>
@@ -1989,7 +2975,6 @@
       <w:r>
         <w:rPr>
           <w:rFonts w:eastAsia="Calibri"/>
-          <w:i/>
           <w:szCs w:val="22"/>
           <w:lang w:eastAsia="pt-BR"/>
         </w:rPr>
@@ -2029,7 +3014,25 @@
           <w:lang w:eastAsia="pt-BR"/>
         </w:rPr>
         <w:br/>
-        <w:t xml:space="preserve">à apresentação da Tertúlia Matinal; </w:t>
+        <w:t>à apresentação da Tertúlia Matinal</w:t>
+      </w:r>
+      <w:r>
+        <w:rPr>
+          <w:rFonts w:eastAsia="Calibri"/>
+          <w:iCs/>
+          <w:szCs w:val="22"/>
+          <w:lang w:eastAsia="pt-BR"/>
+        </w:rPr>
+        <w:t>;</w:t>
+      </w:r>
+      <w:r>
+        <w:rPr>
+          <w:rFonts w:eastAsia="Calibri"/>
+          <w:iCs/>
+          <w:szCs w:val="22"/>
+          <w:lang w:eastAsia="pt-BR"/>
+        </w:rPr>
+        <w:t xml:space="preserve"> </w:t>
       </w:r>
       <w:r>
         <w:rPr>
@@ -2044,7 +3047,21 @@
           <w:lang w:eastAsia="pt-BR"/>
         </w:rPr>
         <w:br/>
-        <w:t xml:space="preserve">e aprendendo em conjunto com as conscins presentes; </w:t>
+        <w:t>e aprendendo em conjunto com as conscins presentes</w:t>
+      </w:r>
+      <w:r>
+        <w:rPr>
+          <w:szCs w:val="22"/>
+          <w:lang w:eastAsia="pt-BR"/>
+        </w:rPr>
+        <w:t>;</w:t>
+      </w:r>
+      <w:r>
+        <w:rPr>
+          <w:szCs w:val="22"/>
+          <w:lang w:eastAsia="pt-BR"/>
+        </w:rPr>
+        <w:t xml:space="preserve"> </w:t>
       </w:r>
       <w:r>
         <w:rPr>
@@ -2063,7 +3080,25 @@
           <w:lang w:eastAsia="pt-BR"/>
         </w:rPr>
         <w:softHyphen/>
-        <w:t xml:space="preserve">mentos; o </w:t>
+        <w:t>mentos</w:t>
+      </w:r>
+      <w:r>
+        <w:rPr>
+          <w:rFonts w:eastAsia="Calibri"/>
+          <w:bCs/>
+          <w:szCs w:val="22"/>
+          <w:lang w:eastAsia="pt-BR"/>
+        </w:rPr>
+        <w:t>;</w:t>
+      </w:r>
+      <w:r>
+        <w:rPr>
+          <w:rFonts w:eastAsia="Calibri"/>
+          <w:bCs/>
+          <w:szCs w:val="22"/>
+          <w:lang w:eastAsia="pt-BR"/>
+        </w:rPr>
+        <w:t xml:space="preserve"> o </w:t>
       </w:r>
       <w:r>
         <w:rPr>
@@ -2120,15 +3155,67 @@
           <w:szCs w:val="22"/>
           <w:lang w:eastAsia="pt-BR"/>
         </w:rPr>
-        <w:t xml:space="preserve">esclarecimento multidimensional coletivo; os corredores heurísticos grupais; </w:t>
-      </w:r>
-      <w:r>
-        <w:rPr>
-          <w:bCs/>
-          <w:szCs w:val="22"/>
-          <w:lang w:eastAsia="pt-BR"/>
-        </w:rPr>
-        <w:t xml:space="preserve">o simulacro da comunex temporária Pandeiro; a contraparte das salas de aula da comunex Interlúdio, correspondendo, do ponto de vista das consciexes intermissivistas, ao </w:t>
+        <w:t>esclarecimento multidimensional coletivo</w:t>
+      </w:r>
+      <w:r>
+        <w:rPr>
+          <w:rFonts w:eastAsia="Calibri"/>
+          <w:bCs/>
+          <w:szCs w:val="22"/>
+          <w:lang w:eastAsia="pt-BR"/>
+        </w:rPr>
+        <w:t>;</w:t>
+      </w:r>
+      <w:r>
+        <w:rPr>
+          <w:rFonts w:eastAsia="Calibri"/>
+          <w:bCs/>
+          <w:szCs w:val="22"/>
+          <w:lang w:eastAsia="pt-BR"/>
+        </w:rPr>
+        <w:t xml:space="preserve"> os corredores heurísticos grupais</w:t>
+      </w:r>
+      <w:r>
+        <w:rPr>
+          <w:rFonts w:eastAsia="Calibri"/>
+          <w:bCs/>
+          <w:szCs w:val="22"/>
+          <w:lang w:eastAsia="pt-BR"/>
+        </w:rPr>
+        <w:t>;</w:t>
+      </w:r>
+      <w:r>
+        <w:rPr>
+          <w:rFonts w:eastAsia="Calibri"/>
+          <w:bCs/>
+          <w:szCs w:val="22"/>
+          <w:lang w:eastAsia="pt-BR"/>
+        </w:rPr>
+        <w:t xml:space="preserve"> </w:t>
+      </w:r>
+      <w:r>
+        <w:rPr>
+          <w:bCs/>
+          <w:szCs w:val="22"/>
+          <w:lang w:eastAsia="pt-BR"/>
+        </w:rPr>
+        <w:t>o simulacro da comunex temporária Pandeiro</w:t>
+      </w:r>
+      <w:r>
+        <w:rPr>
+          <w:bCs/>
+          <w:szCs w:val="22"/>
+          <w:lang w:eastAsia="pt-BR"/>
+        </w:rPr>
+        <w:t>;</w:t>
+      </w:r>
+      <w:r>
+        <w:rPr>
+          <w:bCs/>
+          <w:szCs w:val="22"/>
+          <w:lang w:eastAsia="pt-BR"/>
+        </w:rPr>
+        <w:t xml:space="preserve"> a contraparte das salas de aula da comunex Interlúdio, correspondendo, do ponto de vista das consciexes intermissivistas, ao </w:t>
       </w:r>
       <w:r>
         <w:rPr>
@@ -2254,7 +3341,25 @@
           <w:szCs w:val="22"/>
           <w:lang w:eastAsia="pt-BR"/>
         </w:rPr>
-        <w:t xml:space="preserve">através das energias conscienciais (ECs); </w:t>
+        <w:t>através das energias conscienciais (ECs)</w:t>
+      </w:r>
+      <w:r>
+        <w:rPr>
+          <w:rFonts w:eastAsia="Calibri"/>
+          <w:bCs/>
+          <w:szCs w:val="22"/>
+          <w:lang w:eastAsia="pt-BR"/>
+        </w:rPr>
+        <w:t>;</w:t>
+      </w:r>
+      <w:r>
+        <w:rPr>
+          <w:rFonts w:eastAsia="Calibri"/>
+          <w:bCs/>
+          <w:szCs w:val="22"/>
+          <w:lang w:eastAsia="pt-BR"/>
+        </w:rPr>
+        <w:t xml:space="preserve"> </w:t>
       </w:r>
       <w:r>
         <w:rPr>
@@ -2286,7 +3391,14 @@
           <w:szCs w:val="22"/>
           <w:lang w:eastAsia="pt-BR"/>
         </w:rPr>
-        <w:t>res mentaissomáticos dos participantes;</w:t>
+        <w:t>res mentaissomáticos dos participantes</w:t>
+      </w:r>
+      <w:r>
+        <w:rPr>
+          <w:szCs w:val="22"/>
+          <w:lang w:eastAsia="pt-BR"/>
+        </w:rPr>
+        <w:t>;</w:t>
       </w:r>
       <w:r>
         <w:rPr>
@@ -2301,7 +3413,14 @@
           <w:szCs w:val="22"/>
           <w:lang w:eastAsia="pt-BR"/>
         </w:rPr>
-        <w:t>sinergismo resultante das associações de ideias;</w:t>
+        <w:t>sinergismo resultante das associações de ideias</w:t>
+      </w:r>
+      <w:r>
+        <w:rPr>
+          <w:szCs w:val="22"/>
+          <w:lang w:eastAsia="pt-BR"/>
+        </w:rPr>
+        <w:t>;</w:t>
       </w:r>
       <w:r>
         <w:rPr>
@@ -2325,7 +3444,14 @@
           <w:lang w:eastAsia="pt-BR"/>
         </w:rPr>
         <w:softHyphen/>
-        <w:t>tico;</w:t>
+        <w:t>tico</w:t>
+      </w:r>
+      <w:r>
+        <w:rPr>
+          <w:szCs w:val="22"/>
+          <w:lang w:eastAsia="pt-BR"/>
+        </w:rPr>
+        <w:t>;</w:t>
       </w:r>
       <w:r>
         <w:rPr>
@@ -2395,7 +3521,25 @@
           <w:szCs w:val="22"/>
           <w:lang w:eastAsia="pt-BR"/>
         </w:rPr>
-        <w:t xml:space="preserve">(PD); </w:t>
+        <w:t>(PD)</w:t>
+      </w:r>
+      <w:r>
+        <w:rPr>
+          <w:rFonts w:eastAsia="Calibri"/>
+          <w:iCs/>
+          <w:szCs w:val="22"/>
+          <w:lang w:eastAsia="pt-BR"/>
+        </w:rPr>
+        <w:t>;</w:t>
+      </w:r>
+      <w:r>
+        <w:rPr>
+          <w:rFonts w:eastAsia="Calibri"/>
+          <w:iCs/>
+          <w:szCs w:val="22"/>
+          <w:lang w:eastAsia="pt-BR"/>
+        </w:rPr>
+        <w:t xml:space="preserve"> </w:t>
       </w:r>
       <w:r>
         <w:rPr>
@@ -2420,7 +3564,23 @@
           <w:szCs w:val="22"/>
           <w:lang w:eastAsia="pt-BR"/>
         </w:rPr>
-        <w:t xml:space="preserve">(PPP); o </w:t>
+        <w:t>(PPP)</w:t>
+      </w:r>
+      <w:r>
+        <w:rPr>
+          <w:rFonts w:eastAsia="Calibri"/>
+          <w:szCs w:val="22"/>
+          <w:lang w:eastAsia="pt-BR"/>
+        </w:rPr>
+        <w:t>;</w:t>
+      </w:r>
+      <w:r>
+        <w:rPr>
+          <w:rFonts w:eastAsia="Calibri"/>
+          <w:szCs w:val="22"/>
+          <w:lang w:eastAsia="pt-BR"/>
+        </w:rPr>
+        <w:t xml:space="preserve"> o </w:t>
       </w:r>
       <w:r>
         <w:rPr>
@@ -2439,7 +3599,16 @@
           <w:szCs w:val="22"/>
           <w:lang w:eastAsia="pt-BR"/>
         </w:rPr>
-        <w:t>(PEP);</w:t>
+        <w:t>(PEP)</w:t>
+      </w:r>
+      <w:r>
+        <w:rPr>
+          <w:rFonts w:eastAsia="Calibri"/>
+          <w:iCs/>
+          <w:szCs w:val="22"/>
+          <w:lang w:eastAsia="pt-BR"/>
+        </w:rPr>
+        <w:t>;</w:t>
       </w:r>
       <w:r>
         <w:rPr>
@@ -2520,7 +3689,23 @@
           <w:szCs w:val="22"/>
           <w:lang w:eastAsia="pt-BR"/>
         </w:rPr>
-        <w:t xml:space="preserve">orientando a intencionalidade do pesquisador e do debatedor; o </w:t>
+        <w:t>orientando a intencionalidade do pesquisador e do debatedor</w:t>
+      </w:r>
+      <w:r>
+        <w:rPr>
+          <w:rFonts w:eastAsia="Calibri"/>
+          <w:szCs w:val="22"/>
+          <w:lang w:eastAsia="pt-BR"/>
+        </w:rPr>
+        <w:t>;</w:t>
+      </w:r>
+      <w:r>
+        <w:rPr>
+          <w:rFonts w:eastAsia="Calibri"/>
+          <w:szCs w:val="22"/>
+          <w:lang w:eastAsia="pt-BR"/>
+        </w:rPr>
+        <w:t xml:space="preserve"> o </w:t>
       </w:r>
       <w:r>
         <w:rPr>
@@ -2565,7 +3750,26 @@
           <w:szCs w:val="22"/>
           <w:lang w:eastAsia="pt-BR"/>
         </w:rPr>
-        <w:t xml:space="preserve">interação entre os participantes; </w:t>
+        <w:t>interação entre os participantes</w:t>
+      </w:r>
+      <w:r>
+        <w:rPr>
+          <w:rFonts w:eastAsia="Calibri"/>
+          <w:iCs/>
+          <w:szCs w:val="22"/>
+          <w:lang w:eastAsia="pt-BR"/>
+        </w:rPr>
+        <w:t>;</w:t>
+      </w:r>
+      <w:r>
+        <w:rPr>
+          <w:rFonts w:eastAsia="Calibri"/>
+          <w:i/>
+          <w:iCs/>
+          <w:szCs w:val="22"/>
+          <w:lang w:eastAsia="pt-BR"/>
+        </w:rPr>
+        <w:t xml:space="preserve"> </w:t>
       </w:r>
       <w:r>
         <w:rPr>
@@ -2640,7 +3844,25 @@
           <w:szCs w:val="22"/>
           <w:lang w:eastAsia="pt-BR"/>
         </w:rPr>
-        <w:t xml:space="preserve">especificamente do debate tarístico; as </w:t>
+        <w:t>especificamente do debate tarístico</w:t>
+      </w:r>
+      <w:r>
+        <w:rPr>
+          <w:rFonts w:eastAsia="Calibri"/>
+          <w:bCs/>
+          <w:szCs w:val="22"/>
+          <w:lang w:eastAsia="pt-BR"/>
+        </w:rPr>
+        <w:t>;</w:t>
+      </w:r>
+      <w:r>
+        <w:rPr>
+          <w:rFonts w:eastAsia="Calibri"/>
+          <w:bCs/>
+          <w:szCs w:val="22"/>
+          <w:lang w:eastAsia="pt-BR"/>
+        </w:rPr>
+        <w:t xml:space="preserve"> as </w:t>
       </w:r>
       <w:r>
         <w:rPr>
@@ -2705,7 +3927,14 @@
           <w:szCs w:val="22"/>
           <w:lang w:eastAsia="pt-BR"/>
         </w:rPr>
-        <w:t>técnicas de auto e heteropesquisa conscienciológicas;</w:t>
+        <w:t>técnicas de auto e heteropesquisa conscienciológicas</w:t>
+      </w:r>
+      <w:r>
+        <w:rPr>
+          <w:szCs w:val="22"/>
+          <w:lang w:eastAsia="pt-BR"/>
+        </w:rPr>
+        <w:t>;</w:t>
       </w:r>
       <w:r>
         <w:rPr>
@@ -2720,7 +3949,14 @@
           <w:szCs w:val="22"/>
           <w:lang w:eastAsia="pt-BR"/>
         </w:rPr>
-        <w:t>técnicas de argumentação cosmoética;</w:t>
+        <w:t>técnicas de argumentação cosmoética</w:t>
+      </w:r>
+      <w:r>
+        <w:rPr>
+          <w:szCs w:val="22"/>
+          <w:lang w:eastAsia="pt-BR"/>
+        </w:rPr>
+        <w:t>;</w:t>
       </w:r>
       <w:r>
         <w:rPr>
@@ -2740,10 +3976,38 @@
       </w:r>
       <w:r>
         <w:rPr>
+          <w:szCs w:val="22"/>
+          <w:lang w:eastAsia="pt-BR"/>
+        </w:rPr>
+        <w:t>;</w:t>
+      </w:r>
+      <w:r>
+        <w:rPr>
+          <w:szCs w:val="22"/>
+          <w:lang w:eastAsia="pt-BR"/>
+        </w:rPr>
+        <w:t xml:space="preserve"> a </w:t>
+      </w:r>
+      <w:r>
+        <w:rPr>
           <w:i/>
           <w:szCs w:val="22"/>
           <w:lang w:eastAsia="pt-BR"/>
         </w:rPr>
+        <w:t xml:space="preserve">técnica da circularidade </w:t>
+      </w:r>
+      <w:r>
+        <w:rPr>
+          <w:szCs w:val="22"/>
+          <w:lang w:eastAsia="pt-BR"/>
+        </w:rPr>
+        <w:t>na exposição dos argumentos</w:t>
+      </w:r>
+      <w:r>
+        <w:rPr>
+          <w:szCs w:val="22"/>
+          <w:lang w:eastAsia="pt-BR"/>
+        </w:rPr>
         <w:t>;</w:t>
       </w:r>
       <w:r>
@@ -2759,14 +4023,21 @@
           <w:szCs w:val="22"/>
           <w:lang w:eastAsia="pt-BR"/>
         </w:rPr>
-        <w:t xml:space="preserve">técnica da circularidade </w:t>
-      </w:r>
-      <w:r>
-        <w:rPr>
-          <w:szCs w:val="22"/>
-          <w:lang w:eastAsia="pt-BR"/>
-        </w:rPr>
-        <w:t xml:space="preserve">na exposição dos argumentos; a </w:t>
+        <w:t>técnica da autexposição pessoal</w:t>
+      </w:r>
+      <w:r>
+        <w:rPr>
+          <w:szCs w:val="22"/>
+          <w:lang w:eastAsia="pt-BR"/>
+        </w:rPr>
+        <w:t>;</w:t>
+      </w:r>
+      <w:r>
+        <w:rPr>
+          <w:szCs w:val="22"/>
+          <w:lang w:eastAsia="pt-BR"/>
+        </w:rPr>
+        <w:t xml:space="preserve"> as </w:t>
       </w:r>
       <w:r>
         <w:rPr>
@@ -2774,14 +4045,28 @@
           <w:szCs w:val="22"/>
           <w:lang w:eastAsia="pt-BR"/>
         </w:rPr>
-        <w:t>técnica da autexposição pessoal;</w:t>
-      </w:r>
-      <w:r>
-        <w:rPr>
-          <w:szCs w:val="22"/>
-          <w:lang w:eastAsia="pt-BR"/>
-        </w:rPr>
-        <w:t xml:space="preserve"> as </w:t>
+        <w:t xml:space="preserve">técnicas parapedagógicas do pesquisador </w:t>
+      </w:r>
+      <w:r>
+        <w:rPr>
+          <w:szCs w:val="22"/>
+          <w:lang w:eastAsia="pt-BR"/>
+        </w:rPr>
+        <w:t>ao preparar e realizar a apresentação</w:t>
+      </w:r>
+      <w:r>
+        <w:rPr>
+          <w:szCs w:val="22"/>
+          <w:lang w:eastAsia="pt-BR"/>
+        </w:rPr>
+        <w:t>;</w:t>
+      </w:r>
+      <w:r>
+        <w:rPr>
+          <w:szCs w:val="22"/>
+          <w:lang w:eastAsia="pt-BR"/>
+        </w:rPr>
+        <w:t xml:space="preserve"> a </w:t>
       </w:r>
       <w:r>
         <w:rPr>
@@ -2789,26 +4074,10 @@
           <w:szCs w:val="22"/>
           <w:lang w:eastAsia="pt-BR"/>
         </w:rPr>
-        <w:t xml:space="preserve">técnicas parapedagógicas do pesquisador </w:t>
-      </w:r>
-      <w:r>
-        <w:rPr>
-          <w:szCs w:val="22"/>
-          <w:lang w:eastAsia="pt-BR"/>
-        </w:rPr>
-        <w:t xml:space="preserve">ao preparar e realizar a apresentação; a </w:t>
-      </w:r>
-      <w:r>
-        <w:rPr>
-          <w:i/>
-          <w:szCs w:val="22"/>
-          <w:lang w:eastAsia="pt-BR"/>
-        </w:rPr>
         <w:t>técnica do estoque regulador de ouvintes</w:t>
       </w:r>
       <w:r>
         <w:rPr>
-          <w:i/>
           <w:iCs/>
           <w:szCs w:val="22"/>
           <w:lang w:eastAsia="pt-BR"/>
@@ -2901,28 +4170,35 @@
       <w:r>
         <w:rPr>
           <w:rFonts w:eastAsia="Calibri"/>
+          <w:szCs w:val="22"/>
+          <w:lang w:eastAsia="pt-BR"/>
+        </w:rPr>
+        <w:t>;</w:t>
+      </w:r>
+      <w:r>
+        <w:rPr>
+          <w:rFonts w:eastAsia="Calibri"/>
+          <w:szCs w:val="22"/>
+          <w:lang w:eastAsia="pt-BR"/>
+        </w:rPr>
+        <w:t xml:space="preserve"> os </w:t>
+      </w:r>
+      <w:r>
+        <w:rPr>
+          <w:rFonts w:eastAsia="Calibri"/>
           <w:i/>
           <w:szCs w:val="22"/>
           <w:lang w:eastAsia="pt-BR"/>
         </w:rPr>
+        <w:t>voluntários da Tertúlia Matinal</w:t>
+      </w:r>
+      <w:r>
+        <w:rPr>
+          <w:rFonts w:eastAsia="Calibri"/>
+          <w:szCs w:val="22"/>
+          <w:lang w:eastAsia="pt-BR"/>
+        </w:rPr>
         <w:t>;</w:t>
-      </w:r>
-      <w:r>
-        <w:rPr>
-          <w:rFonts w:eastAsia="Calibri"/>
-          <w:szCs w:val="22"/>
-          <w:lang w:eastAsia="pt-BR"/>
-        </w:rPr>
-        <w:t xml:space="preserve"> os </w:t>
-      </w:r>
-      <w:r>
-        <w:rPr>
-          <w:rFonts w:eastAsia="Calibri"/>
-          <w:i/>
-          <w:szCs w:val="22"/>
-          <w:lang w:eastAsia="pt-BR"/>
-        </w:rPr>
-        <w:t>voluntários da Tertúlia Matinal;</w:t>
       </w:r>
       <w:r>
         <w:rPr>
@@ -3071,7 +4347,16 @@
           <w:szCs w:val="22"/>
           <w:lang w:eastAsia="pt-BR"/>
         </w:rPr>
-        <w:t>laboratório conscienciológico da Automentalsomatologia;</w:t>
+        <w:t>laboratório conscienciológico da Automentalsomatologia</w:t>
+      </w:r>
+      <w:r>
+        <w:rPr>
+          <w:rFonts w:eastAsia="Calibri"/>
+          <w:bCs/>
+          <w:szCs w:val="22"/>
+          <w:lang w:eastAsia="pt-BR"/>
+        </w:rPr>
+        <w:t>;</w:t>
       </w:r>
       <w:r>
         <w:rPr>
@@ -3115,7 +4400,6 @@
         <w:rPr>
           <w:rFonts w:eastAsia="Calibri"/>
           <w:bCs/>
-          <w:i/>
           <w:iCs/>
           <w:szCs w:val="22"/>
           <w:lang w:eastAsia="pt-BR"/>
@@ -3219,7 +4503,15 @@
           <w:szCs w:val="22"/>
           <w:lang w:eastAsia="pt-BR"/>
         </w:rPr>
-        <w:t>efeito revelador e potencializador do epicentrismo pessoal da conscin pesquisadora;</w:t>
+        <w:t>efeito revelador e potencializador do epicentrismo pessoal da conscin pesquisadora</w:t>
+      </w:r>
+      <w:r>
+        <w:rPr>
+          <w:rFonts w:eastAsia="Calibri"/>
+          <w:szCs w:val="22"/>
+          <w:lang w:eastAsia="pt-BR"/>
+        </w:rPr>
+        <w:t>;</w:t>
       </w:r>
       <w:r>
         <w:rPr>
@@ -3294,7 +4586,15 @@
           <w:szCs w:val="22"/>
           <w:lang w:eastAsia="pt-BR"/>
         </w:rPr>
-        <w:t xml:space="preserve"> criadas na discussão mentalsomática grupal;</w:t>
+        <w:t xml:space="preserve"> criadas na discussão mentalsomática grupal</w:t>
+      </w:r>
+      <w:r>
+        <w:rPr>
+          <w:rFonts w:eastAsia="Calibri"/>
+          <w:szCs w:val="22"/>
+          <w:lang w:eastAsia="pt-BR"/>
+        </w:rPr>
+        <w:t>;</w:t>
       </w:r>
       <w:r>
         <w:rPr>
@@ -3541,36 +4841,34 @@
       <w:r>
         <w:rPr>
           <w:rFonts w:eastAsia="Calibri"/>
+          <w:iCs/>
+          <w:szCs w:val="22"/>
+          <w:lang w:eastAsia="pt-BR"/>
+        </w:rPr>
+        <w:t>;</w:t>
+      </w:r>
+      <w:r>
+        <w:rPr>
+          <w:rFonts w:eastAsia="Calibri"/>
+          <w:iCs/>
+          <w:szCs w:val="22"/>
+          <w:lang w:eastAsia="pt-BR"/>
+        </w:rPr>
+        <w:t xml:space="preserve"> o </w:t>
+      </w:r>
+      <w:r>
+        <w:rPr>
+          <w:rFonts w:eastAsia="Calibri"/>
           <w:i/>
           <w:iCs/>
           <w:szCs w:val="22"/>
           <w:lang w:eastAsia="pt-BR"/>
         </w:rPr>
-        <w:t>;</w:t>
-      </w:r>
-      <w:r>
-        <w:rPr>
-          <w:rFonts w:eastAsia="Calibri"/>
-          <w:iCs/>
-          <w:szCs w:val="22"/>
-          <w:lang w:eastAsia="pt-BR"/>
-        </w:rPr>
-        <w:t xml:space="preserve"> o </w:t>
-      </w:r>
-      <w:r>
-        <w:rPr>
-          <w:rFonts w:eastAsia="Calibri"/>
-          <w:i/>
-          <w:iCs/>
-          <w:szCs w:val="22"/>
-          <w:lang w:eastAsia="pt-BR"/>
-        </w:rPr>
         <w:t>binômio falar-ouvir</w:t>
       </w:r>
       <w:r>
         <w:rPr>
           <w:rFonts w:eastAsia="Calibri"/>
-          <w:i/>
           <w:szCs w:val="22"/>
           <w:lang w:eastAsia="pt-BR"/>
         </w:rPr>
@@ -3654,7 +4952,6 @@
       <w:r>
         <w:rPr>
           <w:rFonts w:eastAsia="Calibri"/>
-          <w:i/>
           <w:szCs w:val="22"/>
           <w:lang w:eastAsia="pt-BR"/>
         </w:rPr>
@@ -3734,7 +5031,15 @@
           <w:szCs w:val="22"/>
           <w:lang w:eastAsia="pt-BR"/>
         </w:rPr>
-        <w:t>crescendo aula–debate–palestra–verbete–apresentação individual;</w:t>
+        <w:t>crescendo aula–debate–palestra–verbete–apresentação individual</w:t>
+      </w:r>
+      <w:r>
+        <w:rPr>
+          <w:rFonts w:eastAsia="Calibri"/>
+          <w:szCs w:val="22"/>
+          <w:lang w:eastAsia="pt-BR"/>
+        </w:rPr>
+        <w:t>;</w:t>
       </w:r>
       <w:r>
         <w:rPr>
@@ -3822,7 +5127,6 @@
       <w:r>
         <w:rPr>
           <w:rFonts w:eastAsia="Calibri"/>
-          <w:i/>
           <w:iCs/>
           <w:szCs w:val="22"/>
           <w:lang w:eastAsia="pt-BR"/>
@@ -3962,7 +5266,41 @@
       <w:r>
         <w:rPr>
           <w:rFonts w:eastAsia="Calibri"/>
+          <w:iCs/>
+          <w:szCs w:val="22"/>
+          <w:lang w:eastAsia="pt-BR"/>
+        </w:rPr>
+        <w:t>;</w:t>
+      </w:r>
+      <w:r>
+        <w:rPr>
+          <w:rFonts w:eastAsia="Calibri"/>
+          <w:iCs/>
+          <w:szCs w:val="22"/>
+          <w:lang w:eastAsia="pt-BR"/>
+        </w:rPr>
+        <w:t xml:space="preserve"> </w:t>
+      </w:r>
+      <w:r>
+        <w:rPr>
+          <w:rFonts w:eastAsia="Calibri"/>
+          <w:szCs w:val="22"/>
+          <w:lang w:eastAsia="pt-BR"/>
+        </w:rPr>
+        <w:t xml:space="preserve">o </w:t>
+      </w:r>
+      <w:r>
+        <w:rPr>
+          <w:rFonts w:eastAsia="Calibri"/>
           <w:i/>
+          <w:szCs w:val="22"/>
+          <w:lang w:eastAsia="pt-BR"/>
+        </w:rPr>
+        <w:t>antagonismo simplificação / complexificação</w:t>
+      </w:r>
+      <w:r>
+        <w:rPr>
+          <w:rFonts w:eastAsia="Calibri"/>
           <w:iCs/>
           <w:szCs w:val="22"/>
           <w:lang w:eastAsia="pt-BR"/>
@@ -3976,15 +5314,7 @@
           <w:szCs w:val="22"/>
           <w:lang w:eastAsia="pt-BR"/>
         </w:rPr>
-        <w:t xml:space="preserve"> </w:t>
-      </w:r>
-      <w:r>
-        <w:rPr>
-          <w:rFonts w:eastAsia="Calibri"/>
-          <w:szCs w:val="22"/>
-          <w:lang w:eastAsia="pt-BR"/>
-        </w:rPr>
-        <w:t xml:space="preserve">o </w:t>
+        <w:t xml:space="preserve"> o </w:t>
       </w:r>
       <w:r>
         <w:rPr>
@@ -3993,40 +5323,11 @@
           <w:szCs w:val="22"/>
           <w:lang w:eastAsia="pt-BR"/>
         </w:rPr>
-        <w:t>antagonismo simplificação / complexificação</w:t>
-      </w:r>
-      <w:r>
-        <w:rPr>
-          <w:rFonts w:eastAsia="Calibri"/>
-          <w:i/>
-          <w:iCs/>
-          <w:szCs w:val="22"/>
-          <w:lang w:eastAsia="pt-BR"/>
-        </w:rPr>
-        <w:t>;</w:t>
-      </w:r>
-      <w:r>
-        <w:rPr>
-          <w:rFonts w:eastAsia="Calibri"/>
-          <w:iCs/>
-          <w:szCs w:val="22"/>
-          <w:lang w:eastAsia="pt-BR"/>
-        </w:rPr>
-        <w:t xml:space="preserve"> o </w:t>
-      </w:r>
-      <w:r>
-        <w:rPr>
-          <w:rFonts w:eastAsia="Calibri"/>
-          <w:i/>
-          <w:szCs w:val="22"/>
-          <w:lang w:eastAsia="pt-BR"/>
-        </w:rPr>
         <w:t>antagonismo embate erístico / debate tarístico</w:t>
       </w:r>
       <w:r>
         <w:rPr>
           <w:rFonts w:eastAsia="Calibri"/>
-          <w:i/>
           <w:iCs/>
           <w:szCs w:val="22"/>
           <w:lang w:eastAsia="pt-BR"/>
@@ -4113,7 +5414,15 @@
           <w:szCs w:val="22"/>
           <w:lang w:eastAsia="pt-BR"/>
         </w:rPr>
-        <w:t>; a demo</w:t>
+        <w:t>;</w:t>
+      </w:r>
+      <w:r>
+        <w:rPr>
+          <w:rFonts w:eastAsia="Calibri"/>
+          <w:szCs w:val="22"/>
+          <w:lang w:eastAsia="pt-BR"/>
+        </w:rPr>
+        <w:t xml:space="preserve"> a demo</w:t>
       </w:r>
       <w:r>
         <w:rPr>
@@ -4250,7 +5559,15 @@
           <w:szCs w:val="22"/>
           <w:lang w:eastAsia="pt-BR"/>
         </w:rPr>
-        <w:t>na preparação da apresentação;</w:t>
+        <w:t>na preparação da apresentação</w:t>
+      </w:r>
+      <w:r>
+        <w:rPr>
+          <w:rFonts w:eastAsia="Calibri"/>
+          <w:szCs w:val="22"/>
+          <w:lang w:eastAsia="pt-BR"/>
+        </w:rPr>
+        <w:t>;</w:t>
       </w:r>
       <w:r>
         <w:rPr>
@@ -4382,7 +5699,14 @@
           <w:rFonts w:eastAsia="Calibri"/>
           <w:lang w:eastAsia="pt-BR"/>
         </w:rPr>
-        <w:t>; a cognicio</w:t>
+        <w:t>;</w:t>
+      </w:r>
+      <w:r>
+        <w:rPr>
+          <w:rFonts w:eastAsia="Calibri"/>
+          <w:lang w:eastAsia="pt-BR"/>
+        </w:rPr>
+        <w:t xml:space="preserve"> a cognicio</w:t>
       </w:r>
       <w:r>
         <w:rPr>
@@ -4397,7 +5721,14 @@
           <w:rFonts w:eastAsia="Calibri"/>
           <w:lang w:eastAsia="pt-BR"/>
         </w:rPr>
-        <w:t>; a debato</w:t>
+        <w:t>;</w:t>
+      </w:r>
+      <w:r>
+        <w:rPr>
+          <w:rFonts w:eastAsia="Calibri"/>
+          <w:lang w:eastAsia="pt-BR"/>
+        </w:rPr>
+        <w:t xml:space="preserve"> a debato</w:t>
       </w:r>
       <w:r>
         <w:rPr>
@@ -4412,7 +5743,14 @@
           <w:rFonts w:eastAsia="Calibri"/>
           <w:lang w:eastAsia="pt-BR"/>
         </w:rPr>
-        <w:t>; a mentalsomato</w:t>
+        <w:t>;</w:t>
+      </w:r>
+      <w:r>
+        <w:rPr>
+          <w:rFonts w:eastAsia="Calibri"/>
+          <w:lang w:eastAsia="pt-BR"/>
+        </w:rPr>
+        <w:t xml:space="preserve"> a mentalsomato</w:t>
       </w:r>
       <w:r>
         <w:rPr>
@@ -4427,7 +5765,14 @@
           <w:rFonts w:eastAsia="Calibri"/>
           <w:lang w:eastAsia="pt-BR"/>
         </w:rPr>
-        <w:t xml:space="preserve">; </w:t>
+        <w:t>;</w:t>
+      </w:r>
+      <w:r>
+        <w:rPr>
+          <w:rFonts w:eastAsia="Calibri"/>
+          <w:lang w:eastAsia="pt-BR"/>
+        </w:rPr>
+        <w:t xml:space="preserve"> </w:t>
       </w:r>
       <w:r>
         <w:rPr>
@@ -4450,7 +5795,14 @@
           <w:rFonts w:eastAsia="Calibri"/>
           <w:lang w:eastAsia="pt-BR"/>
         </w:rPr>
-        <w:t xml:space="preserve">; </w:t>
+        <w:t>;</w:t>
+      </w:r>
+      <w:r>
+        <w:rPr>
+          <w:rFonts w:eastAsia="Calibri"/>
+          <w:lang w:eastAsia="pt-BR"/>
+        </w:rPr>
+        <w:t xml:space="preserve"> </w:t>
       </w:r>
       <w:r>
         <w:rPr>
@@ -4475,7 +5827,15 @@
           <w:bCs/>
           <w:lang w:eastAsia="pt-BR"/>
         </w:rPr>
-        <w:t>; a reciclo</w:t>
+        <w:t>;</w:t>
+      </w:r>
+      <w:r>
+        <w:rPr>
+          <w:rFonts w:eastAsia="Calibri"/>
+          <w:bCs/>
+          <w:lang w:eastAsia="pt-BR"/>
+        </w:rPr>
+        <w:t xml:space="preserve"> a reciclo</w:t>
       </w:r>
       <w:r>
         <w:rPr>
@@ -4522,7 +5882,39 @@
           <w:szCs w:val="22"/>
           <w:lang w:eastAsia="pt-BR"/>
         </w:rPr>
-        <w:t xml:space="preserve"> a glossofobia; a alodoxafobia; a catagelofobia</w:t>
+        <w:t xml:space="preserve"> a glossofobia</w:t>
+      </w:r>
+      <w:r>
+        <w:rPr>
+          <w:rFonts w:eastAsia="Calibri"/>
+          <w:szCs w:val="22"/>
+          <w:lang w:eastAsia="pt-BR"/>
+        </w:rPr>
+        <w:t>;</w:t>
+      </w:r>
+      <w:r>
+        <w:rPr>
+          <w:rFonts w:eastAsia="Calibri"/>
+          <w:szCs w:val="22"/>
+          <w:lang w:eastAsia="pt-BR"/>
+        </w:rPr>
+        <w:t xml:space="preserve"> a alodoxafobia</w:t>
+      </w:r>
+      <w:r>
+        <w:rPr>
+          <w:rFonts w:eastAsia="Calibri"/>
+          <w:szCs w:val="22"/>
+          <w:lang w:eastAsia="pt-BR"/>
+        </w:rPr>
+        <w:t>;</w:t>
+      </w:r>
+      <w:r>
+        <w:rPr>
+          <w:rFonts w:eastAsia="Calibri"/>
+          <w:szCs w:val="22"/>
+          <w:lang w:eastAsia="pt-BR"/>
+        </w:rPr>
+        <w:t xml:space="preserve"> a catagelofobia</w:t>
       </w:r>
       <w:r>
         <w:rPr>
@@ -4597,7 +5989,23 @@
           <w:szCs w:val="22"/>
           <w:lang w:eastAsia="pt-BR"/>
         </w:rPr>
-        <w:t xml:space="preserve">na preparação do material e na apresentação presencial; a </w:t>
+        <w:t>na preparação do material e na apresentação presencial</w:t>
+      </w:r>
+      <w:r>
+        <w:rPr>
+          <w:rFonts w:eastAsia="Calibri"/>
+          <w:szCs w:val="22"/>
+          <w:lang w:eastAsia="pt-BR"/>
+        </w:rPr>
+        <w:t>;</w:t>
+      </w:r>
+      <w:r>
+        <w:rPr>
+          <w:rFonts w:eastAsia="Calibri"/>
+          <w:szCs w:val="22"/>
+          <w:lang w:eastAsia="pt-BR"/>
+        </w:rPr>
+        <w:t xml:space="preserve"> a </w:t>
       </w:r>
       <w:r>
         <w:rPr>
@@ -4679,7 +6087,6 @@
       <w:r>
         <w:rPr>
           <w:rFonts w:eastAsia="Calibri"/>
-          <w:i/>
           <w:szCs w:val="22"/>
           <w:lang w:eastAsia="pt-BR"/>
         </w:rPr>
@@ -4767,7 +6174,21 @@
           <w:rFonts w:eastAsia="Calibri"/>
           <w:lang w:eastAsia="pt-BR"/>
         </w:rPr>
-        <w:t xml:space="preserve">a Debatologia; </w:t>
+        <w:t>a Debatologia</w:t>
+      </w:r>
+      <w:r>
+        <w:rPr>
+          <w:rFonts w:eastAsia="Calibri"/>
+          <w:lang w:eastAsia="pt-BR"/>
+        </w:rPr>
+        <w:t>;</w:t>
+      </w:r>
+      <w:r>
+        <w:rPr>
+          <w:rFonts w:eastAsia="Calibri"/>
+          <w:lang w:eastAsia="pt-BR"/>
+        </w:rPr>
+        <w:t xml:space="preserve"> </w:t>
       </w:r>
       <w:r>
         <w:rPr>
@@ -4775,7 +6196,7 @@
           <w:iCs/>
           <w:lang w:eastAsia="pt-BR"/>
         </w:rPr>
-        <w:t>a Comunicologia; a Energossomatologia; a Experi</w:t>
+        <w:t>a Comunicologia</w:t>
       </w:r>
       <w:r>
         <w:rPr>
@@ -4783,8 +6204,40 @@
           <w:iCs/>
           <w:lang w:eastAsia="pt-BR"/>
         </w:rPr>
+        <w:t>;</w:t>
+      </w:r>
+      <w:r>
+        <w:rPr>
+          <w:rFonts w:eastAsia="Calibri"/>
+          <w:iCs/>
+          <w:lang w:eastAsia="pt-BR"/>
+        </w:rPr>
+        <w:t xml:space="preserve"> a Energossomatologia</w:t>
+      </w:r>
+      <w:r>
+        <w:rPr>
+          <w:rFonts w:eastAsia="Calibri"/>
+          <w:iCs/>
+          <w:lang w:eastAsia="pt-BR"/>
+        </w:rPr>
+        <w:t>;</w:t>
+      </w:r>
+      <w:r>
+        <w:rPr>
+          <w:rFonts w:eastAsia="Calibri"/>
+          <w:iCs/>
+          <w:lang w:eastAsia="pt-BR"/>
+        </w:rPr>
+        <w:t xml:space="preserve"> a Experi</w:t>
+      </w:r>
+      <w:r>
+        <w:rPr>
+          <w:rFonts w:eastAsia="Calibri"/>
+          <w:iCs/>
+          <w:lang w:eastAsia="pt-BR"/>
+        </w:rPr>
         <w:softHyphen/>
-        <w:t>mentologia; a Grupocarmologia; a Autodesassediologia; a Mentalsomatologia; a Parapedago</w:t>
+        <w:t>mentologia</w:t>
       </w:r>
       <w:r>
         <w:rPr>
@@ -4792,8 +6245,120 @@
           <w:iCs/>
           <w:lang w:eastAsia="pt-BR"/>
         </w:rPr>
+        <w:t>;</w:t>
+      </w:r>
+      <w:r>
+        <w:rPr>
+          <w:rFonts w:eastAsia="Calibri"/>
+          <w:iCs/>
+          <w:lang w:eastAsia="pt-BR"/>
+        </w:rPr>
+        <w:t xml:space="preserve"> a Grupocarmologia</w:t>
+      </w:r>
+      <w:r>
+        <w:rPr>
+          <w:rFonts w:eastAsia="Calibri"/>
+          <w:iCs/>
+          <w:lang w:eastAsia="pt-BR"/>
+        </w:rPr>
+        <w:t>;</w:t>
+      </w:r>
+      <w:r>
+        <w:rPr>
+          <w:rFonts w:eastAsia="Calibri"/>
+          <w:iCs/>
+          <w:lang w:eastAsia="pt-BR"/>
+        </w:rPr>
+        <w:t xml:space="preserve"> a Autodesassediologia</w:t>
+      </w:r>
+      <w:r>
+        <w:rPr>
+          <w:rFonts w:eastAsia="Calibri"/>
+          <w:iCs/>
+          <w:lang w:eastAsia="pt-BR"/>
+        </w:rPr>
+        <w:t>;</w:t>
+      </w:r>
+      <w:r>
+        <w:rPr>
+          <w:rFonts w:eastAsia="Calibri"/>
+          <w:iCs/>
+          <w:lang w:eastAsia="pt-BR"/>
+        </w:rPr>
+        <w:t xml:space="preserve"> a Mentalsomatologia</w:t>
+      </w:r>
+      <w:r>
+        <w:rPr>
+          <w:rFonts w:eastAsia="Calibri"/>
+          <w:iCs/>
+          <w:lang w:eastAsia="pt-BR"/>
+        </w:rPr>
+        <w:t>;</w:t>
+      </w:r>
+      <w:r>
+        <w:rPr>
+          <w:rFonts w:eastAsia="Calibri"/>
+          <w:iCs/>
+          <w:lang w:eastAsia="pt-BR"/>
+        </w:rPr>
+        <w:t xml:space="preserve"> a Parapedago</w:t>
+      </w:r>
+      <w:r>
+        <w:rPr>
+          <w:rFonts w:eastAsia="Calibri"/>
+          <w:iCs/>
+          <w:lang w:eastAsia="pt-BR"/>
+        </w:rPr>
         <w:softHyphen/>
-        <w:t>giologia; a Parapercepciologia; a Pesquisologia; a Pré-Intermissiologia</w:t>
+        <w:t>giologia</w:t>
+      </w:r>
+      <w:r>
+        <w:rPr>
+          <w:rFonts w:eastAsia="Calibri"/>
+          <w:iCs/>
+          <w:lang w:eastAsia="pt-BR"/>
+        </w:rPr>
+        <w:t>;</w:t>
+      </w:r>
+      <w:r>
+        <w:rPr>
+          <w:rFonts w:eastAsia="Calibri"/>
+          <w:iCs/>
+          <w:lang w:eastAsia="pt-BR"/>
+        </w:rPr>
+        <w:t xml:space="preserve"> a Parapercepciologia</w:t>
+      </w:r>
+      <w:r>
+        <w:rPr>
+          <w:rFonts w:eastAsia="Calibri"/>
+          <w:iCs/>
+          <w:lang w:eastAsia="pt-BR"/>
+        </w:rPr>
+        <w:t>;</w:t>
+      </w:r>
+      <w:r>
+        <w:rPr>
+          <w:rFonts w:eastAsia="Calibri"/>
+          <w:iCs/>
+          <w:lang w:eastAsia="pt-BR"/>
+        </w:rPr>
+        <w:t xml:space="preserve"> a Pesquisologia</w:t>
+      </w:r>
+      <w:r>
+        <w:rPr>
+          <w:rFonts w:eastAsia="Calibri"/>
+          <w:iCs/>
+          <w:lang w:eastAsia="pt-BR"/>
+        </w:rPr>
+        <w:t>;</w:t>
+      </w:r>
+      <w:r>
+        <w:rPr>
+          <w:rFonts w:eastAsia="Calibri"/>
+          <w:iCs/>
+          <w:lang w:eastAsia="pt-BR"/>
+        </w:rPr>
+        <w:t xml:space="preserve"> a Pré-Intermissiologia</w:t>
       </w:r>
       <w:r>
         <w:rPr>
@@ -4889,7 +6454,23 @@
           <w:szCs w:val="22"/>
           <w:lang w:eastAsia="pt-BR"/>
         </w:rPr>
-        <w:t xml:space="preserve"> a equipe técnica da Tertúlia Matinal; a equipe técnica do </w:t>
+        <w:t xml:space="preserve"> a equipe técnica da Tertúlia Matinal</w:t>
+      </w:r>
+      <w:r>
+        <w:rPr>
+          <w:rFonts w:eastAsia="Calibri"/>
+          <w:szCs w:val="22"/>
+          <w:lang w:eastAsia="pt-BR"/>
+        </w:rPr>
+        <w:t>;</w:t>
+      </w:r>
+      <w:r>
+        <w:rPr>
+          <w:rFonts w:eastAsia="Calibri"/>
+          <w:szCs w:val="22"/>
+          <w:lang w:eastAsia="pt-BR"/>
+        </w:rPr>
+        <w:t xml:space="preserve"> a equipe técnica do </w:t>
       </w:r>
       <w:r>
         <w:rPr>
@@ -4904,7 +6485,6 @@
       <w:r>
         <w:rPr>
           <w:rFonts w:eastAsia="Calibri"/>
-          <w:i/>
           <w:szCs w:val="22"/>
           <w:lang w:eastAsia="pt-BR"/>
         </w:rPr>
@@ -4925,7 +6505,15 @@
           <w:lang w:eastAsia="pt-BR"/>
         </w:rPr>
         <w:br/>
-        <w:t>as consciexes paravisitantes;</w:t>
+        <w:t>as consciexes paravisitantes</w:t>
+      </w:r>
+      <w:r>
+        <w:rPr>
+          <w:rFonts w:eastAsia="Calibri"/>
+          <w:szCs w:val="22"/>
+          <w:lang w:eastAsia="pt-BR"/>
+        </w:rPr>
+        <w:t>;</w:t>
       </w:r>
       <w:r>
         <w:rPr>
@@ -4998,47 +6586,71 @@
           <w:szCs w:val="22"/>
           <w:lang w:eastAsia="pt-BR"/>
         </w:rPr>
-        <w:t>o pesquisador-expositor; o professor</w:t>
-      </w:r>
-      <w:r>
-        <w:rPr>
-          <w:rFonts w:eastAsia="Calibri"/>
-          <w:szCs w:val="22"/>
-          <w:lang w:eastAsia="pt-BR"/>
-        </w:rPr>
-        <w:t xml:space="preserve"> de Conscienciologia; o</w:t>
-      </w:r>
-      <w:r>
-        <w:rPr>
-          <w:rFonts w:eastAsia="Calibri"/>
-          <w:szCs w:val="22"/>
-          <w:lang w:eastAsia="pt-BR"/>
-        </w:rPr>
-        <w:t xml:space="preserve"> verbetó</w:t>
-      </w:r>
-      <w:r>
-        <w:rPr>
-          <w:rFonts w:eastAsia="Calibri"/>
-          <w:szCs w:val="22"/>
-          <w:lang w:eastAsia="pt-BR"/>
-        </w:rPr>
-        <w:t>–</w:t>
-      </w:r>
-      <w:r>
-        <w:rPr>
-          <w:rFonts w:eastAsia="Calibri"/>
-          <w:szCs w:val="22"/>
-          <w:lang w:eastAsia="pt-BR"/>
-        </w:rPr>
-        <w:t>grafo</w:t>
-      </w:r>
-      <w:r>
-        <w:rPr>
-          <w:rFonts w:eastAsia="Calibri"/>
-          <w:szCs w:val="22"/>
-          <w:lang w:eastAsia="pt-BR"/>
-        </w:rPr>
-        <w:t>; o</w:t>
+        <w:t>o pesquisador-expositor</w:t>
+      </w:r>
+      <w:r>
+        <w:rPr>
+          <w:rFonts w:eastAsia="Calibri"/>
+          <w:szCs w:val="22"/>
+          <w:lang w:eastAsia="pt-BR"/>
+        </w:rPr>
+        <w:t>;</w:t>
+      </w:r>
+      <w:r>
+        <w:rPr>
+          <w:rFonts w:eastAsia="Calibri"/>
+          <w:szCs w:val="22"/>
+          <w:lang w:eastAsia="pt-BR"/>
+        </w:rPr>
+        <w:t xml:space="preserve"> o professor</w:t>
+      </w:r>
+      <w:r>
+        <w:rPr>
+          <w:rFonts w:eastAsia="Calibri"/>
+          <w:szCs w:val="22"/>
+          <w:lang w:eastAsia="pt-BR"/>
+        </w:rPr>
+        <w:t xml:space="preserve"> de Conscienciologia</w:t>
+      </w:r>
+      <w:r>
+        <w:rPr>
+          <w:rFonts w:eastAsia="Calibri"/>
+          <w:szCs w:val="22"/>
+          <w:lang w:eastAsia="pt-BR"/>
+        </w:rPr>
+        <w:t>;</w:t>
+      </w:r>
+      <w:r>
+        <w:rPr>
+          <w:rFonts w:eastAsia="Calibri"/>
+          <w:szCs w:val="22"/>
+          <w:lang w:eastAsia="pt-BR"/>
+        </w:rPr>
+        <w:t xml:space="preserve"> o</w:t>
+      </w:r>
+      <w:r>
+        <w:rPr>
+          <w:rFonts w:eastAsia="Calibri"/>
+          <w:szCs w:val="22"/>
+          <w:lang w:eastAsia="pt-BR"/>
+        </w:rPr>
+        <w:t xml:space="preserve"> verbetógrafo</w:t>
+      </w:r>
+      <w:r>
+        <w:rPr>
+          <w:rFonts w:eastAsia="Calibri"/>
+          <w:szCs w:val="22"/>
+          <w:lang w:eastAsia="pt-BR"/>
+        </w:rPr>
+        <w:t>;</w:t>
+      </w:r>
+      <w:r>
+        <w:rPr>
+          <w:rFonts w:eastAsia="Calibri"/>
+          <w:szCs w:val="22"/>
+          <w:lang w:eastAsia="pt-BR"/>
+        </w:rPr>
+        <w:t xml:space="preserve"> o</w:t>
       </w:r>
       <w:r>
         <w:rPr>
@@ -5056,7 +6668,16 @@
           <w:szCs w:val="22"/>
           <w:lang w:eastAsia="pt-BR"/>
         </w:rPr>
-        <w:t>Instituição Conscienciocêntrica;</w:t>
+        <w:t>Instituição Conscienciocêntrica</w:t>
+      </w:r>
+      <w:r>
+        <w:rPr>
+          <w:rFonts w:eastAsia="Calibri"/>
+          <w:iCs/>
+          <w:szCs w:val="22"/>
+          <w:lang w:eastAsia="pt-BR"/>
+        </w:rPr>
+        <w:t>;</w:t>
       </w:r>
       <w:r>
         <w:rPr>
@@ -5073,7 +6694,25 @@
           <w:szCs w:val="22"/>
           <w:lang w:eastAsia="pt-BR"/>
         </w:rPr>
-        <w:t xml:space="preserve">o tertuliano matinal presencial; </w:t>
+        <w:t>o tertuliano matinal presencial</w:t>
+      </w:r>
+      <w:r>
+        <w:rPr>
+          <w:rFonts w:eastAsia="Calibri"/>
+          <w:bCs/>
+          <w:szCs w:val="22"/>
+          <w:lang w:eastAsia="pt-BR"/>
+        </w:rPr>
+        <w:t>;</w:t>
+      </w:r>
+      <w:r>
+        <w:rPr>
+          <w:rFonts w:eastAsia="Calibri"/>
+          <w:bCs/>
+          <w:szCs w:val="22"/>
+          <w:lang w:eastAsia="pt-BR"/>
+        </w:rPr>
+        <w:t xml:space="preserve"> </w:t>
       </w:r>
       <w:r>
         <w:rPr>
@@ -5121,15 +6760,97 @@
           <w:lang w:eastAsia="pt-BR"/>
         </w:rPr>
         <w:softHyphen/>
-        <w:t xml:space="preserve">tertuliano); </w:t>
-      </w:r>
-      <w:r>
-        <w:rPr>
-          <w:rFonts w:eastAsia="Calibri"/>
-          <w:szCs w:val="22"/>
-          <w:lang w:eastAsia="pt-BR"/>
-        </w:rPr>
-        <w:t xml:space="preserve">o aluno ouvinte; o debatedor interativo; o voluntário da CCCI; o convidado especial afim ao tema específico; o visitante de passagem pelo </w:t>
+        <w:t>tertuliano)</w:t>
+      </w:r>
+      <w:r>
+        <w:rPr>
+          <w:rFonts w:eastAsia="Calibri"/>
+          <w:bCs/>
+          <w:szCs w:val="22"/>
+          <w:lang w:eastAsia="pt-BR"/>
+        </w:rPr>
+        <w:t>;</w:t>
+      </w:r>
+      <w:r>
+        <w:rPr>
+          <w:rFonts w:eastAsia="Calibri"/>
+          <w:bCs/>
+          <w:szCs w:val="22"/>
+          <w:lang w:eastAsia="pt-BR"/>
+        </w:rPr>
+        <w:t xml:space="preserve"> </w:t>
+      </w:r>
+      <w:r>
+        <w:rPr>
+          <w:rFonts w:eastAsia="Calibri"/>
+          <w:szCs w:val="22"/>
+          <w:lang w:eastAsia="pt-BR"/>
+        </w:rPr>
+        <w:t>o aluno ouvinte</w:t>
+      </w:r>
+      <w:r>
+        <w:rPr>
+          <w:rFonts w:eastAsia="Calibri"/>
+          <w:szCs w:val="22"/>
+          <w:lang w:eastAsia="pt-BR"/>
+        </w:rPr>
+        <w:t>;</w:t>
+      </w:r>
+      <w:r>
+        <w:rPr>
+          <w:rFonts w:eastAsia="Calibri"/>
+          <w:szCs w:val="22"/>
+          <w:lang w:eastAsia="pt-BR"/>
+        </w:rPr>
+        <w:t xml:space="preserve"> o debatedor interativo</w:t>
+      </w:r>
+      <w:r>
+        <w:rPr>
+          <w:rFonts w:eastAsia="Calibri"/>
+          <w:szCs w:val="22"/>
+          <w:lang w:eastAsia="pt-BR"/>
+        </w:rPr>
+        <w:t>;</w:t>
+      </w:r>
+      <w:r>
+        <w:rPr>
+          <w:rFonts w:eastAsia="Calibri"/>
+          <w:szCs w:val="22"/>
+          <w:lang w:eastAsia="pt-BR"/>
+        </w:rPr>
+        <w:t xml:space="preserve"> o voluntário da CCCI</w:t>
+      </w:r>
+      <w:r>
+        <w:rPr>
+          <w:rFonts w:eastAsia="Calibri"/>
+          <w:szCs w:val="22"/>
+          <w:lang w:eastAsia="pt-BR"/>
+        </w:rPr>
+        <w:t>;</w:t>
+      </w:r>
+      <w:r>
+        <w:rPr>
+          <w:rFonts w:eastAsia="Calibri"/>
+          <w:szCs w:val="22"/>
+          <w:lang w:eastAsia="pt-BR"/>
+        </w:rPr>
+        <w:t xml:space="preserve"> o convidado especial afim ao tema específico</w:t>
+      </w:r>
+      <w:r>
+        <w:rPr>
+          <w:rFonts w:eastAsia="Calibri"/>
+          <w:szCs w:val="22"/>
+          <w:lang w:eastAsia="pt-BR"/>
+        </w:rPr>
+        <w:t>;</w:t>
+      </w:r>
+      <w:r>
+        <w:rPr>
+          <w:rFonts w:eastAsia="Calibri"/>
+          <w:szCs w:val="22"/>
+          <w:lang w:eastAsia="pt-BR"/>
+        </w:rPr>
+        <w:t xml:space="preserve"> o visitante de passagem pelo </w:t>
       </w:r>
       <w:r>
         <w:rPr>
@@ -5165,7 +6886,23 @@
           <w:szCs w:val="22"/>
           <w:lang w:eastAsia="pt-BR"/>
         </w:rPr>
-        <w:t xml:space="preserve"> (CEAEC); o mediador da Tertúlia Matinal</w:t>
+        <w:t xml:space="preserve"> (CEAEC)</w:t>
+      </w:r>
+      <w:r>
+        <w:rPr>
+          <w:rFonts w:eastAsia="Calibri"/>
+          <w:szCs w:val="22"/>
+          <w:lang w:eastAsia="pt-BR"/>
+        </w:rPr>
+        <w:t>;</w:t>
+      </w:r>
+      <w:r>
+        <w:rPr>
+          <w:rFonts w:eastAsia="Calibri"/>
+          <w:szCs w:val="22"/>
+          <w:lang w:eastAsia="pt-BR"/>
+        </w:rPr>
+        <w:t xml:space="preserve"> o mediador da Tertúlia Matinal</w:t>
       </w:r>
       <w:r>
         <w:rPr>
@@ -5220,15 +6957,47 @@
           <w:szCs w:val="22"/>
           <w:lang w:eastAsia="pt-BR"/>
         </w:rPr>
-        <w:t>a pesquisadora-expositora; a professora</w:t>
-      </w:r>
-      <w:r>
-        <w:rPr>
-          <w:rFonts w:eastAsia="Calibri"/>
-          <w:szCs w:val="22"/>
-          <w:lang w:eastAsia="pt-BR"/>
-        </w:rPr>
-        <w:t xml:space="preserve"> de Conscienciologia; a </w:t>
+        <w:t>a pesquisadora-expositora</w:t>
+      </w:r>
+      <w:r>
+        <w:rPr>
+          <w:rFonts w:eastAsia="Calibri"/>
+          <w:szCs w:val="22"/>
+          <w:lang w:eastAsia="pt-BR"/>
+        </w:rPr>
+        <w:t>;</w:t>
+      </w:r>
+      <w:r>
+        <w:rPr>
+          <w:rFonts w:eastAsia="Calibri"/>
+          <w:szCs w:val="22"/>
+          <w:lang w:eastAsia="pt-BR"/>
+        </w:rPr>
+        <w:t xml:space="preserve"> a professora</w:t>
+      </w:r>
+      <w:r>
+        <w:rPr>
+          <w:rFonts w:eastAsia="Calibri"/>
+          <w:szCs w:val="22"/>
+          <w:lang w:eastAsia="pt-BR"/>
+        </w:rPr>
+        <w:t xml:space="preserve"> de Conscienciologia</w:t>
+      </w:r>
+      <w:r>
+        <w:rPr>
+          <w:rFonts w:eastAsia="Calibri"/>
+          <w:szCs w:val="22"/>
+          <w:lang w:eastAsia="pt-BR"/>
+        </w:rPr>
+        <w:t>;</w:t>
+      </w:r>
+      <w:r>
+        <w:rPr>
+          <w:rFonts w:eastAsia="Calibri"/>
+          <w:szCs w:val="22"/>
+          <w:lang w:eastAsia="pt-BR"/>
+        </w:rPr>
+        <w:t xml:space="preserve"> a </w:t>
       </w:r>
       <w:r>
         <w:rPr>
@@ -5260,7 +7029,15 @@
           <w:szCs w:val="22"/>
           <w:lang w:eastAsia="pt-BR"/>
         </w:rPr>
-        <w:t xml:space="preserve">; a </w:t>
+        <w:t>;</w:t>
+      </w:r>
+      <w:r>
+        <w:rPr>
+          <w:rFonts w:eastAsia="Calibri"/>
+          <w:szCs w:val="22"/>
+          <w:lang w:eastAsia="pt-BR"/>
+        </w:rPr>
+        <w:t xml:space="preserve"> a </w:t>
       </w:r>
       <w:r>
         <w:rPr>
@@ -5283,7 +7060,6 @@
       <w:r>
         <w:rPr>
           <w:rFonts w:eastAsia="Calibri"/>
-          <w:i/>
           <w:szCs w:val="22"/>
           <w:lang w:eastAsia="pt-BR"/>
         </w:rPr>
@@ -5304,7 +7080,25 @@
           <w:szCs w:val="22"/>
           <w:lang w:eastAsia="pt-BR"/>
         </w:rPr>
-        <w:t xml:space="preserve">a tertuliana matinal presencial; </w:t>
+        <w:t>a tertuliana matinal presencial</w:t>
+      </w:r>
+      <w:r>
+        <w:rPr>
+          <w:rFonts w:eastAsia="Calibri"/>
+          <w:bCs/>
+          <w:szCs w:val="22"/>
+          <w:lang w:eastAsia="pt-BR"/>
+        </w:rPr>
+        <w:t>;</w:t>
+      </w:r>
+      <w:r>
+        <w:rPr>
+          <w:rFonts w:eastAsia="Calibri"/>
+          <w:bCs/>
+          <w:szCs w:val="22"/>
+          <w:lang w:eastAsia="pt-BR"/>
+        </w:rPr>
+        <w:t xml:space="preserve"> </w:t>
       </w:r>
       <w:r>
         <w:rPr>
@@ -5352,15 +7146,97 @@
           <w:lang w:eastAsia="pt-BR"/>
         </w:rPr>
         <w:softHyphen/>
-        <w:t xml:space="preserve">letertuliana); </w:t>
-      </w:r>
-      <w:r>
-        <w:rPr>
-          <w:rFonts w:eastAsia="Calibri"/>
-          <w:szCs w:val="22"/>
-          <w:lang w:eastAsia="pt-BR"/>
-        </w:rPr>
-        <w:t xml:space="preserve">a aluna ouvinte; a debatedora interativa; a voluntária da CCCI; a convidada especial afim ao tema específico; a visitante de passagem pelo </w:t>
+        <w:t>letertuliana)</w:t>
+      </w:r>
+      <w:r>
+        <w:rPr>
+          <w:rFonts w:eastAsia="Calibri"/>
+          <w:bCs/>
+          <w:szCs w:val="22"/>
+          <w:lang w:eastAsia="pt-BR"/>
+        </w:rPr>
+        <w:t>;</w:t>
+      </w:r>
+      <w:r>
+        <w:rPr>
+          <w:rFonts w:eastAsia="Calibri"/>
+          <w:bCs/>
+          <w:szCs w:val="22"/>
+          <w:lang w:eastAsia="pt-BR"/>
+        </w:rPr>
+        <w:t xml:space="preserve"> </w:t>
+      </w:r>
+      <w:r>
+        <w:rPr>
+          <w:rFonts w:eastAsia="Calibri"/>
+          <w:szCs w:val="22"/>
+          <w:lang w:eastAsia="pt-BR"/>
+        </w:rPr>
+        <w:t>a aluna ouvinte</w:t>
+      </w:r>
+      <w:r>
+        <w:rPr>
+          <w:rFonts w:eastAsia="Calibri"/>
+          <w:szCs w:val="22"/>
+          <w:lang w:eastAsia="pt-BR"/>
+        </w:rPr>
+        <w:t>;</w:t>
+      </w:r>
+      <w:r>
+        <w:rPr>
+          <w:rFonts w:eastAsia="Calibri"/>
+          <w:szCs w:val="22"/>
+          <w:lang w:eastAsia="pt-BR"/>
+        </w:rPr>
+        <w:t xml:space="preserve"> a debatedora interativa</w:t>
+      </w:r>
+      <w:r>
+        <w:rPr>
+          <w:rFonts w:eastAsia="Calibri"/>
+          <w:szCs w:val="22"/>
+          <w:lang w:eastAsia="pt-BR"/>
+        </w:rPr>
+        <w:t>;</w:t>
+      </w:r>
+      <w:r>
+        <w:rPr>
+          <w:rFonts w:eastAsia="Calibri"/>
+          <w:szCs w:val="22"/>
+          <w:lang w:eastAsia="pt-BR"/>
+        </w:rPr>
+        <w:t xml:space="preserve"> a voluntária da CCCI</w:t>
+      </w:r>
+      <w:r>
+        <w:rPr>
+          <w:rFonts w:eastAsia="Calibri"/>
+          <w:szCs w:val="22"/>
+          <w:lang w:eastAsia="pt-BR"/>
+        </w:rPr>
+        <w:t>;</w:t>
+      </w:r>
+      <w:r>
+        <w:rPr>
+          <w:rFonts w:eastAsia="Calibri"/>
+          <w:szCs w:val="22"/>
+          <w:lang w:eastAsia="pt-BR"/>
+        </w:rPr>
+        <w:t xml:space="preserve"> a convidada especial afim ao tema específico</w:t>
+      </w:r>
+      <w:r>
+        <w:rPr>
+          <w:rFonts w:eastAsia="Calibri"/>
+          <w:szCs w:val="22"/>
+          <w:lang w:eastAsia="pt-BR"/>
+        </w:rPr>
+        <w:t>;</w:t>
+      </w:r>
+      <w:r>
+        <w:rPr>
+          <w:rFonts w:eastAsia="Calibri"/>
+          <w:szCs w:val="22"/>
+          <w:lang w:eastAsia="pt-BR"/>
+        </w:rPr>
+        <w:t xml:space="preserve"> a visitante de passagem pelo </w:t>
       </w:r>
       <w:r>
         <w:rPr>
@@ -5378,7 +7254,23 @@
           <w:szCs w:val="22"/>
           <w:lang w:eastAsia="pt-BR"/>
         </w:rPr>
-        <w:t xml:space="preserve"> do CEAEC; a mediadora da Tertú</w:t>
+        <w:t xml:space="preserve"> do CEAEC</w:t>
+      </w:r>
+      <w:r>
+        <w:rPr>
+          <w:rFonts w:eastAsia="Calibri"/>
+          <w:szCs w:val="22"/>
+          <w:lang w:eastAsia="pt-BR"/>
+        </w:rPr>
+        <w:t>;</w:t>
+      </w:r>
+      <w:r>
+        <w:rPr>
+          <w:rFonts w:eastAsia="Calibri"/>
+          <w:szCs w:val="22"/>
+          <w:lang w:eastAsia="pt-BR"/>
+        </w:rPr>
+        <w:t xml:space="preserve"> a mediadora da Tertú</w:t>
       </w:r>
       <w:r>
         <w:rPr>
@@ -5445,7 +7337,15 @@
           <w:iCs/>
           <w:lang w:eastAsia="pt-BR"/>
         </w:rPr>
-        <w:t>Homo sapiens epicentricus;</w:t>
+        <w:t>Homo sapiens epicentricus</w:t>
+      </w:r>
+      <w:r>
+        <w:rPr>
+          <w:rFonts w:eastAsia="Calibri"/>
+          <w:iCs/>
+          <w:lang w:eastAsia="pt-BR"/>
+        </w:rPr>
+        <w:t>;</w:t>
       </w:r>
       <w:r>
         <w:rPr>
@@ -5469,7 +7369,15 @@
           <w:iCs/>
           <w:lang w:eastAsia="pt-BR"/>
         </w:rPr>
-        <w:t>Homo sapiens exemplaris;</w:t>
+        <w:t>Homo sapiens exemplaris</w:t>
+      </w:r>
+      <w:r>
+        <w:rPr>
+          <w:rFonts w:eastAsia="Calibri"/>
+          <w:iCs/>
+          <w:lang w:eastAsia="pt-BR"/>
+        </w:rPr>
+        <w:t>;</w:t>
       </w:r>
       <w:r>
         <w:rPr>
@@ -5508,9 +7416,30 @@
       <w:r>
         <w:rPr>
           <w:rFonts w:eastAsia="Calibri"/>
+          <w:lang w:eastAsia="pt-BR"/>
+        </w:rPr>
+        <w:t>;</w:t>
+      </w:r>
+      <w:r>
+        <w:rPr>
+          <w:rFonts w:eastAsia="Calibri"/>
+          <w:lang w:eastAsia="pt-BR"/>
+        </w:rPr>
+        <w:t xml:space="preserve"> o </w:t>
+      </w:r>
+      <w:r>
+        <w:rPr>
+          <w:rFonts w:eastAsia="Calibri"/>
           <w:i/>
           <w:lang w:eastAsia="pt-BR"/>
         </w:rPr>
+        <w:t>Homo sapiens magister</w:t>
+      </w:r>
+      <w:r>
+        <w:rPr>
+          <w:rFonts w:eastAsia="Calibri"/>
+          <w:lang w:eastAsia="pt-BR"/>
+        </w:rPr>
         <w:t>;</w:t>
       </w:r>
       <w:r>
@@ -5526,7 +7455,14 @@
           <w:i/>
           <w:lang w:eastAsia="pt-BR"/>
         </w:rPr>
-        <w:t>Homo sapiens magister;</w:t>
+        <w:t>Homo sapiens mentalsomaticus</w:t>
+      </w:r>
+      <w:r>
+        <w:rPr>
+          <w:rFonts w:eastAsia="Calibri"/>
+          <w:lang w:eastAsia="pt-BR"/>
+        </w:rPr>
+        <w:t>;</w:t>
       </w:r>
       <w:r>
         <w:rPr>
@@ -5541,22 +7477,14 @@
           <w:i/>
           <w:lang w:eastAsia="pt-BR"/>
         </w:rPr>
-        <w:t>Homo sapiens mentalsomaticus;</w:t>
-      </w:r>
-      <w:r>
-        <w:rPr>
-          <w:rFonts w:eastAsia="Calibri"/>
-          <w:lang w:eastAsia="pt-BR"/>
-        </w:rPr>
-        <w:t xml:space="preserve"> o </w:t>
-      </w:r>
-      <w:r>
-        <w:rPr>
-          <w:rFonts w:eastAsia="Calibri"/>
-          <w:i/>
-          <w:lang w:eastAsia="pt-BR"/>
-        </w:rPr>
-        <w:t>Homo sapiens parapsychicus;</w:t>
+        <w:t>Homo sapiens parapsychicus</w:t>
+      </w:r>
+      <w:r>
+        <w:rPr>
+          <w:rFonts w:eastAsia="Calibri"/>
+          <w:lang w:eastAsia="pt-BR"/>
+        </w:rPr>
+        <w:t>;</w:t>
       </w:r>
       <w:r>
         <w:rPr>
@@ -5704,7 +7632,25 @@
           <w:lang w:eastAsia="pt-BR"/>
         </w:rPr>
         <w:softHyphen/>
-        <w:t xml:space="preserve">da nos aspectos científicos e metodológicos do tema de pesquisa; Tertúlia Matinal </w:t>
+        <w:t>da nos aspectos científicos e metodológicos do tema de pesquisa</w:t>
+      </w:r>
+      <w:r>
+        <w:rPr>
+          <w:rFonts w:eastAsia="Calibri"/>
+          <w:bCs/>
+          <w:szCs w:val="22"/>
+          <w:lang w:eastAsia="pt-BR"/>
+        </w:rPr>
+        <w:t>;</w:t>
+      </w:r>
+      <w:r>
+        <w:rPr>
+          <w:rFonts w:eastAsia="Calibri"/>
+          <w:bCs/>
+          <w:szCs w:val="22"/>
+          <w:lang w:eastAsia="pt-BR"/>
+        </w:rPr>
+        <w:t xml:space="preserve"> Tertúlia Matinal </w:t>
       </w:r>
       <w:r>
         <w:rPr>
@@ -5828,7 +7774,16 @@
           <w:szCs w:val="22"/>
           <w:lang w:eastAsia="pt-BR"/>
         </w:rPr>
-        <w:t>cultura dos debates cosmoéticos;</w:t>
+        <w:t>cultura dos debates cosmoéticos</w:t>
+      </w:r>
+      <w:r>
+        <w:rPr>
+          <w:rFonts w:eastAsia="Calibri"/>
+          <w:bCs/>
+          <w:szCs w:val="22"/>
+          <w:lang w:eastAsia="pt-BR"/>
+        </w:rPr>
+        <w:t>;</w:t>
       </w:r>
       <w:r>
         <w:rPr>
@@ -5847,7 +7802,16 @@
           <w:szCs w:val="22"/>
           <w:lang w:eastAsia="pt-BR"/>
         </w:rPr>
-        <w:t>cultura do compartilhamento de ideias, vivências, argumentos, informações, opiniões e achados pesquisísticos na CCCI;</w:t>
+        <w:t>cultura do compartilhamento de ideias, vivências, argumentos, informações, opiniões e achados pesquisísticos na CCCI</w:t>
+      </w:r>
+      <w:r>
+        <w:rPr>
+          <w:rFonts w:eastAsia="Calibri"/>
+          <w:bCs/>
+          <w:szCs w:val="22"/>
+          <w:lang w:eastAsia="pt-BR"/>
+        </w:rPr>
+        <w:t>;</w:t>
       </w:r>
       <w:r>
         <w:rPr>
@@ -5866,7 +7830,16 @@
           <w:szCs w:val="22"/>
           <w:lang w:eastAsia="pt-BR"/>
         </w:rPr>
-        <w:t>cultura do parapsiquismo mentalsomático;</w:t>
+        <w:t>cultura do parapsiquismo mentalsomático</w:t>
+      </w:r>
+      <w:r>
+        <w:rPr>
+          <w:rFonts w:eastAsia="Calibri"/>
+          <w:bCs/>
+          <w:szCs w:val="22"/>
+          <w:lang w:eastAsia="pt-BR"/>
+        </w:rPr>
+        <w:t>;</w:t>
       </w:r>
       <w:r>
         <w:rPr>
@@ -6068,7 +8041,25 @@
           <w:szCs w:val="22"/>
           <w:lang w:eastAsia="pt-BR"/>
         </w:rPr>
-        <w:t xml:space="preserve"> 03.07.2016; Política Científica da CCCI, Pesquisologia, Alexandre Zasla</w:t>
+        <w:t xml:space="preserve"> 03.07.2016</w:t>
+      </w:r>
+      <w:r>
+        <w:rPr>
+          <w:rFonts w:eastAsia="Calibri"/>
+          <w:bCs/>
+          <w:szCs w:val="22"/>
+          <w:lang w:eastAsia="pt-BR"/>
+        </w:rPr>
+        <w:t>;</w:t>
+      </w:r>
+      <w:r>
+        <w:rPr>
+          <w:rFonts w:eastAsia="Calibri"/>
+          <w:bCs/>
+          <w:szCs w:val="22"/>
+          <w:lang w:eastAsia="pt-BR"/>
+        </w:rPr>
+        <w:t xml:space="preserve"> Política Científica da CCCI, Pesquisologia, Alexandre Zasla</w:t>
       </w:r>
       <w:r>
         <w:rPr>
@@ -6128,7 +8119,25 @@
           <w:szCs w:val="22"/>
           <w:lang w:eastAsia="pt-BR"/>
         </w:rPr>
-        <w:t xml:space="preserve"> 355 eventos; 340 presenciais, no </w:t>
+        <w:t xml:space="preserve"> 355 eventos</w:t>
+      </w:r>
+      <w:r>
+        <w:rPr>
+          <w:rFonts w:eastAsia="Calibri"/>
+          <w:bCs/>
+          <w:szCs w:val="22"/>
+          <w:lang w:eastAsia="pt-BR"/>
+        </w:rPr>
+        <w:t>;</w:t>
+      </w:r>
+      <w:r>
+        <w:rPr>
+          <w:rFonts w:eastAsia="Calibri"/>
+          <w:bCs/>
+          <w:szCs w:val="22"/>
+          <w:lang w:eastAsia="pt-BR"/>
+        </w:rPr>
+        <w:t xml:space="preserve"> 340 presenciais, no </w:t>
       </w:r>
       <w:r>
         <w:rPr>
@@ -6139,7 +8148,17 @@
           <w:szCs w:val="22"/>
           <w:lang w:eastAsia="pt-BR"/>
         </w:rPr>
-        <w:t>Tertuliarium;</w:t>
+        <w:t>Tertuliarium</w:t>
+      </w:r>
+      <w:r>
+        <w:rPr>
+          <w:rFonts w:eastAsia="Calibri"/>
+          <w:bCs/>
+          <w:iCs/>
+          <w:szCs w:val="22"/>
+          <w:lang w:eastAsia="pt-BR"/>
+        </w:rPr>
+        <w:t>;</w:t>
       </w:r>
       <w:r>
         <w:rPr>
@@ -6267,7 +8286,23 @@
           <w:szCs w:val="22"/>
           <w:lang w:eastAsia="pt-BR"/>
         </w:rPr>
-        <w:t xml:space="preserve"> 355 apresentações; </w:t>
+        <w:t xml:space="preserve"> 355 apresentações</w:t>
+      </w:r>
+      <w:r>
+        <w:rPr>
+          <w:rFonts w:eastAsia="Calibri"/>
+          <w:szCs w:val="22"/>
+          <w:lang w:eastAsia="pt-BR"/>
+        </w:rPr>
+        <w:t>;</w:t>
+      </w:r>
+      <w:r>
+        <w:rPr>
+          <w:rFonts w:eastAsia="Calibri"/>
+          <w:szCs w:val="22"/>
+          <w:lang w:eastAsia="pt-BR"/>
+        </w:rPr>
+        <w:t xml:space="preserve"> </w:t>
       </w:r>
       <w:r>
         <w:rPr>
@@ -6588,7 +8623,17 @@
           <w:lang w:eastAsia="pt-BR"/>
         </w:rPr>
         <w:softHyphen/>
-        <w:t>tube;</w:t>
+        <w:t>tube</w:t>
+      </w:r>
+      <w:r>
+        <w:rPr>
+          <w:rFonts w:eastAsia="Calibri"/>
+          <w:bCs/>
+          <w:iCs/>
+          <w:szCs w:val="22"/>
+          <w:lang w:eastAsia="pt-BR"/>
+        </w:rPr>
+        <w:t>;</w:t>
       </w:r>
       <w:r>
         <w:rPr>
@@ -6743,16 +8788,7 @@
           <w:szCs w:val="22"/>
           <w:lang w:eastAsia="pt-BR"/>
         </w:rPr>
-        <w:t xml:space="preserve"> permaneceu fechado ao público entre março e junho de 2020, passando a funcionar com público </w:t>
-      </w:r>
-      <w:r>
-        <w:rPr>
-          <w:rFonts w:eastAsia="Calibri"/>
-          <w:szCs w:val="22"/>
-          <w:lang w:eastAsia="pt-BR"/>
-        </w:rPr>
-        <w:lastRenderedPageBreak/>
-        <w:t>reduzido até agosto de 2020</w:t>
+        <w:t xml:space="preserve"> permaneceu fechado ao público entre março e junho de 2020, passando a funcionar com público reduzido até agosto de 2020</w:t>
       </w:r>
       <w:r>
         <w:rPr>
@@ -6817,6 +8853,7 @@
           <w:szCs w:val="22"/>
           <w:lang w:eastAsia="pt-BR"/>
         </w:rPr>
+        <w:lastRenderedPageBreak/>
         <w:t>11.  </w:t>
       </w:r>
       <w:r>
@@ -7100,7 +9137,6 @@
         <w:rPr>
           <w:rFonts w:eastAsia="Calibri"/>
           <w:bCs/>
-          <w:i/>
           <w:szCs w:val="22"/>
           <w:lang w:eastAsia="pt-BR"/>
         </w:rPr>
@@ -7722,7 +9758,23 @@
           <w:lang w:eastAsia="pt-BR"/>
         </w:rPr>
         <w:softHyphen/>
-        <w:t xml:space="preserve">são e facilita a associação das ideias; já o pensamento embotado e obnubilado indica </w:t>
+        <w:t>são e facilita a associação das ideias</w:t>
+      </w:r>
+      <w:r>
+        <w:rPr>
+          <w:rFonts w:eastAsia="Calibri"/>
+          <w:szCs w:val="22"/>
+          <w:lang w:eastAsia="pt-BR"/>
+        </w:rPr>
+        <w:t>;</w:t>
+      </w:r>
+      <w:r>
+        <w:rPr>
+          <w:rFonts w:eastAsia="Calibri"/>
+          <w:szCs w:val="22"/>
+          <w:lang w:eastAsia="pt-BR"/>
+        </w:rPr>
+        <w:t xml:space="preserve"> já o pensamento embotado e obnubilado indica </w:t>
       </w:r>
       <w:r>
         <w:rPr>
@@ -8077,7 +10129,6 @@
           <w:szCs w:val="22"/>
           <w:lang w:eastAsia="pt-BR"/>
         </w:rPr>
-        <w:lastRenderedPageBreak/>
         <w:t>3.  </w:t>
       </w:r>
       <w:r>
@@ -8097,7 +10148,25 @@
           <w:szCs w:val="22"/>
           <w:lang w:eastAsia="pt-BR"/>
         </w:rPr>
-        <w:t xml:space="preserve"> a condução do pesquisador até a cadeira central; a apresentação em si, no domingo de manhã, desde o </w:t>
+        <w:t xml:space="preserve"> a condução do pesquisador até a cadeira central</w:t>
+      </w:r>
+      <w:r>
+        <w:rPr>
+          <w:rFonts w:eastAsia="Calibri"/>
+          <w:bCs/>
+          <w:szCs w:val="22"/>
+          <w:lang w:eastAsia="pt-BR"/>
+        </w:rPr>
+        <w:t>;</w:t>
+      </w:r>
+      <w:r>
+        <w:rPr>
+          <w:rFonts w:eastAsia="Calibri"/>
+          <w:bCs/>
+          <w:szCs w:val="22"/>
+          <w:lang w:eastAsia="pt-BR"/>
+        </w:rPr>
+        <w:t xml:space="preserve"> a apresentação em si, no domingo de manhã, desde o </w:t>
       </w:r>
       <w:r>
         <w:rPr>
@@ -8146,6 +10215,7 @@
           <w:szCs w:val="22"/>
           <w:lang w:eastAsia="pt-BR"/>
         </w:rPr>
+        <w:lastRenderedPageBreak/>
         <w:t>4.  </w:t>
       </w:r>
       <w:r>
@@ -8188,7 +10258,43 @@
           <w:szCs w:val="22"/>
           <w:lang w:eastAsia="pt-BR"/>
         </w:rPr>
-        <w:t>os aplausos após a finalização do evento; a foto de registro grupal; o in</w:t>
+        <w:t>os aplausos após a finalização do evento</w:t>
+      </w:r>
+      <w:r>
+        <w:rPr>
+          <w:rFonts w:eastAsia="Calibri"/>
+          <w:bCs/>
+          <w:szCs w:val="22"/>
+          <w:lang w:eastAsia="pt-BR"/>
+        </w:rPr>
+        <w:t>;</w:t>
+      </w:r>
+      <w:r>
+        <w:rPr>
+          <w:rFonts w:eastAsia="Calibri"/>
+          <w:bCs/>
+          <w:szCs w:val="22"/>
+          <w:lang w:eastAsia="pt-BR"/>
+        </w:rPr>
+        <w:t xml:space="preserve"> a foto de registro grupal</w:t>
+      </w:r>
+      <w:r>
+        <w:rPr>
+          <w:rFonts w:eastAsia="Calibri"/>
+          <w:bCs/>
+          <w:szCs w:val="22"/>
+          <w:lang w:eastAsia="pt-BR"/>
+        </w:rPr>
+        <w:t>;</w:t>
+      </w:r>
+      <w:r>
+        <w:rPr>
+          <w:rFonts w:eastAsia="Calibri"/>
+          <w:bCs/>
+          <w:szCs w:val="22"/>
+          <w:lang w:eastAsia="pt-BR"/>
+        </w:rPr>
+        <w:t xml:space="preserve"> o in</w:t>
       </w:r>
       <w:r>
         <w:rPr>
@@ -8198,7 +10304,25 @@
           <w:lang w:eastAsia="pt-BR"/>
         </w:rPr>
         <w:softHyphen/>
-        <w:t>centivo a novas pesquisas; o convite a futuras apresentações</w:t>
+        <w:t>centivo a novas pesquisas</w:t>
+      </w:r>
+      <w:r>
+        <w:rPr>
+          <w:rFonts w:eastAsia="Calibri"/>
+          <w:bCs/>
+          <w:szCs w:val="22"/>
+          <w:lang w:eastAsia="pt-BR"/>
+        </w:rPr>
+        <w:t>;</w:t>
+      </w:r>
+      <w:r>
+        <w:rPr>
+          <w:rFonts w:eastAsia="Calibri"/>
+          <w:bCs/>
+          <w:szCs w:val="22"/>
+          <w:lang w:eastAsia="pt-BR"/>
+        </w:rPr>
+        <w:t xml:space="preserve"> o convite a futuras apresentações</w:t>
       </w:r>
       <w:r>
         <w:rPr>
@@ -8452,7 +10576,17 @@
           <w:szCs w:val="20"/>
           <w:lang w:eastAsia="pt-BR"/>
         </w:rPr>
-        <w:t>;  h</w:t>
+        <w:t>;</w:t>
+      </w:r>
+      <w:r>
+        <w:rPr>
+          <w:rFonts w:eastAsia="Calibri"/>
+          <w:bCs/>
+          <w:caps/>
+          <w:szCs w:val="20"/>
+          <w:lang w:eastAsia="pt-BR"/>
+        </w:rPr>
+        <w:t xml:space="preserve">  h</w:t>
       </w:r>
       <w:r>
         <w:rPr>
@@ -8566,7 +10700,16 @@
           <w:szCs w:val="20"/>
           <w:lang w:eastAsia="pt-BR"/>
         </w:rPr>
-        <w:t>;  n</w:t>
+        <w:t>;</w:t>
+      </w:r>
+      <w:r>
+        <w:rPr>
+          <w:rFonts w:eastAsia="Calibri"/>
+          <w:caps/>
+          <w:szCs w:val="20"/>
+          <w:lang w:eastAsia="pt-BR"/>
+        </w:rPr>
+        <w:t xml:space="preserve">  n</w:t>
       </w:r>
       <w:r>
         <w:rPr>
@@ -8681,7 +10824,16 @@
           <w:szCs w:val="20"/>
           <w:lang w:eastAsia="pt-BR"/>
         </w:rPr>
-        <w:t>;  n</w:t>
+        <w:t>;</w:t>
+      </w:r>
+      <w:r>
+        <w:rPr>
+          <w:rFonts w:eastAsia="Calibri"/>
+          <w:caps/>
+          <w:szCs w:val="20"/>
+          <w:lang w:eastAsia="pt-BR"/>
+        </w:rPr>
+        <w:t xml:space="preserve">  n</w:t>
       </w:r>
       <w:r>
         <w:rPr>
@@ -8788,7 +10940,17 @@
           <w:szCs w:val="20"/>
           <w:lang w:eastAsia="pt-BR"/>
         </w:rPr>
-        <w:t>;  n</w:t>
+        <w:t>;</w:t>
+      </w:r>
+      <w:r>
+        <w:rPr>
+          <w:rFonts w:eastAsia="Calibri"/>
+          <w:bCs/>
+          <w:caps/>
+          <w:szCs w:val="20"/>
+          <w:lang w:eastAsia="pt-BR"/>
+        </w:rPr>
+        <w:t xml:space="preserve">  n</w:t>
       </w:r>
       <w:r>
         <w:rPr>
@@ -8843,7 +11005,25 @@
           <w:szCs w:val="20"/>
           <w:lang w:eastAsia="pt-BR"/>
         </w:rPr>
-        <w:t xml:space="preserve">  Mentalsomatologia;  Neutro</w:t>
+        <w:t xml:space="preserve">  Mentalsomatologia</w:t>
+      </w:r>
+      <w:r>
+        <w:rPr>
+          <w:rFonts w:eastAsia="Calibri"/>
+          <w:bCs/>
+          <w:szCs w:val="20"/>
+          <w:lang w:eastAsia="pt-BR"/>
+        </w:rPr>
+        <w:t>;</w:t>
+      </w:r>
+      <w:r>
+        <w:rPr>
+          <w:rFonts w:eastAsia="Calibri"/>
+          <w:bCs/>
+          <w:szCs w:val="20"/>
+          <w:lang w:eastAsia="pt-BR"/>
+        </w:rPr>
+        <w:t xml:space="preserve">  Neutro</w:t>
       </w:r>
       <w:r>
         <w:rPr>
@@ -8942,7 +11122,17 @@
           <w:szCs w:val="20"/>
           <w:lang w:eastAsia="pt-BR"/>
         </w:rPr>
-        <w:t>;  n</w:t>
+        <w:t>;</w:t>
+      </w:r>
+      <w:r>
+        <w:rPr>
+          <w:rFonts w:eastAsia="Calibri"/>
+          <w:bCs/>
+          <w:caps/>
+          <w:szCs w:val="20"/>
+          <w:lang w:eastAsia="pt-BR"/>
+        </w:rPr>
+        <w:t xml:space="preserve">  n</w:t>
       </w:r>
       <w:r>
         <w:rPr>
@@ -9051,7 +11241,17 @@
           <w:szCs w:val="20"/>
           <w:lang w:eastAsia="pt-BR"/>
         </w:rPr>
-        <w:t>;  h</w:t>
+        <w:t>;</w:t>
+      </w:r>
+      <w:r>
+        <w:rPr>
+          <w:rFonts w:eastAsia="Calibri"/>
+          <w:bCs/>
+          <w:caps/>
+          <w:szCs w:val="20"/>
+          <w:lang w:eastAsia="pt-BR"/>
+        </w:rPr>
+        <w:t xml:space="preserve">  h</w:t>
       </w:r>
       <w:r>
         <w:rPr>
@@ -9160,7 +11360,17 @@
           <w:szCs w:val="20"/>
           <w:lang w:eastAsia="pt-BR"/>
         </w:rPr>
-        <w:t>;  h</w:t>
+        <w:t>;</w:t>
+      </w:r>
+      <w:r>
+        <w:rPr>
+          <w:rFonts w:eastAsia="Calibri"/>
+          <w:bCs/>
+          <w:caps/>
+          <w:szCs w:val="20"/>
+          <w:lang w:eastAsia="pt-BR"/>
+        </w:rPr>
+        <w:t xml:space="preserve">  h</w:t>
       </w:r>
       <w:r>
         <w:rPr>
@@ -9269,7 +11479,17 @@
           <w:szCs w:val="20"/>
           <w:lang w:eastAsia="pt-BR"/>
         </w:rPr>
-        <w:t>;  n</w:t>
+        <w:t>;</w:t>
+      </w:r>
+      <w:r>
+        <w:rPr>
+          <w:rFonts w:eastAsia="Calibri"/>
+          <w:bCs/>
+          <w:caps/>
+          <w:szCs w:val="20"/>
+          <w:lang w:eastAsia="pt-BR"/>
+        </w:rPr>
+        <w:t xml:space="preserve">  n</w:t>
       </w:r>
       <w:r>
         <w:rPr>
@@ -9378,7 +11598,17 @@
           <w:szCs w:val="20"/>
           <w:lang w:eastAsia="pt-BR"/>
         </w:rPr>
-        <w:t>;  n</w:t>
+        <w:t>;</w:t>
+      </w:r>
+      <w:r>
+        <w:rPr>
+          <w:rFonts w:eastAsia="Calibri"/>
+          <w:bCs/>
+          <w:caps/>
+          <w:szCs w:val="20"/>
+          <w:lang w:eastAsia="pt-BR"/>
+        </w:rPr>
+        <w:t xml:space="preserve">  n</w:t>
       </w:r>
       <w:r>
         <w:rPr>
@@ -9487,7 +11717,17 @@
           <w:szCs w:val="20"/>
           <w:lang w:eastAsia="pt-BR"/>
         </w:rPr>
-        <w:t>;  h</w:t>
+        <w:t>;</w:t>
+      </w:r>
+      <w:r>
+        <w:rPr>
+          <w:rFonts w:eastAsia="Calibri"/>
+          <w:bCs/>
+          <w:caps/>
+          <w:szCs w:val="20"/>
+          <w:lang w:eastAsia="pt-BR"/>
+        </w:rPr>
+        <w:t xml:space="preserve">  h</w:t>
       </w:r>
       <w:r>
         <w:rPr>
@@ -9594,7 +11834,17 @@
           <w:szCs w:val="20"/>
           <w:lang w:eastAsia="pt-BR"/>
         </w:rPr>
-        <w:t>;  h</w:t>
+        <w:t>;</w:t>
+      </w:r>
+      <w:r>
+        <w:rPr>
+          <w:rFonts w:eastAsia="Calibri"/>
+          <w:bCs/>
+          <w:caps/>
+          <w:szCs w:val="20"/>
+          <w:lang w:eastAsia="pt-BR"/>
+        </w:rPr>
+        <w:t xml:space="preserve">  h</w:t>
       </w:r>
       <w:r>
         <w:rPr>
@@ -9703,7 +11953,17 @@
           <w:szCs w:val="20"/>
           <w:lang w:eastAsia="pt-BR"/>
         </w:rPr>
-        <w:t>;  n</w:t>
+        <w:t>;</w:t>
+      </w:r>
+      <w:r>
+        <w:rPr>
+          <w:rFonts w:eastAsia="Calibri"/>
+          <w:bCs/>
+          <w:caps/>
+          <w:szCs w:val="20"/>
+          <w:lang w:eastAsia="pt-BR"/>
+        </w:rPr>
+        <w:t xml:space="preserve">  n</w:t>
       </w:r>
       <w:r>
         <w:rPr>
@@ -9784,7 +12044,23 @@
           <w:szCs w:val="20"/>
           <w:lang w:eastAsia="pt-BR"/>
         </w:rPr>
-        <w:t xml:space="preserve">  Tertuliologia;  </w:t>
+        <w:t xml:space="preserve">  Tertuliologia</w:t>
+      </w:r>
+      <w:r>
+        <w:rPr>
+          <w:rFonts w:eastAsia="Calibri"/>
+          <w:szCs w:val="20"/>
+          <w:lang w:eastAsia="pt-BR"/>
+        </w:rPr>
+        <w:t>;</w:t>
+      </w:r>
+      <w:r>
+        <w:rPr>
+          <w:rFonts w:eastAsia="Calibri"/>
+          <w:szCs w:val="20"/>
+          <w:lang w:eastAsia="pt-BR"/>
+        </w:rPr>
+        <w:t xml:space="preserve">  </w:t>
       </w:r>
       <w:r>
         <w:rPr>
@@ -9894,7 +12170,16 @@
           <w:szCs w:val="20"/>
           <w:lang w:eastAsia="pt-BR"/>
         </w:rPr>
-        <w:t>;  n</w:t>
+        <w:t>;</w:t>
+      </w:r>
+      <w:r>
+        <w:rPr>
+          <w:rFonts w:eastAsia="Calibri"/>
+          <w:caps/>
+          <w:szCs w:val="20"/>
+          <w:lang w:eastAsia="pt-BR"/>
+        </w:rPr>
+        <w:t xml:space="preserve">  n</w:t>
       </w:r>
       <w:r>
         <w:rPr>
@@ -10182,7 +12467,25 @@
           <w:szCs w:val="22"/>
           <w:lang w:eastAsia="pt-BR"/>
         </w:rPr>
-        <w:t xml:space="preserve">Waldo; </w:t>
+        <w:t>Waldo</w:t>
+      </w:r>
+      <w:r>
+        <w:rPr>
+          <w:rFonts w:eastAsia="Calibri"/>
+          <w:sz w:val="16"/>
+          <w:szCs w:val="22"/>
+          <w:lang w:eastAsia="pt-BR"/>
+        </w:rPr>
+        <w:t>;</w:t>
+      </w:r>
+      <w:r>
+        <w:rPr>
+          <w:rFonts w:eastAsia="Calibri"/>
+          <w:sz w:val="16"/>
+          <w:szCs w:val="22"/>
+          <w:lang w:eastAsia="pt-BR"/>
+        </w:rPr>
+        <w:t xml:space="preserve"> </w:t>
       </w:r>
       <w:r>
         <w:rPr>
@@ -10195,37 +12498,31 @@
           <w:szCs w:val="22"/>
           <w:lang w:eastAsia="pt-BR"/>
         </w:rPr>
-        <w:t xml:space="preserve">Dicionário de Argumentos da Conscienciologia; </w:t>
-      </w:r>
-      <w:r>
-        <w:rPr>
-          <w:rFonts w:eastAsia="Calibri"/>
+        <w:t>Dicionário de Argumentos da Conscienciologia</w:t>
+      </w:r>
+      <w:r>
+        <w:rPr>
+          <w:rFonts w:eastAsia="Calibri"/>
+          <w:bCs/>
+          <w:iCs/>
           <w:sz w:val="16"/>
           <w:szCs w:val="22"/>
           <w:lang w:eastAsia="pt-BR"/>
         </w:rPr>
-        <w:t>revisores Equipe de Revisores do Holoci</w:t>
-      </w:r>
-      <w:r>
-        <w:rPr>
-          <w:rFonts w:eastAsia="Calibri"/>
-          <w:sz w:val="16"/>
-          <w:szCs w:val="22"/>
-          <w:lang w:eastAsia="pt-BR"/>
-        </w:rPr>
-        <w:softHyphen/>
-        <w:t xml:space="preserve">clo; 1572 p.; 1 </w:t>
-      </w:r>
-      <w:r>
-        <w:rPr>
-          <w:rFonts w:eastAsia="Calibri"/>
+        <w:t>;</w:t>
+      </w:r>
+      <w:r>
+        <w:rPr>
+          <w:rFonts w:eastAsia="Calibri"/>
+          <w:b/>
+          <w:bCs/>
           <w:i/>
           <w:iCs/>
           <w:sz w:val="16"/>
           <w:szCs w:val="22"/>
           <w:lang w:eastAsia="pt-BR"/>
         </w:rPr>
-        <w:t xml:space="preserve">blog; </w:t>
+        <w:t xml:space="preserve"> </w:t>
       </w:r>
       <w:r>
         <w:rPr>
@@ -10234,7 +12531,53 @@
           <w:szCs w:val="22"/>
           <w:lang w:eastAsia="pt-BR"/>
         </w:rPr>
-        <w:t xml:space="preserve">21 </w:t>
+        <w:t>revisores Equipe de Revisores do Holoci</w:t>
+      </w:r>
+      <w:r>
+        <w:rPr>
+          <w:rFonts w:eastAsia="Calibri"/>
+          <w:sz w:val="16"/>
+          <w:szCs w:val="22"/>
+          <w:lang w:eastAsia="pt-BR"/>
+        </w:rPr>
+        <w:softHyphen/>
+        <w:t>clo</w:t>
+      </w:r>
+      <w:r>
+        <w:rPr>
+          <w:rFonts w:eastAsia="Calibri"/>
+          <w:sz w:val="16"/>
+          <w:szCs w:val="22"/>
+          <w:lang w:eastAsia="pt-BR"/>
+        </w:rPr>
+        <w:t>;</w:t>
+      </w:r>
+      <w:r>
+        <w:rPr>
+          <w:rFonts w:eastAsia="Calibri"/>
+          <w:sz w:val="16"/>
+          <w:szCs w:val="22"/>
+          <w:lang w:eastAsia="pt-BR"/>
+        </w:rPr>
+        <w:t xml:space="preserve"> 1572 p.</w:t>
+      </w:r>
+      <w:r>
+        <w:rPr>
+          <w:rFonts w:eastAsia="Calibri"/>
+          <w:sz w:val="16"/>
+          <w:szCs w:val="22"/>
+          <w:lang w:eastAsia="pt-BR"/>
+        </w:rPr>
+        <w:t>;</w:t>
+      </w:r>
+      <w:r>
+        <w:rPr>
+          <w:rFonts w:eastAsia="Calibri"/>
+          <w:sz w:val="16"/>
+          <w:szCs w:val="22"/>
+          <w:lang w:eastAsia="pt-BR"/>
+        </w:rPr>
+        <w:t xml:space="preserve"> 1 </w:t>
       </w:r>
       <w:r>
         <w:rPr>
@@ -10245,16 +12588,17 @@
           <w:szCs w:val="22"/>
           <w:lang w:eastAsia="pt-BR"/>
         </w:rPr>
-        <w:t xml:space="preserve">E-mails; </w:t>
-      </w:r>
-      <w:r>
-        <w:rPr>
-          <w:rFonts w:eastAsia="Calibri"/>
+        <w:t>blog</w:t>
+      </w:r>
+      <w:r>
+        <w:rPr>
+          <w:rFonts w:eastAsia="Calibri"/>
+          <w:iCs/>
           <w:sz w:val="16"/>
           <w:szCs w:val="22"/>
           <w:lang w:eastAsia="pt-BR"/>
         </w:rPr>
-        <w:t xml:space="preserve">551 enus.; 1 esquema da evolução consciencial; 18 fotos; glos. 650 termos; 19 </w:t>
+        <w:t>;</w:t>
       </w:r>
       <w:r>
         <w:rPr>
@@ -10265,7 +12609,7 @@
           <w:szCs w:val="22"/>
           <w:lang w:eastAsia="pt-BR"/>
         </w:rPr>
-        <w:t xml:space="preserve">websites; </w:t>
+        <w:t xml:space="preserve"> </w:t>
       </w:r>
       <w:r>
         <w:rPr>
@@ -10274,7 +12618,7 @@
           <w:szCs w:val="22"/>
           <w:lang w:eastAsia="pt-BR"/>
         </w:rPr>
-        <w:t xml:space="preserve">alf.; 28,5 x 21,5 x 7 cm; enc.; </w:t>
+        <w:t xml:space="preserve">21 </w:t>
       </w:r>
       <w:r>
         <w:rPr>
@@ -10285,16 +12629,281 @@
           <w:szCs w:val="22"/>
           <w:lang w:eastAsia="pt-BR"/>
         </w:rPr>
-        <w:t xml:space="preserve">Associação Internacional Editares; </w:t>
-      </w:r>
-      <w:r>
-        <w:rPr>
-          <w:rFonts w:eastAsia="Calibri"/>
+        <w:t>E-mails</w:t>
+      </w:r>
+      <w:r>
+        <w:rPr>
+          <w:rFonts w:eastAsia="Calibri"/>
+          <w:iCs/>
           <w:sz w:val="16"/>
           <w:szCs w:val="22"/>
           <w:lang w:eastAsia="pt-BR"/>
         </w:rPr>
-        <w:t>Foz do Iguaçu, PR; 2014; páginas 560, 829 e 1.037.</w:t>
+        <w:t>;</w:t>
+      </w:r>
+      <w:r>
+        <w:rPr>
+          <w:rFonts w:eastAsia="Calibri"/>
+          <w:i/>
+          <w:iCs/>
+          <w:sz w:val="16"/>
+          <w:szCs w:val="22"/>
+          <w:lang w:eastAsia="pt-BR"/>
+        </w:rPr>
+        <w:t xml:space="preserve"> </w:t>
+      </w:r>
+      <w:r>
+        <w:rPr>
+          <w:rFonts w:eastAsia="Calibri"/>
+          <w:sz w:val="16"/>
+          <w:szCs w:val="22"/>
+          <w:lang w:eastAsia="pt-BR"/>
+        </w:rPr>
+        <w:t>551 enus.</w:t>
+      </w:r>
+      <w:r>
+        <w:rPr>
+          <w:rFonts w:eastAsia="Calibri"/>
+          <w:sz w:val="16"/>
+          <w:szCs w:val="22"/>
+          <w:lang w:eastAsia="pt-BR"/>
+        </w:rPr>
+        <w:t>;</w:t>
+      </w:r>
+      <w:r>
+        <w:rPr>
+          <w:rFonts w:eastAsia="Calibri"/>
+          <w:sz w:val="16"/>
+          <w:szCs w:val="22"/>
+          <w:lang w:eastAsia="pt-BR"/>
+        </w:rPr>
+        <w:t xml:space="preserve"> 1 esquema da evolução consciencial</w:t>
+      </w:r>
+      <w:r>
+        <w:rPr>
+          <w:rFonts w:eastAsia="Calibri"/>
+          <w:sz w:val="16"/>
+          <w:szCs w:val="22"/>
+          <w:lang w:eastAsia="pt-BR"/>
+        </w:rPr>
+        <w:t>;</w:t>
+      </w:r>
+      <w:r>
+        <w:rPr>
+          <w:rFonts w:eastAsia="Calibri"/>
+          <w:sz w:val="16"/>
+          <w:szCs w:val="22"/>
+          <w:lang w:eastAsia="pt-BR"/>
+        </w:rPr>
+        <w:t xml:space="preserve"> 18 fotos</w:t>
+      </w:r>
+      <w:r>
+        <w:rPr>
+          <w:rFonts w:eastAsia="Calibri"/>
+          <w:sz w:val="16"/>
+          <w:szCs w:val="22"/>
+          <w:lang w:eastAsia="pt-BR"/>
+        </w:rPr>
+        <w:t>;</w:t>
+      </w:r>
+      <w:r>
+        <w:rPr>
+          <w:rFonts w:eastAsia="Calibri"/>
+          <w:sz w:val="16"/>
+          <w:szCs w:val="22"/>
+          <w:lang w:eastAsia="pt-BR"/>
+        </w:rPr>
+        <w:t xml:space="preserve"> glos. 650 termos</w:t>
+      </w:r>
+      <w:r>
+        <w:rPr>
+          <w:rFonts w:eastAsia="Calibri"/>
+          <w:sz w:val="16"/>
+          <w:szCs w:val="22"/>
+          <w:lang w:eastAsia="pt-BR"/>
+        </w:rPr>
+        <w:t>;</w:t>
+      </w:r>
+      <w:r>
+        <w:rPr>
+          <w:rFonts w:eastAsia="Calibri"/>
+          <w:sz w:val="16"/>
+          <w:szCs w:val="22"/>
+          <w:lang w:eastAsia="pt-BR"/>
+        </w:rPr>
+        <w:t xml:space="preserve"> 19 </w:t>
+      </w:r>
+      <w:r>
+        <w:rPr>
+          <w:rFonts w:eastAsia="Calibri"/>
+          <w:i/>
+          <w:iCs/>
+          <w:sz w:val="16"/>
+          <w:szCs w:val="22"/>
+          <w:lang w:eastAsia="pt-BR"/>
+        </w:rPr>
+        <w:t>websites</w:t>
+      </w:r>
+      <w:r>
+        <w:rPr>
+          <w:rFonts w:eastAsia="Calibri"/>
+          <w:iCs/>
+          <w:sz w:val="16"/>
+          <w:szCs w:val="22"/>
+          <w:lang w:eastAsia="pt-BR"/>
+        </w:rPr>
+        <w:t>;</w:t>
+      </w:r>
+      <w:r>
+        <w:rPr>
+          <w:rFonts w:eastAsia="Calibri"/>
+          <w:i/>
+          <w:iCs/>
+          <w:sz w:val="16"/>
+          <w:szCs w:val="22"/>
+          <w:lang w:eastAsia="pt-BR"/>
+        </w:rPr>
+        <w:t xml:space="preserve"> </w:t>
+      </w:r>
+      <w:r>
+        <w:rPr>
+          <w:rFonts w:eastAsia="Calibri"/>
+          <w:sz w:val="16"/>
+          <w:szCs w:val="22"/>
+          <w:lang w:eastAsia="pt-BR"/>
+        </w:rPr>
+        <w:t>alf.</w:t>
+      </w:r>
+      <w:r>
+        <w:rPr>
+          <w:rFonts w:eastAsia="Calibri"/>
+          <w:sz w:val="16"/>
+          <w:szCs w:val="22"/>
+          <w:lang w:eastAsia="pt-BR"/>
+        </w:rPr>
+        <w:t>;</w:t>
+      </w:r>
+      <w:r>
+        <w:rPr>
+          <w:rFonts w:eastAsia="Calibri"/>
+          <w:sz w:val="16"/>
+          <w:szCs w:val="22"/>
+          <w:lang w:eastAsia="pt-BR"/>
+        </w:rPr>
+        <w:t xml:space="preserve"> 28,5 x 21,5 x 7 cm</w:t>
+      </w:r>
+      <w:r>
+        <w:rPr>
+          <w:rFonts w:eastAsia="Calibri"/>
+          <w:sz w:val="16"/>
+          <w:szCs w:val="22"/>
+          <w:lang w:eastAsia="pt-BR"/>
+        </w:rPr>
+        <w:t>;</w:t>
+      </w:r>
+      <w:r>
+        <w:rPr>
+          <w:rFonts w:eastAsia="Calibri"/>
+          <w:sz w:val="16"/>
+          <w:szCs w:val="22"/>
+          <w:lang w:eastAsia="pt-BR"/>
+        </w:rPr>
+        <w:t xml:space="preserve"> enc.</w:t>
+      </w:r>
+      <w:r>
+        <w:rPr>
+          <w:rFonts w:eastAsia="Calibri"/>
+          <w:sz w:val="16"/>
+          <w:szCs w:val="22"/>
+          <w:lang w:eastAsia="pt-BR"/>
+        </w:rPr>
+        <w:t>;</w:t>
+      </w:r>
+      <w:r>
+        <w:rPr>
+          <w:rFonts w:eastAsia="Calibri"/>
+          <w:sz w:val="16"/>
+          <w:szCs w:val="22"/>
+          <w:lang w:eastAsia="pt-BR"/>
+        </w:rPr>
+        <w:t xml:space="preserve"> </w:t>
+      </w:r>
+      <w:r>
+        <w:rPr>
+          <w:rFonts w:eastAsia="Calibri"/>
+          <w:i/>
+          <w:iCs/>
+          <w:sz w:val="16"/>
+          <w:szCs w:val="22"/>
+          <w:lang w:eastAsia="pt-BR"/>
+        </w:rPr>
+        <w:t>Associação Internacional Editares</w:t>
+      </w:r>
+      <w:r>
+        <w:rPr>
+          <w:rFonts w:eastAsia="Calibri"/>
+          <w:iCs/>
+          <w:sz w:val="16"/>
+          <w:szCs w:val="22"/>
+          <w:lang w:eastAsia="pt-BR"/>
+        </w:rPr>
+        <w:t>;</w:t>
+      </w:r>
+      <w:r>
+        <w:rPr>
+          <w:rFonts w:eastAsia="Calibri"/>
+          <w:i/>
+          <w:iCs/>
+          <w:sz w:val="16"/>
+          <w:szCs w:val="22"/>
+          <w:lang w:eastAsia="pt-BR"/>
+        </w:rPr>
+        <w:t xml:space="preserve"> </w:t>
+      </w:r>
+      <w:r>
+        <w:rPr>
+          <w:rFonts w:eastAsia="Calibri"/>
+          <w:sz w:val="16"/>
+          <w:szCs w:val="22"/>
+          <w:lang w:eastAsia="pt-BR"/>
+        </w:rPr>
+        <w:t>Foz do Iguaçu, PR</w:t>
+      </w:r>
+      <w:r>
+        <w:rPr>
+          <w:rFonts w:eastAsia="Calibri"/>
+          <w:sz w:val="16"/>
+          <w:szCs w:val="22"/>
+          <w:lang w:eastAsia="pt-BR"/>
+        </w:rPr>
+        <w:t>;</w:t>
+      </w:r>
+      <w:r>
+        <w:rPr>
+          <w:rFonts w:eastAsia="Calibri"/>
+          <w:sz w:val="16"/>
+          <w:szCs w:val="22"/>
+          <w:lang w:eastAsia="pt-BR"/>
+        </w:rPr>
+        <w:t xml:space="preserve"> 2014</w:t>
+      </w:r>
+      <w:r>
+        <w:rPr>
+          <w:rFonts w:eastAsia="Calibri"/>
+          <w:sz w:val="16"/>
+          <w:szCs w:val="22"/>
+          <w:lang w:eastAsia="pt-BR"/>
+        </w:rPr>
+        <w:t>;</w:t>
+      </w:r>
+      <w:r>
+        <w:rPr>
+          <w:rFonts w:eastAsia="Calibri"/>
+          <w:sz w:val="16"/>
+          <w:szCs w:val="22"/>
+          <w:lang w:eastAsia="pt-BR"/>
+        </w:rPr>
+        <w:t xml:space="preserve"> páginas 560, 829 e 1.037.</w:t>
       </w:r>
     </w:p>
     <w:p>
@@ -10326,7 +12935,28 @@
           <w:szCs w:val="22"/>
           <w:lang w:eastAsia="pt-BR"/>
         </w:rPr>
-        <w:t xml:space="preserve">Idem; </w:t>
+        <w:t>Idem</w:t>
+      </w:r>
+      <w:r>
+        <w:rPr>
+          <w:rFonts w:eastAsia="Calibri"/>
+          <w:bCs/>
+          <w:sz w:val="16"/>
+          <w:szCs w:val="22"/>
+          <w:lang w:eastAsia="pt-BR"/>
+        </w:rPr>
+        <w:t>;</w:t>
+      </w:r>
+      <w:r>
+        <w:rPr>
+          <w:rFonts w:eastAsia="Calibri"/>
+          <w:b/>
+          <w:bCs/>
+          <w:sz w:val="16"/>
+          <w:szCs w:val="22"/>
+          <w:lang w:eastAsia="pt-BR"/>
+        </w:rPr>
+        <w:t xml:space="preserve"> </w:t>
       </w:r>
       <w:r>
         <w:rPr>
@@ -10339,56 +12969,31 @@
           <w:szCs w:val="22"/>
           <w:lang w:eastAsia="pt-BR"/>
         </w:rPr>
-        <w:t xml:space="preserve">Léxico de Ortopensatas; </w:t>
-      </w:r>
-      <w:r>
-        <w:rPr>
-          <w:rFonts w:eastAsia="Calibri"/>
-          <w:sz w:val="16"/>
-          <w:szCs w:val="22"/>
-          <w:lang w:eastAsia="pt-BR"/>
-        </w:rPr>
-        <w:t xml:space="preserve">revisores Equipe de Revisores do Holociclo; </w:t>
-      </w:r>
-      <w:r>
-        <w:rPr>
-          <w:rFonts w:eastAsia="Calibri"/>
+        <w:t>Léxico de Ortopensatas</w:t>
+      </w:r>
+      <w:r>
+        <w:rPr>
+          <w:rFonts w:eastAsia="Calibri"/>
+          <w:bCs/>
           <w:iCs/>
           <w:sz w:val="16"/>
           <w:szCs w:val="22"/>
           <w:lang w:eastAsia="pt-BR"/>
         </w:rPr>
-        <w:t xml:space="preserve">CEAEC; &amp; EDITARES; </w:t>
-      </w:r>
-      <w:r>
-        <w:rPr>
-          <w:rFonts w:eastAsia="Calibri"/>
-          <w:iCs/>
-          <w:sz w:val="16"/>
-          <w:szCs w:val="22"/>
-          <w:lang w:eastAsia="pt-BR"/>
-        </w:rPr>
-        <w:br/>
-      </w:r>
-      <w:r>
-        <w:rPr>
-          <w:rFonts w:eastAsia="Calibri"/>
-          <w:sz w:val="16"/>
-          <w:szCs w:val="22"/>
-          <w:lang w:eastAsia="pt-BR"/>
-        </w:rPr>
-        <w:t xml:space="preserve">3 Vols.; 2084 p.; Vols. I e II; 1 </w:t>
-      </w:r>
-      <w:r>
-        <w:rPr>
-          <w:rFonts w:eastAsia="Calibri"/>
+        <w:t>;</w:t>
+      </w:r>
+      <w:r>
+        <w:rPr>
+          <w:rFonts w:eastAsia="Calibri"/>
+          <w:b/>
+          <w:bCs/>
           <w:i/>
           <w:iCs/>
           <w:sz w:val="16"/>
           <w:szCs w:val="22"/>
           <w:lang w:eastAsia="pt-BR"/>
         </w:rPr>
-        <w:t xml:space="preserve">blog; </w:t>
+        <w:t xml:space="preserve"> </w:t>
       </w:r>
       <w:r>
         <w:rPr>
@@ -10397,7 +13002,148 @@
           <w:szCs w:val="22"/>
           <w:lang w:eastAsia="pt-BR"/>
         </w:rPr>
-        <w:t xml:space="preserve">52 conceitos analógicos; 22 </w:t>
+        <w:t>revisores Equipe de Revisores do Holociclo</w:t>
+      </w:r>
+      <w:r>
+        <w:rPr>
+          <w:rFonts w:eastAsia="Calibri"/>
+          <w:sz w:val="16"/>
+          <w:szCs w:val="22"/>
+          <w:lang w:eastAsia="pt-BR"/>
+        </w:rPr>
+        <w:t>;</w:t>
+      </w:r>
+      <w:r>
+        <w:rPr>
+          <w:rFonts w:eastAsia="Calibri"/>
+          <w:sz w:val="16"/>
+          <w:szCs w:val="22"/>
+          <w:lang w:eastAsia="pt-BR"/>
+        </w:rPr>
+        <w:t xml:space="preserve"> </w:t>
+      </w:r>
+      <w:r>
+        <w:rPr>
+          <w:rFonts w:eastAsia="Calibri"/>
+          <w:iCs/>
+          <w:sz w:val="16"/>
+          <w:szCs w:val="22"/>
+          <w:lang w:eastAsia="pt-BR"/>
+        </w:rPr>
+        <w:t>CEAEC</w:t>
+      </w:r>
+      <w:r>
+        <w:rPr>
+          <w:rFonts w:eastAsia="Calibri"/>
+          <w:iCs/>
+          <w:sz w:val="16"/>
+          <w:szCs w:val="22"/>
+          <w:lang w:eastAsia="pt-BR"/>
+        </w:rPr>
+        <w:t>;</w:t>
+      </w:r>
+      <w:r>
+        <w:rPr>
+          <w:rFonts w:eastAsia="Calibri"/>
+          <w:iCs/>
+          <w:sz w:val="16"/>
+          <w:szCs w:val="22"/>
+          <w:lang w:eastAsia="pt-BR"/>
+        </w:rPr>
+        <w:t xml:space="preserve"> &amp; EDITARES</w:t>
+      </w:r>
+      <w:r>
+        <w:rPr>
+          <w:rFonts w:eastAsia="Calibri"/>
+          <w:iCs/>
+          <w:sz w:val="16"/>
+          <w:szCs w:val="22"/>
+          <w:lang w:eastAsia="pt-BR"/>
+        </w:rPr>
+        <w:t>;</w:t>
+      </w:r>
+      <w:r>
+        <w:rPr>
+          <w:rFonts w:eastAsia="Calibri"/>
+          <w:iCs/>
+          <w:sz w:val="16"/>
+          <w:szCs w:val="22"/>
+          <w:lang w:eastAsia="pt-BR"/>
+        </w:rPr>
+        <w:t xml:space="preserve"> </w:t>
+      </w:r>
+      <w:r>
+        <w:rPr>
+          <w:rFonts w:eastAsia="Calibri"/>
+          <w:iCs/>
+          <w:sz w:val="16"/>
+          <w:szCs w:val="22"/>
+          <w:lang w:eastAsia="pt-BR"/>
+        </w:rPr>
+        <w:br/>
+      </w:r>
+      <w:r>
+        <w:rPr>
+          <w:rFonts w:eastAsia="Calibri"/>
+          <w:sz w:val="16"/>
+          <w:szCs w:val="22"/>
+          <w:lang w:eastAsia="pt-BR"/>
+        </w:rPr>
+        <w:t>3 Vols.</w:t>
+      </w:r>
+      <w:r>
+        <w:rPr>
+          <w:rFonts w:eastAsia="Calibri"/>
+          <w:sz w:val="16"/>
+          <w:szCs w:val="22"/>
+          <w:lang w:eastAsia="pt-BR"/>
+        </w:rPr>
+        <w:t>;</w:t>
+      </w:r>
+      <w:r>
+        <w:rPr>
+          <w:rFonts w:eastAsia="Calibri"/>
+          <w:sz w:val="16"/>
+          <w:szCs w:val="22"/>
+          <w:lang w:eastAsia="pt-BR"/>
+        </w:rPr>
+        <w:t xml:space="preserve"> 2084 p.</w:t>
+      </w:r>
+      <w:r>
+        <w:rPr>
+          <w:rFonts w:eastAsia="Calibri"/>
+          <w:sz w:val="16"/>
+          <w:szCs w:val="22"/>
+          <w:lang w:eastAsia="pt-BR"/>
+        </w:rPr>
+        <w:t>;</w:t>
+      </w:r>
+      <w:r>
+        <w:rPr>
+          <w:rFonts w:eastAsia="Calibri"/>
+          <w:sz w:val="16"/>
+          <w:szCs w:val="22"/>
+          <w:lang w:eastAsia="pt-BR"/>
+        </w:rPr>
+        <w:t xml:space="preserve"> Vols. I e II</w:t>
+      </w:r>
+      <w:r>
+        <w:rPr>
+          <w:rFonts w:eastAsia="Calibri"/>
+          <w:sz w:val="16"/>
+          <w:szCs w:val="22"/>
+          <w:lang w:eastAsia="pt-BR"/>
+        </w:rPr>
+        <w:t>;</w:t>
+      </w:r>
+      <w:r>
+        <w:rPr>
+          <w:rFonts w:eastAsia="Calibri"/>
+          <w:sz w:val="16"/>
+          <w:szCs w:val="22"/>
+          <w:lang w:eastAsia="pt-BR"/>
+        </w:rPr>
+        <w:t xml:space="preserve"> 1 </w:t>
       </w:r>
       <w:r>
         <w:rPr>
@@ -10408,16 +13154,17 @@
           <w:szCs w:val="22"/>
           <w:lang w:eastAsia="pt-BR"/>
         </w:rPr>
-        <w:t xml:space="preserve">E-mails; </w:t>
-      </w:r>
-      <w:r>
-        <w:rPr>
-          <w:rFonts w:eastAsia="Calibri"/>
+        <w:t>blog</w:t>
+      </w:r>
+      <w:r>
+        <w:rPr>
+          <w:rFonts w:eastAsia="Calibri"/>
+          <w:iCs/>
           <w:sz w:val="16"/>
           <w:szCs w:val="22"/>
           <w:lang w:eastAsia="pt-BR"/>
         </w:rPr>
-        <w:t xml:space="preserve">19 enus.; 1 esquema da evolução consciencial; 17 fotos; glos. 7.518 termos; 1.811 megapensenes trivocabulares; 1 microbiografia; 25.183 ortopensatas; 2 tabs.; 120 técnicas lexicográficas; 19 </w:t>
+        <w:t>;</w:t>
       </w:r>
       <w:r>
         <w:rPr>
@@ -10428,7 +13175,7 @@
           <w:szCs w:val="22"/>
           <w:lang w:eastAsia="pt-BR"/>
         </w:rPr>
-        <w:t xml:space="preserve">websites; </w:t>
+        <w:t xml:space="preserve"> </w:t>
       </w:r>
       <w:r>
         <w:rPr>
@@ -10437,18 +13184,16 @@
           <w:szCs w:val="22"/>
           <w:lang w:eastAsia="pt-BR"/>
         </w:rPr>
-        <w:t>28,5 x 22 x 13 cm; enc.; 2</w:t>
+        <w:t>52 conceitos analógicos</w:t>
       </w:r>
       <w:r>
         <w:rPr>
           <w:rFonts w:eastAsia="Calibri"/>
           <w:sz w:val="16"/>
           <w:szCs w:val="22"/>
-          <w:u w:val="single"/>
-          <w:vertAlign w:val="superscript"/>
-          <w:lang w:eastAsia="pt-BR"/>
-        </w:rPr>
-        <w:t>a</w:t>
+          <w:lang w:eastAsia="pt-BR"/>
+        </w:rPr>
+        <w:t>;</w:t>
       </w:r>
       <w:r>
         <w:rPr>
@@ -10457,7 +13202,7 @@
           <w:szCs w:val="22"/>
           <w:lang w:eastAsia="pt-BR"/>
         </w:rPr>
-        <w:t xml:space="preserve"> Ed. rev. e aum.; </w:t>
+        <w:t xml:space="preserve"> 22 </w:t>
       </w:r>
       <w:r>
         <w:rPr>
@@ -10468,16 +13213,391 @@
           <w:szCs w:val="22"/>
           <w:lang w:eastAsia="pt-BR"/>
         </w:rPr>
-        <w:t xml:space="preserve">Associação Internacional Editares; </w:t>
-      </w:r>
-      <w:r>
-        <w:rPr>
-          <w:rFonts w:eastAsia="Calibri"/>
+        <w:t>E-mails</w:t>
+      </w:r>
+      <w:r>
+        <w:rPr>
+          <w:rFonts w:eastAsia="Calibri"/>
+          <w:iCs/>
           <w:sz w:val="16"/>
           <w:szCs w:val="22"/>
           <w:lang w:eastAsia="pt-BR"/>
         </w:rPr>
-        <w:t>Foz do Iguaçu, PR; 2019; páginas 574, 1.346 e 1.477.</w:t>
+        <w:t>;</w:t>
+      </w:r>
+      <w:r>
+        <w:rPr>
+          <w:rFonts w:eastAsia="Calibri"/>
+          <w:i/>
+          <w:iCs/>
+          <w:sz w:val="16"/>
+          <w:szCs w:val="22"/>
+          <w:lang w:eastAsia="pt-BR"/>
+        </w:rPr>
+        <w:t xml:space="preserve"> </w:t>
+      </w:r>
+      <w:r>
+        <w:rPr>
+          <w:rFonts w:eastAsia="Calibri"/>
+          <w:sz w:val="16"/>
+          <w:szCs w:val="22"/>
+          <w:lang w:eastAsia="pt-BR"/>
+        </w:rPr>
+        <w:t>19 enus.</w:t>
+      </w:r>
+      <w:r>
+        <w:rPr>
+          <w:rFonts w:eastAsia="Calibri"/>
+          <w:sz w:val="16"/>
+          <w:szCs w:val="22"/>
+          <w:lang w:eastAsia="pt-BR"/>
+        </w:rPr>
+        <w:t>;</w:t>
+      </w:r>
+      <w:r>
+        <w:rPr>
+          <w:rFonts w:eastAsia="Calibri"/>
+          <w:sz w:val="16"/>
+          <w:szCs w:val="22"/>
+          <w:lang w:eastAsia="pt-BR"/>
+        </w:rPr>
+        <w:t xml:space="preserve"> 1 esquema da evolução consciencial</w:t>
+      </w:r>
+      <w:r>
+        <w:rPr>
+          <w:rFonts w:eastAsia="Calibri"/>
+          <w:sz w:val="16"/>
+          <w:szCs w:val="22"/>
+          <w:lang w:eastAsia="pt-BR"/>
+        </w:rPr>
+        <w:t>;</w:t>
+      </w:r>
+      <w:r>
+        <w:rPr>
+          <w:rFonts w:eastAsia="Calibri"/>
+          <w:sz w:val="16"/>
+          <w:szCs w:val="22"/>
+          <w:lang w:eastAsia="pt-BR"/>
+        </w:rPr>
+        <w:t xml:space="preserve"> 17 fotos</w:t>
+      </w:r>
+      <w:r>
+        <w:rPr>
+          <w:rFonts w:eastAsia="Calibri"/>
+          <w:sz w:val="16"/>
+          <w:szCs w:val="22"/>
+          <w:lang w:eastAsia="pt-BR"/>
+        </w:rPr>
+        <w:t>;</w:t>
+      </w:r>
+      <w:r>
+        <w:rPr>
+          <w:rFonts w:eastAsia="Calibri"/>
+          <w:sz w:val="16"/>
+          <w:szCs w:val="22"/>
+          <w:lang w:eastAsia="pt-BR"/>
+        </w:rPr>
+        <w:t xml:space="preserve"> glos. 7.518 termos</w:t>
+      </w:r>
+      <w:r>
+        <w:rPr>
+          <w:rFonts w:eastAsia="Calibri"/>
+          <w:sz w:val="16"/>
+          <w:szCs w:val="22"/>
+          <w:lang w:eastAsia="pt-BR"/>
+        </w:rPr>
+        <w:t>;</w:t>
+      </w:r>
+      <w:r>
+        <w:rPr>
+          <w:rFonts w:eastAsia="Calibri"/>
+          <w:sz w:val="16"/>
+          <w:szCs w:val="22"/>
+          <w:lang w:eastAsia="pt-BR"/>
+        </w:rPr>
+        <w:t xml:space="preserve"> 1.811 megapensenes trivocabulares</w:t>
+      </w:r>
+      <w:r>
+        <w:rPr>
+          <w:rFonts w:eastAsia="Calibri"/>
+          <w:sz w:val="16"/>
+          <w:szCs w:val="22"/>
+          <w:lang w:eastAsia="pt-BR"/>
+        </w:rPr>
+        <w:t>;</w:t>
+      </w:r>
+      <w:r>
+        <w:rPr>
+          <w:rFonts w:eastAsia="Calibri"/>
+          <w:sz w:val="16"/>
+          <w:szCs w:val="22"/>
+          <w:lang w:eastAsia="pt-BR"/>
+        </w:rPr>
+        <w:t xml:space="preserve"> 1 microbiografia</w:t>
+      </w:r>
+      <w:r>
+        <w:rPr>
+          <w:rFonts w:eastAsia="Calibri"/>
+          <w:sz w:val="16"/>
+          <w:szCs w:val="22"/>
+          <w:lang w:eastAsia="pt-BR"/>
+        </w:rPr>
+        <w:t>;</w:t>
+      </w:r>
+      <w:r>
+        <w:rPr>
+          <w:rFonts w:eastAsia="Calibri"/>
+          <w:sz w:val="16"/>
+          <w:szCs w:val="22"/>
+          <w:lang w:eastAsia="pt-BR"/>
+        </w:rPr>
+        <w:t xml:space="preserve"> 25.183 ortopensatas</w:t>
+      </w:r>
+      <w:r>
+        <w:rPr>
+          <w:rFonts w:eastAsia="Calibri"/>
+          <w:sz w:val="16"/>
+          <w:szCs w:val="22"/>
+          <w:lang w:eastAsia="pt-BR"/>
+        </w:rPr>
+        <w:t>;</w:t>
+      </w:r>
+      <w:r>
+        <w:rPr>
+          <w:rFonts w:eastAsia="Calibri"/>
+          <w:sz w:val="16"/>
+          <w:szCs w:val="22"/>
+          <w:lang w:eastAsia="pt-BR"/>
+        </w:rPr>
+        <w:t xml:space="preserve"> 2 tabs.</w:t>
+      </w:r>
+      <w:r>
+        <w:rPr>
+          <w:rFonts w:eastAsia="Calibri"/>
+          <w:sz w:val="16"/>
+          <w:szCs w:val="22"/>
+          <w:lang w:eastAsia="pt-BR"/>
+        </w:rPr>
+        <w:t>;</w:t>
+      </w:r>
+      <w:r>
+        <w:rPr>
+          <w:rFonts w:eastAsia="Calibri"/>
+          <w:sz w:val="16"/>
+          <w:szCs w:val="22"/>
+          <w:lang w:eastAsia="pt-BR"/>
+        </w:rPr>
+        <w:t xml:space="preserve"> 120 técnicas lexicográficas</w:t>
+      </w:r>
+      <w:r>
+        <w:rPr>
+          <w:rFonts w:eastAsia="Calibri"/>
+          <w:sz w:val="16"/>
+          <w:szCs w:val="22"/>
+          <w:lang w:eastAsia="pt-BR"/>
+        </w:rPr>
+        <w:t>;</w:t>
+      </w:r>
+      <w:r>
+        <w:rPr>
+          <w:rFonts w:eastAsia="Calibri"/>
+          <w:sz w:val="16"/>
+          <w:szCs w:val="22"/>
+          <w:lang w:eastAsia="pt-BR"/>
+        </w:rPr>
+        <w:t xml:space="preserve"> 19 </w:t>
+      </w:r>
+      <w:r>
+        <w:rPr>
+          <w:rFonts w:eastAsia="Calibri"/>
+          <w:i/>
+          <w:iCs/>
+          <w:sz w:val="16"/>
+          <w:szCs w:val="22"/>
+          <w:lang w:eastAsia="pt-BR"/>
+        </w:rPr>
+        <w:t>websites</w:t>
+      </w:r>
+      <w:r>
+        <w:rPr>
+          <w:rFonts w:eastAsia="Calibri"/>
+          <w:iCs/>
+          <w:sz w:val="16"/>
+          <w:szCs w:val="22"/>
+          <w:lang w:eastAsia="pt-BR"/>
+        </w:rPr>
+        <w:t>;</w:t>
+      </w:r>
+      <w:r>
+        <w:rPr>
+          <w:rFonts w:eastAsia="Calibri"/>
+          <w:i/>
+          <w:iCs/>
+          <w:sz w:val="16"/>
+          <w:szCs w:val="22"/>
+          <w:lang w:eastAsia="pt-BR"/>
+        </w:rPr>
+        <w:t xml:space="preserve"> </w:t>
+      </w:r>
+      <w:r>
+        <w:rPr>
+          <w:rFonts w:eastAsia="Calibri"/>
+          <w:sz w:val="16"/>
+          <w:szCs w:val="22"/>
+          <w:lang w:eastAsia="pt-BR"/>
+        </w:rPr>
+        <w:t>28,5 x 22 x 13 cm</w:t>
+      </w:r>
+      <w:r>
+        <w:rPr>
+          <w:rFonts w:eastAsia="Calibri"/>
+          <w:sz w:val="16"/>
+          <w:szCs w:val="22"/>
+          <w:lang w:eastAsia="pt-BR"/>
+        </w:rPr>
+        <w:t>;</w:t>
+      </w:r>
+      <w:r>
+        <w:rPr>
+          <w:rFonts w:eastAsia="Calibri"/>
+          <w:sz w:val="16"/>
+          <w:szCs w:val="22"/>
+          <w:lang w:eastAsia="pt-BR"/>
+        </w:rPr>
+        <w:t xml:space="preserve"> enc.</w:t>
+      </w:r>
+      <w:r>
+        <w:rPr>
+          <w:rFonts w:eastAsia="Calibri"/>
+          <w:sz w:val="16"/>
+          <w:szCs w:val="22"/>
+          <w:lang w:eastAsia="pt-BR"/>
+        </w:rPr>
+        <w:t>;</w:t>
+      </w:r>
+      <w:r>
+        <w:rPr>
+          <w:rFonts w:eastAsia="Calibri"/>
+          <w:sz w:val="16"/>
+          <w:szCs w:val="22"/>
+          <w:lang w:eastAsia="pt-BR"/>
+        </w:rPr>
+        <w:t xml:space="preserve"> 2</w:t>
+      </w:r>
+      <w:r>
+        <w:rPr>
+          <w:rFonts w:eastAsia="Calibri"/>
+          <w:sz w:val="16"/>
+          <w:szCs w:val="22"/>
+          <w:u w:val="single"/>
+          <w:vertAlign w:val="superscript"/>
+          <w:lang w:eastAsia="pt-BR"/>
+        </w:rPr>
+        <w:t>a</w:t>
+      </w:r>
+      <w:r>
+        <w:rPr>
+          <w:rFonts w:eastAsia="Calibri"/>
+          <w:sz w:val="16"/>
+          <w:szCs w:val="22"/>
+          <w:lang w:eastAsia="pt-BR"/>
+        </w:rPr>
+        <w:t xml:space="preserve"> Ed. rev. e aum.</w:t>
+      </w:r>
+      <w:r>
+        <w:rPr>
+          <w:rFonts w:eastAsia="Calibri"/>
+          <w:sz w:val="16"/>
+          <w:szCs w:val="22"/>
+          <w:lang w:eastAsia="pt-BR"/>
+        </w:rPr>
+        <w:t>;</w:t>
+      </w:r>
+      <w:r>
+        <w:rPr>
+          <w:rFonts w:eastAsia="Calibri"/>
+          <w:sz w:val="16"/>
+          <w:szCs w:val="22"/>
+          <w:lang w:eastAsia="pt-BR"/>
+        </w:rPr>
+        <w:t xml:space="preserve"> </w:t>
+      </w:r>
+      <w:r>
+        <w:rPr>
+          <w:rFonts w:eastAsia="Calibri"/>
+          <w:i/>
+          <w:iCs/>
+          <w:sz w:val="16"/>
+          <w:szCs w:val="22"/>
+          <w:lang w:eastAsia="pt-BR"/>
+        </w:rPr>
+        <w:t>Associação Internacional Editares</w:t>
+      </w:r>
+      <w:r>
+        <w:rPr>
+          <w:rFonts w:eastAsia="Calibri"/>
+          <w:iCs/>
+          <w:sz w:val="16"/>
+          <w:szCs w:val="22"/>
+          <w:lang w:eastAsia="pt-BR"/>
+        </w:rPr>
+        <w:t>;</w:t>
+      </w:r>
+      <w:r>
+        <w:rPr>
+          <w:rFonts w:eastAsia="Calibri"/>
+          <w:i/>
+          <w:iCs/>
+          <w:sz w:val="16"/>
+          <w:szCs w:val="22"/>
+          <w:lang w:eastAsia="pt-BR"/>
+        </w:rPr>
+        <w:t xml:space="preserve"> </w:t>
+      </w:r>
+      <w:r>
+        <w:rPr>
+          <w:rFonts w:eastAsia="Calibri"/>
+          <w:sz w:val="16"/>
+          <w:szCs w:val="22"/>
+          <w:lang w:eastAsia="pt-BR"/>
+        </w:rPr>
+        <w:t>Foz do Iguaçu, PR</w:t>
+      </w:r>
+      <w:r>
+        <w:rPr>
+          <w:rFonts w:eastAsia="Calibri"/>
+          <w:sz w:val="16"/>
+          <w:szCs w:val="22"/>
+          <w:lang w:eastAsia="pt-BR"/>
+        </w:rPr>
+        <w:t>;</w:t>
+      </w:r>
+      <w:r>
+        <w:rPr>
+          <w:rFonts w:eastAsia="Calibri"/>
+          <w:sz w:val="16"/>
+          <w:szCs w:val="22"/>
+          <w:lang w:eastAsia="pt-BR"/>
+        </w:rPr>
+        <w:t xml:space="preserve"> 2019</w:t>
+      </w:r>
+      <w:r>
+        <w:rPr>
+          <w:rFonts w:eastAsia="Calibri"/>
+          <w:sz w:val="16"/>
+          <w:szCs w:val="22"/>
+          <w:lang w:eastAsia="pt-BR"/>
+        </w:rPr>
+        <w:t>;</w:t>
+      </w:r>
+      <w:r>
+        <w:rPr>
+          <w:rFonts w:eastAsia="Calibri"/>
+          <w:sz w:val="16"/>
+          <w:szCs w:val="22"/>
+          <w:lang w:eastAsia="pt-BR"/>
+        </w:rPr>
+        <w:t xml:space="preserve"> páginas 574, 1.346 e 1.477.</w:t>
       </w:r>
     </w:p>
     <w:p>
@@ -10509,7 +13629,28 @@
           <w:szCs w:val="22"/>
           <w:lang w:eastAsia="pt-BR"/>
         </w:rPr>
-        <w:t xml:space="preserve">Idem; </w:t>
+        <w:t>Idem</w:t>
+      </w:r>
+      <w:r>
+        <w:rPr>
+          <w:rFonts w:eastAsia="Calibri"/>
+          <w:bCs/>
+          <w:sz w:val="16"/>
+          <w:szCs w:val="22"/>
+          <w:lang w:eastAsia="pt-BR"/>
+        </w:rPr>
+        <w:t>;</w:t>
+      </w:r>
+      <w:r>
+        <w:rPr>
+          <w:rFonts w:eastAsia="Calibri"/>
+          <w:b/>
+          <w:bCs/>
+          <w:sz w:val="16"/>
+          <w:szCs w:val="22"/>
+          <w:lang w:eastAsia="pt-BR"/>
+        </w:rPr>
+        <w:t xml:space="preserve"> </w:t>
       </w:r>
       <w:r>
         <w:rPr>
@@ -10522,27 +13663,31 @@
           <w:szCs w:val="22"/>
           <w:lang w:eastAsia="pt-BR"/>
         </w:rPr>
-        <w:t xml:space="preserve">700 Experimentos da Conscienciologia; </w:t>
-      </w:r>
-      <w:r>
-        <w:rPr>
-          <w:rFonts w:eastAsia="Calibri"/>
+        <w:t>700 Experimentos da Conscienciologia</w:t>
+      </w:r>
+      <w:r>
+        <w:rPr>
+          <w:rFonts w:eastAsia="Calibri"/>
+          <w:bCs/>
+          <w:iCs/>
           <w:sz w:val="16"/>
           <w:szCs w:val="22"/>
           <w:lang w:eastAsia="pt-BR"/>
         </w:rPr>
-        <w:t xml:space="preserve">revisores Ana Maria Bonfim; Everton Santos; &amp; Tatiana Lopes; 1.088 p.; 40 seções; 100 subseções; 700 caps.; 147 abrevs.; 1 </w:t>
-      </w:r>
-      <w:r>
-        <w:rPr>
-          <w:rFonts w:eastAsia="Calibri"/>
+        <w:t>;</w:t>
+      </w:r>
+      <w:r>
+        <w:rPr>
+          <w:rFonts w:eastAsia="Calibri"/>
+          <w:b/>
+          <w:bCs/>
           <w:i/>
           <w:iCs/>
           <w:sz w:val="16"/>
           <w:szCs w:val="22"/>
           <w:lang w:eastAsia="pt-BR"/>
         </w:rPr>
-        <w:t xml:space="preserve">blog; </w:t>
+        <w:t xml:space="preserve"> </w:t>
       </w:r>
       <w:r>
         <w:rPr>
@@ -10551,7 +13696,151 @@
           <w:szCs w:val="22"/>
           <w:lang w:eastAsia="pt-BR"/>
         </w:rPr>
-        <w:t xml:space="preserve">1 cronologia; 100 datas; 20 </w:t>
+        <w:t>revisores Ana Maria Bonfim</w:t>
+      </w:r>
+      <w:r>
+        <w:rPr>
+          <w:rFonts w:eastAsia="Calibri"/>
+          <w:sz w:val="16"/>
+          <w:szCs w:val="22"/>
+          <w:lang w:eastAsia="pt-BR"/>
+        </w:rPr>
+        <w:t>;</w:t>
+      </w:r>
+      <w:r>
+        <w:rPr>
+          <w:rFonts w:eastAsia="Calibri"/>
+          <w:sz w:val="16"/>
+          <w:szCs w:val="22"/>
+          <w:lang w:eastAsia="pt-BR"/>
+        </w:rPr>
+        <w:t xml:space="preserve"> Everton Santos</w:t>
+      </w:r>
+      <w:r>
+        <w:rPr>
+          <w:rFonts w:eastAsia="Calibri"/>
+          <w:sz w:val="16"/>
+          <w:szCs w:val="22"/>
+          <w:lang w:eastAsia="pt-BR"/>
+        </w:rPr>
+        <w:t>;</w:t>
+      </w:r>
+      <w:r>
+        <w:rPr>
+          <w:rFonts w:eastAsia="Calibri"/>
+          <w:sz w:val="16"/>
+          <w:szCs w:val="22"/>
+          <w:lang w:eastAsia="pt-BR"/>
+        </w:rPr>
+        <w:t xml:space="preserve"> &amp; Tatiana Lopes</w:t>
+      </w:r>
+      <w:r>
+        <w:rPr>
+          <w:rFonts w:eastAsia="Calibri"/>
+          <w:sz w:val="16"/>
+          <w:szCs w:val="22"/>
+          <w:lang w:eastAsia="pt-BR"/>
+        </w:rPr>
+        <w:t>;</w:t>
+      </w:r>
+      <w:r>
+        <w:rPr>
+          <w:rFonts w:eastAsia="Calibri"/>
+          <w:sz w:val="16"/>
+          <w:szCs w:val="22"/>
+          <w:lang w:eastAsia="pt-BR"/>
+        </w:rPr>
+        <w:t xml:space="preserve"> 1.088 p.</w:t>
+      </w:r>
+      <w:r>
+        <w:rPr>
+          <w:rFonts w:eastAsia="Calibri"/>
+          <w:sz w:val="16"/>
+          <w:szCs w:val="22"/>
+          <w:lang w:eastAsia="pt-BR"/>
+        </w:rPr>
+        <w:t>;</w:t>
+      </w:r>
+      <w:r>
+        <w:rPr>
+          <w:rFonts w:eastAsia="Calibri"/>
+          <w:sz w:val="16"/>
+          <w:szCs w:val="22"/>
+          <w:lang w:eastAsia="pt-BR"/>
+        </w:rPr>
+        <w:t xml:space="preserve"> 40 seções</w:t>
+      </w:r>
+      <w:r>
+        <w:rPr>
+          <w:rFonts w:eastAsia="Calibri"/>
+          <w:sz w:val="16"/>
+          <w:szCs w:val="22"/>
+          <w:lang w:eastAsia="pt-BR"/>
+        </w:rPr>
+        <w:t>;</w:t>
+      </w:r>
+      <w:r>
+        <w:rPr>
+          <w:rFonts w:eastAsia="Calibri"/>
+          <w:sz w:val="16"/>
+          <w:szCs w:val="22"/>
+          <w:lang w:eastAsia="pt-BR"/>
+        </w:rPr>
+        <w:t xml:space="preserve"> 100 subseções</w:t>
+      </w:r>
+      <w:r>
+        <w:rPr>
+          <w:rFonts w:eastAsia="Calibri"/>
+          <w:sz w:val="16"/>
+          <w:szCs w:val="22"/>
+          <w:lang w:eastAsia="pt-BR"/>
+        </w:rPr>
+        <w:t>;</w:t>
+      </w:r>
+      <w:r>
+        <w:rPr>
+          <w:rFonts w:eastAsia="Calibri"/>
+          <w:sz w:val="16"/>
+          <w:szCs w:val="22"/>
+          <w:lang w:eastAsia="pt-BR"/>
+        </w:rPr>
+        <w:t xml:space="preserve"> 700 caps.</w:t>
+      </w:r>
+      <w:r>
+        <w:rPr>
+          <w:rFonts w:eastAsia="Calibri"/>
+          <w:sz w:val="16"/>
+          <w:szCs w:val="22"/>
+          <w:lang w:eastAsia="pt-BR"/>
+        </w:rPr>
+        <w:t>;</w:t>
+      </w:r>
+      <w:r>
+        <w:rPr>
+          <w:rFonts w:eastAsia="Calibri"/>
+          <w:sz w:val="16"/>
+          <w:szCs w:val="22"/>
+          <w:lang w:eastAsia="pt-BR"/>
+        </w:rPr>
+        <w:t xml:space="preserve"> 147 abrevs.</w:t>
+      </w:r>
+      <w:r>
+        <w:rPr>
+          <w:rFonts w:eastAsia="Calibri"/>
+          <w:sz w:val="16"/>
+          <w:szCs w:val="22"/>
+          <w:lang w:eastAsia="pt-BR"/>
+        </w:rPr>
+        <w:t>;</w:t>
+      </w:r>
+      <w:r>
+        <w:rPr>
+          <w:rFonts w:eastAsia="Calibri"/>
+          <w:sz w:val="16"/>
+          <w:szCs w:val="22"/>
+          <w:lang w:eastAsia="pt-BR"/>
+        </w:rPr>
+        <w:t xml:space="preserve"> 1 </w:t>
       </w:r>
       <w:r>
         <w:rPr>
@@ -10562,16 +13851,17 @@
           <w:szCs w:val="22"/>
           <w:lang w:eastAsia="pt-BR"/>
         </w:rPr>
-        <w:t xml:space="preserve">E-mails; </w:t>
-      </w:r>
-      <w:r>
-        <w:rPr>
-          <w:rFonts w:eastAsia="Calibri"/>
+        <w:t>blog</w:t>
+      </w:r>
+      <w:r>
+        <w:rPr>
+          <w:rFonts w:eastAsia="Calibri"/>
+          <w:iCs/>
           <w:sz w:val="16"/>
           <w:szCs w:val="22"/>
           <w:lang w:eastAsia="pt-BR"/>
         </w:rPr>
-        <w:t xml:space="preserve">600 enus.; 272 estrs.; 1 fórmula; 1 foto; 1 microbiografia; 56 tabs.; 57 técnicas; 300 testes; 21 </w:t>
+        <w:t>;</w:t>
       </w:r>
       <w:r>
         <w:rPr>
@@ -10582,7 +13872,7 @@
           <w:szCs w:val="22"/>
           <w:lang w:eastAsia="pt-BR"/>
         </w:rPr>
-        <w:t xml:space="preserve">websites; </w:t>
+        <w:t xml:space="preserve"> </w:t>
       </w:r>
       <w:r>
         <w:rPr>
@@ -10591,18 +13881,16 @@
           <w:szCs w:val="22"/>
           <w:lang w:eastAsia="pt-BR"/>
         </w:rPr>
-        <w:t>glos. 280 termos; 5116 refs.; alf.; geo.; ono.; 28,5 x 21,5 x 7 cm; enc.; 3</w:t>
+        <w:t>1 cronologia</w:t>
       </w:r>
       <w:r>
         <w:rPr>
           <w:rFonts w:eastAsia="Calibri"/>
           <w:sz w:val="16"/>
           <w:szCs w:val="22"/>
-          <w:u w:val="single"/>
-          <w:vertAlign w:val="superscript"/>
-          <w:lang w:eastAsia="pt-BR"/>
-        </w:rPr>
-        <w:t>a</w:t>
+          <w:lang w:eastAsia="pt-BR"/>
+        </w:rPr>
+        <w:t>;</w:t>
       </w:r>
       <w:r>
         <w:rPr>
@@ -10611,7 +13899,25 @@
           <w:szCs w:val="22"/>
           <w:lang w:eastAsia="pt-BR"/>
         </w:rPr>
-        <w:t xml:space="preserve"> Ed. rev. e amp.; </w:t>
+        <w:t xml:space="preserve"> 100 datas</w:t>
+      </w:r>
+      <w:r>
+        <w:rPr>
+          <w:rFonts w:eastAsia="Calibri"/>
+          <w:sz w:val="16"/>
+          <w:szCs w:val="22"/>
+          <w:lang w:eastAsia="pt-BR"/>
+        </w:rPr>
+        <w:t>;</w:t>
+      </w:r>
+      <w:r>
+        <w:rPr>
+          <w:rFonts w:eastAsia="Calibri"/>
+          <w:sz w:val="16"/>
+          <w:szCs w:val="22"/>
+          <w:lang w:eastAsia="pt-BR"/>
+        </w:rPr>
+        <w:t xml:space="preserve"> 20 </w:t>
       </w:r>
       <w:r>
         <w:rPr>
@@ -10622,16 +13928,463 @@
           <w:szCs w:val="22"/>
           <w:lang w:eastAsia="pt-BR"/>
         </w:rPr>
-        <w:t xml:space="preserve">Associação Internacional Editares; </w:t>
-      </w:r>
-      <w:r>
-        <w:rPr>
-          <w:rFonts w:eastAsia="Calibri"/>
+        <w:t>E-mails</w:t>
+      </w:r>
+      <w:r>
+        <w:rPr>
+          <w:rFonts w:eastAsia="Calibri"/>
+          <w:iCs/>
           <w:sz w:val="16"/>
           <w:szCs w:val="22"/>
           <w:lang w:eastAsia="pt-BR"/>
         </w:rPr>
-        <w:t>Foz do Iguaçu, PR; 2013; página 422.</w:t>
+        <w:t>;</w:t>
+      </w:r>
+      <w:r>
+        <w:rPr>
+          <w:rFonts w:eastAsia="Calibri"/>
+          <w:i/>
+          <w:iCs/>
+          <w:sz w:val="16"/>
+          <w:szCs w:val="22"/>
+          <w:lang w:eastAsia="pt-BR"/>
+        </w:rPr>
+        <w:t xml:space="preserve"> </w:t>
+      </w:r>
+      <w:r>
+        <w:rPr>
+          <w:rFonts w:eastAsia="Calibri"/>
+          <w:sz w:val="16"/>
+          <w:szCs w:val="22"/>
+          <w:lang w:eastAsia="pt-BR"/>
+        </w:rPr>
+        <w:t>600 enus.</w:t>
+      </w:r>
+      <w:r>
+        <w:rPr>
+          <w:rFonts w:eastAsia="Calibri"/>
+          <w:sz w:val="16"/>
+          <w:szCs w:val="22"/>
+          <w:lang w:eastAsia="pt-BR"/>
+        </w:rPr>
+        <w:t>;</w:t>
+      </w:r>
+      <w:r>
+        <w:rPr>
+          <w:rFonts w:eastAsia="Calibri"/>
+          <w:sz w:val="16"/>
+          <w:szCs w:val="22"/>
+          <w:lang w:eastAsia="pt-BR"/>
+        </w:rPr>
+        <w:t xml:space="preserve"> 272 estrs.</w:t>
+      </w:r>
+      <w:r>
+        <w:rPr>
+          <w:rFonts w:eastAsia="Calibri"/>
+          <w:sz w:val="16"/>
+          <w:szCs w:val="22"/>
+          <w:lang w:eastAsia="pt-BR"/>
+        </w:rPr>
+        <w:t>;</w:t>
+      </w:r>
+      <w:r>
+        <w:rPr>
+          <w:rFonts w:eastAsia="Calibri"/>
+          <w:sz w:val="16"/>
+          <w:szCs w:val="22"/>
+          <w:lang w:eastAsia="pt-BR"/>
+        </w:rPr>
+        <w:t xml:space="preserve"> 1 fórmula</w:t>
+      </w:r>
+      <w:r>
+        <w:rPr>
+          <w:rFonts w:eastAsia="Calibri"/>
+          <w:sz w:val="16"/>
+          <w:szCs w:val="22"/>
+          <w:lang w:eastAsia="pt-BR"/>
+        </w:rPr>
+        <w:t>;</w:t>
+      </w:r>
+      <w:r>
+        <w:rPr>
+          <w:rFonts w:eastAsia="Calibri"/>
+          <w:sz w:val="16"/>
+          <w:szCs w:val="22"/>
+          <w:lang w:eastAsia="pt-BR"/>
+        </w:rPr>
+        <w:t xml:space="preserve"> 1 foto</w:t>
+      </w:r>
+      <w:r>
+        <w:rPr>
+          <w:rFonts w:eastAsia="Calibri"/>
+          <w:sz w:val="16"/>
+          <w:szCs w:val="22"/>
+          <w:lang w:eastAsia="pt-BR"/>
+        </w:rPr>
+        <w:t>;</w:t>
+      </w:r>
+      <w:r>
+        <w:rPr>
+          <w:rFonts w:eastAsia="Calibri"/>
+          <w:sz w:val="16"/>
+          <w:szCs w:val="22"/>
+          <w:lang w:eastAsia="pt-BR"/>
+        </w:rPr>
+        <w:t xml:space="preserve"> 1 microbiografia</w:t>
+      </w:r>
+      <w:r>
+        <w:rPr>
+          <w:rFonts w:eastAsia="Calibri"/>
+          <w:sz w:val="16"/>
+          <w:szCs w:val="22"/>
+          <w:lang w:eastAsia="pt-BR"/>
+        </w:rPr>
+        <w:t>;</w:t>
+      </w:r>
+      <w:r>
+        <w:rPr>
+          <w:rFonts w:eastAsia="Calibri"/>
+          <w:sz w:val="16"/>
+          <w:szCs w:val="22"/>
+          <w:lang w:eastAsia="pt-BR"/>
+        </w:rPr>
+        <w:t xml:space="preserve"> 56 tabs.</w:t>
+      </w:r>
+      <w:r>
+        <w:rPr>
+          <w:rFonts w:eastAsia="Calibri"/>
+          <w:sz w:val="16"/>
+          <w:szCs w:val="22"/>
+          <w:lang w:eastAsia="pt-BR"/>
+        </w:rPr>
+        <w:t>;</w:t>
+      </w:r>
+      <w:r>
+        <w:rPr>
+          <w:rFonts w:eastAsia="Calibri"/>
+          <w:sz w:val="16"/>
+          <w:szCs w:val="22"/>
+          <w:lang w:eastAsia="pt-BR"/>
+        </w:rPr>
+        <w:t xml:space="preserve"> 57 técnicas</w:t>
+      </w:r>
+      <w:r>
+        <w:rPr>
+          <w:rFonts w:eastAsia="Calibri"/>
+          <w:sz w:val="16"/>
+          <w:szCs w:val="22"/>
+          <w:lang w:eastAsia="pt-BR"/>
+        </w:rPr>
+        <w:t>;</w:t>
+      </w:r>
+      <w:r>
+        <w:rPr>
+          <w:rFonts w:eastAsia="Calibri"/>
+          <w:sz w:val="16"/>
+          <w:szCs w:val="22"/>
+          <w:lang w:eastAsia="pt-BR"/>
+        </w:rPr>
+        <w:t xml:space="preserve"> 300 testes</w:t>
+      </w:r>
+      <w:r>
+        <w:rPr>
+          <w:rFonts w:eastAsia="Calibri"/>
+          <w:sz w:val="16"/>
+          <w:szCs w:val="22"/>
+          <w:lang w:eastAsia="pt-BR"/>
+        </w:rPr>
+        <w:t>;</w:t>
+      </w:r>
+      <w:r>
+        <w:rPr>
+          <w:rFonts w:eastAsia="Calibri"/>
+          <w:sz w:val="16"/>
+          <w:szCs w:val="22"/>
+          <w:lang w:eastAsia="pt-BR"/>
+        </w:rPr>
+        <w:t xml:space="preserve"> 21 </w:t>
+      </w:r>
+      <w:r>
+        <w:rPr>
+          <w:rFonts w:eastAsia="Calibri"/>
+          <w:i/>
+          <w:iCs/>
+          <w:sz w:val="16"/>
+          <w:szCs w:val="22"/>
+          <w:lang w:eastAsia="pt-BR"/>
+        </w:rPr>
+        <w:t>websites</w:t>
+      </w:r>
+      <w:r>
+        <w:rPr>
+          <w:rFonts w:eastAsia="Calibri"/>
+          <w:iCs/>
+          <w:sz w:val="16"/>
+          <w:szCs w:val="22"/>
+          <w:lang w:eastAsia="pt-BR"/>
+        </w:rPr>
+        <w:t>;</w:t>
+      </w:r>
+      <w:r>
+        <w:rPr>
+          <w:rFonts w:eastAsia="Calibri"/>
+          <w:i/>
+          <w:iCs/>
+          <w:sz w:val="16"/>
+          <w:szCs w:val="22"/>
+          <w:lang w:eastAsia="pt-BR"/>
+        </w:rPr>
+        <w:t xml:space="preserve"> </w:t>
+      </w:r>
+      <w:r>
+        <w:rPr>
+          <w:rFonts w:eastAsia="Calibri"/>
+          <w:sz w:val="16"/>
+          <w:szCs w:val="22"/>
+          <w:lang w:eastAsia="pt-BR"/>
+        </w:rPr>
+        <w:t>glos. 280 termos</w:t>
+      </w:r>
+      <w:r>
+        <w:rPr>
+          <w:rFonts w:eastAsia="Calibri"/>
+          <w:sz w:val="16"/>
+          <w:szCs w:val="22"/>
+          <w:lang w:eastAsia="pt-BR"/>
+        </w:rPr>
+        <w:t>;</w:t>
+      </w:r>
+      <w:r>
+        <w:rPr>
+          <w:rFonts w:eastAsia="Calibri"/>
+          <w:sz w:val="16"/>
+          <w:szCs w:val="22"/>
+          <w:lang w:eastAsia="pt-BR"/>
+        </w:rPr>
+        <w:t xml:space="preserve"> 5116 refs.</w:t>
+      </w:r>
+      <w:r>
+        <w:rPr>
+          <w:rFonts w:eastAsia="Calibri"/>
+          <w:sz w:val="16"/>
+          <w:szCs w:val="22"/>
+          <w:lang w:eastAsia="pt-BR"/>
+        </w:rPr>
+        <w:t>;</w:t>
+      </w:r>
+      <w:r>
+        <w:rPr>
+          <w:rFonts w:eastAsia="Calibri"/>
+          <w:sz w:val="16"/>
+          <w:szCs w:val="22"/>
+          <w:lang w:eastAsia="pt-BR"/>
+        </w:rPr>
+        <w:t xml:space="preserve"> alf.</w:t>
+      </w:r>
+      <w:r>
+        <w:rPr>
+          <w:rFonts w:eastAsia="Calibri"/>
+          <w:sz w:val="16"/>
+          <w:szCs w:val="22"/>
+          <w:lang w:eastAsia="pt-BR"/>
+        </w:rPr>
+        <w:t>;</w:t>
+      </w:r>
+      <w:r>
+        <w:rPr>
+          <w:rFonts w:eastAsia="Calibri"/>
+          <w:sz w:val="16"/>
+          <w:szCs w:val="22"/>
+          <w:lang w:eastAsia="pt-BR"/>
+        </w:rPr>
+        <w:t xml:space="preserve"> geo.</w:t>
+      </w:r>
+      <w:r>
+        <w:rPr>
+          <w:rFonts w:eastAsia="Calibri"/>
+          <w:sz w:val="16"/>
+          <w:szCs w:val="22"/>
+          <w:lang w:eastAsia="pt-BR"/>
+        </w:rPr>
+        <w:t>;</w:t>
+      </w:r>
+      <w:r>
+        <w:rPr>
+          <w:rFonts w:eastAsia="Calibri"/>
+          <w:sz w:val="16"/>
+          <w:szCs w:val="22"/>
+          <w:lang w:eastAsia="pt-BR"/>
+        </w:rPr>
+        <w:t xml:space="preserve"> ono.</w:t>
+      </w:r>
+      <w:r>
+        <w:rPr>
+          <w:rFonts w:eastAsia="Calibri"/>
+          <w:sz w:val="16"/>
+          <w:szCs w:val="22"/>
+          <w:lang w:eastAsia="pt-BR"/>
+        </w:rPr>
+        <w:t>;</w:t>
+      </w:r>
+      <w:r>
+        <w:rPr>
+          <w:rFonts w:eastAsia="Calibri"/>
+          <w:sz w:val="16"/>
+          <w:szCs w:val="22"/>
+          <w:lang w:eastAsia="pt-BR"/>
+        </w:rPr>
+        <w:t xml:space="preserve"> 28,5 x 21,5 x 7 cm</w:t>
+      </w:r>
+      <w:r>
+        <w:rPr>
+          <w:rFonts w:eastAsia="Calibri"/>
+          <w:sz w:val="16"/>
+          <w:szCs w:val="22"/>
+          <w:lang w:eastAsia="pt-BR"/>
+        </w:rPr>
+        <w:t>;</w:t>
+      </w:r>
+      <w:r>
+        <w:rPr>
+          <w:rFonts w:eastAsia="Calibri"/>
+          <w:sz w:val="16"/>
+          <w:szCs w:val="22"/>
+          <w:lang w:eastAsia="pt-BR"/>
+        </w:rPr>
+        <w:t xml:space="preserve"> enc.</w:t>
+      </w:r>
+      <w:r>
+        <w:rPr>
+          <w:rFonts w:eastAsia="Calibri"/>
+          <w:sz w:val="16"/>
+          <w:szCs w:val="22"/>
+          <w:lang w:eastAsia="pt-BR"/>
+        </w:rPr>
+        <w:t>;</w:t>
+      </w:r>
+      <w:r>
+        <w:rPr>
+          <w:rFonts w:eastAsia="Calibri"/>
+          <w:sz w:val="16"/>
+          <w:szCs w:val="22"/>
+          <w:lang w:eastAsia="pt-BR"/>
+        </w:rPr>
+        <w:t xml:space="preserve"> 3</w:t>
+      </w:r>
+      <w:r>
+        <w:rPr>
+          <w:rFonts w:eastAsia="Calibri"/>
+          <w:sz w:val="16"/>
+          <w:szCs w:val="22"/>
+          <w:u w:val="single"/>
+          <w:vertAlign w:val="superscript"/>
+          <w:lang w:eastAsia="pt-BR"/>
+        </w:rPr>
+        <w:t>a</w:t>
+      </w:r>
+      <w:r>
+        <w:rPr>
+          <w:rFonts w:eastAsia="Calibri"/>
+          <w:sz w:val="16"/>
+          <w:szCs w:val="22"/>
+          <w:lang w:eastAsia="pt-BR"/>
+        </w:rPr>
+        <w:t xml:space="preserve"> Ed. rev. e amp.</w:t>
+      </w:r>
+      <w:r>
+        <w:rPr>
+          <w:rFonts w:eastAsia="Calibri"/>
+          <w:sz w:val="16"/>
+          <w:szCs w:val="22"/>
+          <w:lang w:eastAsia="pt-BR"/>
+        </w:rPr>
+        <w:t>;</w:t>
+      </w:r>
+      <w:r>
+        <w:rPr>
+          <w:rFonts w:eastAsia="Calibri"/>
+          <w:sz w:val="16"/>
+          <w:szCs w:val="22"/>
+          <w:lang w:eastAsia="pt-BR"/>
+        </w:rPr>
+        <w:t xml:space="preserve"> </w:t>
+      </w:r>
+      <w:r>
+        <w:rPr>
+          <w:rFonts w:eastAsia="Calibri"/>
+          <w:i/>
+          <w:iCs/>
+          <w:sz w:val="16"/>
+          <w:szCs w:val="22"/>
+          <w:lang w:eastAsia="pt-BR"/>
+        </w:rPr>
+        <w:t>Associação Internacional Editares</w:t>
+      </w:r>
+      <w:r>
+        <w:rPr>
+          <w:rFonts w:eastAsia="Calibri"/>
+          <w:iCs/>
+          <w:sz w:val="16"/>
+          <w:szCs w:val="22"/>
+          <w:lang w:eastAsia="pt-BR"/>
+        </w:rPr>
+        <w:t>;</w:t>
+      </w:r>
+      <w:r>
+        <w:rPr>
+          <w:rFonts w:eastAsia="Calibri"/>
+          <w:i/>
+          <w:iCs/>
+          <w:sz w:val="16"/>
+          <w:szCs w:val="22"/>
+          <w:lang w:eastAsia="pt-BR"/>
+        </w:rPr>
+        <w:t xml:space="preserve"> </w:t>
+      </w:r>
+      <w:r>
+        <w:rPr>
+          <w:rFonts w:eastAsia="Calibri"/>
+          <w:sz w:val="16"/>
+          <w:szCs w:val="22"/>
+          <w:lang w:eastAsia="pt-BR"/>
+        </w:rPr>
+        <w:t>Foz do Iguaçu, PR</w:t>
+      </w:r>
+      <w:r>
+        <w:rPr>
+          <w:rFonts w:eastAsia="Calibri"/>
+          <w:sz w:val="16"/>
+          <w:szCs w:val="22"/>
+          <w:lang w:eastAsia="pt-BR"/>
+        </w:rPr>
+        <w:t>;</w:t>
+      </w:r>
+      <w:r>
+        <w:rPr>
+          <w:rFonts w:eastAsia="Calibri"/>
+          <w:sz w:val="16"/>
+          <w:szCs w:val="22"/>
+          <w:lang w:eastAsia="pt-BR"/>
+        </w:rPr>
+        <w:t xml:space="preserve"> 2013</w:t>
+      </w:r>
+      <w:r>
+        <w:rPr>
+          <w:rFonts w:eastAsia="Calibri"/>
+          <w:sz w:val="16"/>
+          <w:szCs w:val="22"/>
+          <w:lang w:eastAsia="pt-BR"/>
+        </w:rPr>
+        <w:t>;</w:t>
+      </w:r>
+      <w:r>
+        <w:rPr>
+          <w:rFonts w:eastAsia="Calibri"/>
+          <w:sz w:val="16"/>
+          <w:szCs w:val="22"/>
+          <w:lang w:eastAsia="pt-BR"/>
+        </w:rPr>
+        <w:t xml:space="preserve"> página 422.</w:t>
       </w:r>
     </w:p>
     <w:p>
@@ -10705,7 +14458,6 @@
           <w:szCs w:val="16"/>
           <w:lang w:eastAsia="pt-BR"/>
         </w:rPr>
-        <w:lastRenderedPageBreak/>
         <w:t>1.  </w:t>
       </w:r>
       <w:r>
@@ -10736,7 +14488,25 @@
           <w:szCs w:val="16"/>
           <w:lang w:eastAsia="pt-BR"/>
         </w:rPr>
-        <w:t xml:space="preserve">Eduardo; </w:t>
+        <w:t>Eduardo</w:t>
+      </w:r>
+      <w:r>
+        <w:rPr>
+          <w:rFonts w:eastAsia="Calibri"/>
+          <w:sz w:val="16"/>
+          <w:szCs w:val="16"/>
+          <w:lang w:eastAsia="pt-BR"/>
+        </w:rPr>
+        <w:t>;</w:t>
+      </w:r>
+      <w:r>
+        <w:rPr>
+          <w:rFonts w:eastAsia="Calibri"/>
+          <w:sz w:val="16"/>
+          <w:szCs w:val="16"/>
+          <w:lang w:eastAsia="pt-BR"/>
+        </w:rPr>
+        <w:t xml:space="preserve"> </w:t>
       </w:r>
       <w:r>
         <w:rPr>
@@ -10749,16 +14519,81 @@
           <w:szCs w:val="16"/>
           <w:lang w:eastAsia="pt-BR"/>
         </w:rPr>
-        <w:t>Debatologia Interassistencial (Interassistenciologia);</w:t>
-      </w:r>
-      <w:r>
-        <w:rPr>
-          <w:rFonts w:eastAsia="Calibri"/>
+        <w:t>Debatologia Interassistencial (Interassistenciologia)</w:t>
+      </w:r>
+      <w:r>
+        <w:rPr>
+          <w:rFonts w:eastAsia="Calibri"/>
+          <w:bCs/>
+          <w:iCs/>
           <w:sz w:val="16"/>
           <w:szCs w:val="16"/>
           <w:lang w:eastAsia="pt-BR"/>
         </w:rPr>
-        <w:t xml:space="preserve"> Tertúlia Matinal N. 253; 04.07.2021; disponível em &lt;https://youtu.be/5wNyGQvk8DU&gt;; acesso em 11.03.2023.</w:t>
+        <w:t>;</w:t>
+      </w:r>
+      <w:r>
+        <w:rPr>
+          <w:rFonts w:eastAsia="Calibri"/>
+          <w:sz w:val="16"/>
+          <w:szCs w:val="16"/>
+          <w:lang w:eastAsia="pt-BR"/>
+        </w:rPr>
+        <w:t xml:space="preserve"> Tertúlia Matinal N. 253</w:t>
+      </w:r>
+      <w:r>
+        <w:rPr>
+          <w:rFonts w:eastAsia="Calibri"/>
+          <w:sz w:val="16"/>
+          <w:szCs w:val="16"/>
+          <w:lang w:eastAsia="pt-BR"/>
+        </w:rPr>
+        <w:t>;</w:t>
+      </w:r>
+      <w:r>
+        <w:rPr>
+          <w:rFonts w:eastAsia="Calibri"/>
+          <w:sz w:val="16"/>
+          <w:szCs w:val="16"/>
+          <w:lang w:eastAsia="pt-BR"/>
+        </w:rPr>
+        <w:t xml:space="preserve"> 04.07.2021</w:t>
+      </w:r>
+      <w:r>
+        <w:rPr>
+          <w:rFonts w:eastAsia="Calibri"/>
+          <w:sz w:val="16"/>
+          <w:szCs w:val="16"/>
+          <w:lang w:eastAsia="pt-BR"/>
+        </w:rPr>
+        <w:t>;</w:t>
+      </w:r>
+      <w:r>
+        <w:rPr>
+          <w:rFonts w:eastAsia="Calibri"/>
+          <w:sz w:val="16"/>
+          <w:szCs w:val="16"/>
+          <w:lang w:eastAsia="pt-BR"/>
+        </w:rPr>
+        <w:t xml:space="preserve"> disponível em &lt;https://youtu.be/5wNyGQvk8DU&gt;</w:t>
+      </w:r>
+      <w:r>
+        <w:rPr>
+          <w:rFonts w:eastAsia="Calibri"/>
+          <w:sz w:val="16"/>
+          <w:szCs w:val="16"/>
+          <w:lang w:eastAsia="pt-BR"/>
+        </w:rPr>
+        <w:t>;</w:t>
+      </w:r>
+      <w:r>
+        <w:rPr>
+          <w:rFonts w:eastAsia="Calibri"/>
+          <w:sz w:val="16"/>
+          <w:szCs w:val="16"/>
+          <w:lang w:eastAsia="pt-BR"/>
+        </w:rPr>
+        <w:t xml:space="preserve"> acesso em 11.03.2023.</w:t>
       </w:r>
     </w:p>
     <w:p>
@@ -10778,6 +14613,7 @@
           <w:szCs w:val="16"/>
           <w:lang w:eastAsia="pt-BR"/>
         </w:rPr>
+        <w:lastRenderedPageBreak/>
         <w:t>2.  </w:t>
       </w:r>
       <w:r>
@@ -10808,7 +14644,25 @@
           <w:szCs w:val="16"/>
           <w:lang w:eastAsia="pt-BR"/>
         </w:rPr>
-        <w:t xml:space="preserve">Isabela; </w:t>
+        <w:t>Isabela</w:t>
+      </w:r>
+      <w:r>
+        <w:rPr>
+          <w:rFonts w:eastAsia="Calibri"/>
+          <w:sz w:val="16"/>
+          <w:szCs w:val="16"/>
+          <w:lang w:eastAsia="pt-BR"/>
+        </w:rPr>
+        <w:t>;</w:t>
+      </w:r>
+      <w:r>
+        <w:rPr>
+          <w:rFonts w:eastAsia="Calibri"/>
+          <w:sz w:val="16"/>
+          <w:szCs w:val="16"/>
+          <w:lang w:eastAsia="pt-BR"/>
+        </w:rPr>
+        <w:t xml:space="preserve"> </w:t>
       </w:r>
       <w:r>
         <w:rPr>
@@ -10821,16 +14675,81 @@
           <w:szCs w:val="16"/>
           <w:lang w:eastAsia="pt-BR"/>
         </w:rPr>
-        <w:t>Comunicação Autêntica (Comunicologia);</w:t>
-      </w:r>
-      <w:r>
-        <w:rPr>
-          <w:rFonts w:eastAsia="Calibri"/>
+        <w:t>Comunicação Autêntica (Comunicologia)</w:t>
+      </w:r>
+      <w:r>
+        <w:rPr>
+          <w:rFonts w:eastAsia="Calibri"/>
+          <w:bCs/>
+          <w:iCs/>
           <w:sz w:val="16"/>
           <w:szCs w:val="16"/>
           <w:lang w:eastAsia="pt-BR"/>
         </w:rPr>
-        <w:t xml:space="preserve"> Tertúlia Matinal N. 207; 09.08.2020; disponível em &lt;https://youtu.be/0TOLosaa0fM&gt;; acesso em 11.03.2023.</w:t>
+        <w:t>;</w:t>
+      </w:r>
+      <w:r>
+        <w:rPr>
+          <w:rFonts w:eastAsia="Calibri"/>
+          <w:sz w:val="16"/>
+          <w:szCs w:val="16"/>
+          <w:lang w:eastAsia="pt-BR"/>
+        </w:rPr>
+        <w:t xml:space="preserve"> Tertúlia Matinal N. 207</w:t>
+      </w:r>
+      <w:r>
+        <w:rPr>
+          <w:rFonts w:eastAsia="Calibri"/>
+          <w:sz w:val="16"/>
+          <w:szCs w:val="16"/>
+          <w:lang w:eastAsia="pt-BR"/>
+        </w:rPr>
+        <w:t>;</w:t>
+      </w:r>
+      <w:r>
+        <w:rPr>
+          <w:rFonts w:eastAsia="Calibri"/>
+          <w:sz w:val="16"/>
+          <w:szCs w:val="16"/>
+          <w:lang w:eastAsia="pt-BR"/>
+        </w:rPr>
+        <w:t xml:space="preserve"> 09.08.2020</w:t>
+      </w:r>
+      <w:r>
+        <w:rPr>
+          <w:rFonts w:eastAsia="Calibri"/>
+          <w:sz w:val="16"/>
+          <w:szCs w:val="16"/>
+          <w:lang w:eastAsia="pt-BR"/>
+        </w:rPr>
+        <w:t>;</w:t>
+      </w:r>
+      <w:r>
+        <w:rPr>
+          <w:rFonts w:eastAsia="Calibri"/>
+          <w:sz w:val="16"/>
+          <w:szCs w:val="16"/>
+          <w:lang w:eastAsia="pt-BR"/>
+        </w:rPr>
+        <w:t xml:space="preserve"> disponível em &lt;https://youtu.be/0TOLosaa0fM&gt;</w:t>
+      </w:r>
+      <w:r>
+        <w:rPr>
+          <w:rFonts w:eastAsia="Calibri"/>
+          <w:sz w:val="16"/>
+          <w:szCs w:val="16"/>
+          <w:lang w:eastAsia="pt-BR"/>
+        </w:rPr>
+        <w:t>;</w:t>
+      </w:r>
+      <w:r>
+        <w:rPr>
+          <w:rFonts w:eastAsia="Calibri"/>
+          <w:sz w:val="16"/>
+          <w:szCs w:val="16"/>
+          <w:lang w:eastAsia="pt-BR"/>
+        </w:rPr>
+        <w:t xml:space="preserve"> acesso em 11.03.2023.</w:t>
       </w:r>
     </w:p>
     <w:p>
@@ -10880,7 +14799,25 @@
           <w:szCs w:val="16"/>
           <w:lang w:eastAsia="pt-BR"/>
         </w:rPr>
-        <w:t xml:space="preserve">Lane; </w:t>
+        <w:t>Lane</w:t>
+      </w:r>
+      <w:r>
+        <w:rPr>
+          <w:rFonts w:eastAsia="Calibri"/>
+          <w:sz w:val="16"/>
+          <w:szCs w:val="16"/>
+          <w:lang w:eastAsia="pt-BR"/>
+        </w:rPr>
+        <w:t>;</w:t>
+      </w:r>
+      <w:r>
+        <w:rPr>
+          <w:rFonts w:eastAsia="Calibri"/>
+          <w:sz w:val="16"/>
+          <w:szCs w:val="16"/>
+          <w:lang w:eastAsia="pt-BR"/>
+        </w:rPr>
+        <w:t xml:space="preserve"> </w:t>
       </w:r>
       <w:r>
         <w:rPr>
@@ -10893,16 +14830,81 @@
           <w:szCs w:val="16"/>
           <w:lang w:eastAsia="pt-BR"/>
         </w:rPr>
-        <w:t>Sustentação de Campo Bioenergético Interassistencial (Epicentrismologia);</w:t>
-      </w:r>
-      <w:r>
-        <w:rPr>
-          <w:rFonts w:eastAsia="Calibri"/>
+        <w:t>Sustentação de Campo Bioenergético Interassistencial (Epicentrismologia)</w:t>
+      </w:r>
+      <w:r>
+        <w:rPr>
+          <w:rFonts w:eastAsia="Calibri"/>
+          <w:bCs/>
+          <w:iCs/>
           <w:sz w:val="16"/>
           <w:szCs w:val="16"/>
           <w:lang w:eastAsia="pt-BR"/>
         </w:rPr>
-        <w:t xml:space="preserve"> Tertúlia Matinal N. 311; 21.08.2022; disponível em &lt;https://youtu.be/vT-QhRQbXpk&gt;; acesso em 11.03.2023.</w:t>
+        <w:t>;</w:t>
+      </w:r>
+      <w:r>
+        <w:rPr>
+          <w:rFonts w:eastAsia="Calibri"/>
+          <w:sz w:val="16"/>
+          <w:szCs w:val="16"/>
+          <w:lang w:eastAsia="pt-BR"/>
+        </w:rPr>
+        <w:t xml:space="preserve"> Tertúlia Matinal N. 311</w:t>
+      </w:r>
+      <w:r>
+        <w:rPr>
+          <w:rFonts w:eastAsia="Calibri"/>
+          <w:sz w:val="16"/>
+          <w:szCs w:val="16"/>
+          <w:lang w:eastAsia="pt-BR"/>
+        </w:rPr>
+        <w:t>;</w:t>
+      </w:r>
+      <w:r>
+        <w:rPr>
+          <w:rFonts w:eastAsia="Calibri"/>
+          <w:sz w:val="16"/>
+          <w:szCs w:val="16"/>
+          <w:lang w:eastAsia="pt-BR"/>
+        </w:rPr>
+        <w:t xml:space="preserve"> 21.08.2022</w:t>
+      </w:r>
+      <w:r>
+        <w:rPr>
+          <w:rFonts w:eastAsia="Calibri"/>
+          <w:sz w:val="16"/>
+          <w:szCs w:val="16"/>
+          <w:lang w:eastAsia="pt-BR"/>
+        </w:rPr>
+        <w:t>;</w:t>
+      </w:r>
+      <w:r>
+        <w:rPr>
+          <w:rFonts w:eastAsia="Calibri"/>
+          <w:sz w:val="16"/>
+          <w:szCs w:val="16"/>
+          <w:lang w:eastAsia="pt-BR"/>
+        </w:rPr>
+        <w:t xml:space="preserve"> disponível em &lt;https://youtu.be/vT-QhRQbXpk&gt;</w:t>
+      </w:r>
+      <w:r>
+        <w:rPr>
+          <w:rFonts w:eastAsia="Calibri"/>
+          <w:sz w:val="16"/>
+          <w:szCs w:val="16"/>
+          <w:lang w:eastAsia="pt-BR"/>
+        </w:rPr>
+        <w:t>;</w:t>
+      </w:r>
+      <w:r>
+        <w:rPr>
+          <w:rFonts w:eastAsia="Calibri"/>
+          <w:sz w:val="16"/>
+          <w:szCs w:val="16"/>
+          <w:lang w:eastAsia="pt-BR"/>
+        </w:rPr>
+        <w:t xml:space="preserve"> acesso em 11.03.2023.</w:t>
       </w:r>
     </w:p>
     <w:p>
@@ -10952,7 +14954,25 @@
           <w:szCs w:val="16"/>
           <w:lang w:eastAsia="pt-BR"/>
         </w:rPr>
-        <w:t xml:space="preserve">Ana; </w:t>
+        <w:t>Ana</w:t>
+      </w:r>
+      <w:r>
+        <w:rPr>
+          <w:rFonts w:eastAsia="Calibri"/>
+          <w:sz w:val="16"/>
+          <w:szCs w:val="16"/>
+          <w:lang w:eastAsia="pt-BR"/>
+        </w:rPr>
+        <w:t>;</w:t>
+      </w:r>
+      <w:r>
+        <w:rPr>
+          <w:rFonts w:eastAsia="Calibri"/>
+          <w:sz w:val="16"/>
+          <w:szCs w:val="16"/>
+          <w:lang w:eastAsia="pt-BR"/>
+        </w:rPr>
+        <w:t xml:space="preserve"> </w:t>
       </w:r>
       <w:r>
         <w:rPr>
@@ -10965,16 +14985,81 @@
           <w:szCs w:val="16"/>
           <w:lang w:eastAsia="pt-BR"/>
         </w:rPr>
-        <w:t>Comunicação Evolutiva (Comunicologia);</w:t>
-      </w:r>
-      <w:r>
-        <w:rPr>
-          <w:rFonts w:eastAsia="Calibri"/>
+        <w:t>Comunicação Evolutiva (Comunicologia)</w:t>
+      </w:r>
+      <w:r>
+        <w:rPr>
+          <w:rFonts w:eastAsia="Calibri"/>
+          <w:bCs/>
+          <w:iCs/>
           <w:sz w:val="16"/>
           <w:szCs w:val="16"/>
           <w:lang w:eastAsia="pt-BR"/>
         </w:rPr>
-        <w:t xml:space="preserve"> Tertúlia Matinal N. 37; 19.03.2017; disponível em &lt;https://youtube/yILuFNv5j6I&gt;; acesso em 11.03.2023.</w:t>
+        <w:t>;</w:t>
+      </w:r>
+      <w:r>
+        <w:rPr>
+          <w:rFonts w:eastAsia="Calibri"/>
+          <w:sz w:val="16"/>
+          <w:szCs w:val="16"/>
+          <w:lang w:eastAsia="pt-BR"/>
+        </w:rPr>
+        <w:t xml:space="preserve"> Tertúlia Matinal N. 37</w:t>
+      </w:r>
+      <w:r>
+        <w:rPr>
+          <w:rFonts w:eastAsia="Calibri"/>
+          <w:sz w:val="16"/>
+          <w:szCs w:val="16"/>
+          <w:lang w:eastAsia="pt-BR"/>
+        </w:rPr>
+        <w:t>;</w:t>
+      </w:r>
+      <w:r>
+        <w:rPr>
+          <w:rFonts w:eastAsia="Calibri"/>
+          <w:sz w:val="16"/>
+          <w:szCs w:val="16"/>
+          <w:lang w:eastAsia="pt-BR"/>
+        </w:rPr>
+        <w:t xml:space="preserve"> 19.03.2017</w:t>
+      </w:r>
+      <w:r>
+        <w:rPr>
+          <w:rFonts w:eastAsia="Calibri"/>
+          <w:sz w:val="16"/>
+          <w:szCs w:val="16"/>
+          <w:lang w:eastAsia="pt-BR"/>
+        </w:rPr>
+        <w:t>;</w:t>
+      </w:r>
+      <w:r>
+        <w:rPr>
+          <w:rFonts w:eastAsia="Calibri"/>
+          <w:sz w:val="16"/>
+          <w:szCs w:val="16"/>
+          <w:lang w:eastAsia="pt-BR"/>
+        </w:rPr>
+        <w:t xml:space="preserve"> disponível em &lt;https://youtube/yILuFNv5j6I&gt;</w:t>
+      </w:r>
+      <w:r>
+        <w:rPr>
+          <w:rFonts w:eastAsia="Calibri"/>
+          <w:sz w:val="16"/>
+          <w:szCs w:val="16"/>
+          <w:lang w:eastAsia="pt-BR"/>
+        </w:rPr>
+        <w:t>;</w:t>
+      </w:r>
+      <w:r>
+        <w:rPr>
+          <w:rFonts w:eastAsia="Calibri"/>
+          <w:sz w:val="16"/>
+          <w:szCs w:val="16"/>
+          <w:lang w:eastAsia="pt-BR"/>
+        </w:rPr>
+        <w:t xml:space="preserve"> acesso em 11.03.2023.</w:t>
       </w:r>
     </w:p>
     <w:p>
@@ -11024,7 +15109,25 @@
           <w:szCs w:val="16"/>
           <w:lang w:eastAsia="pt-BR"/>
         </w:rPr>
-        <w:t xml:space="preserve">Nerly; </w:t>
+        <w:t>Nerly</w:t>
+      </w:r>
+      <w:r>
+        <w:rPr>
+          <w:rFonts w:eastAsia="Calibri"/>
+          <w:sz w:val="16"/>
+          <w:szCs w:val="16"/>
+          <w:lang w:eastAsia="pt-BR"/>
+        </w:rPr>
+        <w:t>;</w:t>
+      </w:r>
+      <w:r>
+        <w:rPr>
+          <w:rFonts w:eastAsia="Calibri"/>
+          <w:sz w:val="16"/>
+          <w:szCs w:val="16"/>
+          <w:lang w:eastAsia="pt-BR"/>
+        </w:rPr>
+        <w:t xml:space="preserve"> </w:t>
       </w:r>
       <w:r>
         <w:rPr>
@@ -11037,16 +15140,81 @@
           <w:szCs w:val="16"/>
           <w:lang w:eastAsia="pt-BR"/>
         </w:rPr>
-        <w:t>Comunicação Conscienciológica Midiática (Comunicologia);</w:t>
-      </w:r>
-      <w:r>
-        <w:rPr>
-          <w:rFonts w:eastAsia="Calibri"/>
+        <w:t>Comunicação Conscienciológica Midiática (Comunicologia)</w:t>
+      </w:r>
+      <w:r>
+        <w:rPr>
+          <w:rFonts w:eastAsia="Calibri"/>
+          <w:bCs/>
+          <w:iCs/>
           <w:sz w:val="16"/>
           <w:szCs w:val="16"/>
           <w:lang w:eastAsia="pt-BR"/>
         </w:rPr>
-        <w:t xml:space="preserve"> Tertúlia Matinal N. 211; 06.09.2020; disponível em &lt;https://youtu.be/pD0iZTDgwcE&gt;; acesso em 11.03.2023.</w:t>
+        <w:t>;</w:t>
+      </w:r>
+      <w:r>
+        <w:rPr>
+          <w:rFonts w:eastAsia="Calibri"/>
+          <w:sz w:val="16"/>
+          <w:szCs w:val="16"/>
+          <w:lang w:eastAsia="pt-BR"/>
+        </w:rPr>
+        <w:t xml:space="preserve"> Tertúlia Matinal N. 211</w:t>
+      </w:r>
+      <w:r>
+        <w:rPr>
+          <w:rFonts w:eastAsia="Calibri"/>
+          <w:sz w:val="16"/>
+          <w:szCs w:val="16"/>
+          <w:lang w:eastAsia="pt-BR"/>
+        </w:rPr>
+        <w:t>;</w:t>
+      </w:r>
+      <w:r>
+        <w:rPr>
+          <w:rFonts w:eastAsia="Calibri"/>
+          <w:sz w:val="16"/>
+          <w:szCs w:val="16"/>
+          <w:lang w:eastAsia="pt-BR"/>
+        </w:rPr>
+        <w:t xml:space="preserve"> 06.09.2020</w:t>
+      </w:r>
+      <w:r>
+        <w:rPr>
+          <w:rFonts w:eastAsia="Calibri"/>
+          <w:sz w:val="16"/>
+          <w:szCs w:val="16"/>
+          <w:lang w:eastAsia="pt-BR"/>
+        </w:rPr>
+        <w:t>;</w:t>
+      </w:r>
+      <w:r>
+        <w:rPr>
+          <w:rFonts w:eastAsia="Calibri"/>
+          <w:sz w:val="16"/>
+          <w:szCs w:val="16"/>
+          <w:lang w:eastAsia="pt-BR"/>
+        </w:rPr>
+        <w:t xml:space="preserve"> disponível em &lt;https://youtu.be/pD0iZTDgwcE&gt;</w:t>
+      </w:r>
+      <w:r>
+        <w:rPr>
+          <w:rFonts w:eastAsia="Calibri"/>
+          <w:sz w:val="16"/>
+          <w:szCs w:val="16"/>
+          <w:lang w:eastAsia="pt-BR"/>
+        </w:rPr>
+        <w:t>;</w:t>
+      </w:r>
+      <w:r>
+        <w:rPr>
+          <w:rFonts w:eastAsia="Calibri"/>
+          <w:sz w:val="16"/>
+          <w:szCs w:val="16"/>
+          <w:lang w:eastAsia="pt-BR"/>
+        </w:rPr>
+        <w:t xml:space="preserve"> acesso em 11.03.2023.</w:t>
       </w:r>
     </w:p>
     <w:p>
@@ -11374,6 +15542,7 @@
     <w:lvl w:ilvl="0">
       <w:start w:val="1"/>
       <w:numFmt w:val="decimalZero"/>
+      <w:pStyle w:val="ListNumber4"/>
       <w:lvlText w:val="%1."/>
       <w:lvlJc w:val="left"/>
       <w:pPr>
@@ -11392,7 +15561,6 @@
     <w:lvl w:ilvl="1">
       <w:start w:val="5"/>
       <w:numFmt w:val="decimal"/>
-      <w:pStyle w:val="Normal"/>
       <w:lvlText w:val="%2."/>
       <w:lvlJc w:val="left"/>
       <w:pPr>
@@ -11408,7 +15576,6 @@
     <w:lvl w:ilvl="2" w:tentative="1">
       <w:start w:val="1"/>
       <w:numFmt w:val="lowerRoman"/>
-      <w:pStyle w:val="Normal"/>
       <w:lvlText w:val="%3."/>
       <w:lvlJc w:val="right"/>
       <w:pPr>
@@ -11421,7 +15588,6 @@
     <w:lvl w:ilvl="3" w:tentative="1">
       <w:start w:val="1"/>
       <w:numFmt w:val="decimal"/>
-      <w:pStyle w:val="Normal"/>
       <w:lvlText w:val="%4."/>
       <w:lvlJc w:val="left"/>
       <w:pPr>
@@ -11434,7 +15600,6 @@
     <w:lvl w:ilvl="4" w:tentative="1">
       <w:start w:val="1"/>
       <w:numFmt w:val="lowerLetter"/>
-      <w:pStyle w:val="Normal"/>
       <w:lvlText w:val="%5."/>
       <w:lvlJc w:val="left"/>
       <w:pPr>
@@ -11447,7 +15612,6 @@
     <w:lvl w:ilvl="5" w:tentative="1">
       <w:start w:val="1"/>
       <w:numFmt w:val="lowerRoman"/>
-      <w:pStyle w:val="Normal"/>
       <w:lvlText w:val="%6."/>
       <w:lvlJc w:val="right"/>
       <w:pPr>
@@ -11460,7 +15624,6 @@
     <w:lvl w:ilvl="6" w:tentative="1">
       <w:start w:val="1"/>
       <w:numFmt w:val="decimal"/>
-      <w:pStyle w:val="Normal"/>
       <w:lvlText w:val="%7."/>
       <w:lvlJc w:val="left"/>
       <w:pPr>
@@ -11473,7 +15636,6 @@
     <w:lvl w:ilvl="7" w:tentative="1">
       <w:start w:val="1"/>
       <w:numFmt w:val="lowerLetter"/>
-      <w:pStyle w:val="Normal"/>
       <w:lvlText w:val="%8."/>
       <w:lvlJc w:val="left"/>
       <w:pPr>
@@ -11486,7 +15648,6 @@
     <w:lvl w:ilvl="8" w:tentative="1">
       <w:start w:val="1"/>
       <w:numFmt w:val="lowerRoman"/>
-      <w:pStyle w:val="Normal"/>
       <w:lvlText w:val="%9."/>
       <w:lvlJc w:val="right"/>
       <w:pPr>
@@ -11504,7 +15665,7 @@
     <w:lvl w:ilvl="0">
       <w:start w:val="1"/>
       <w:numFmt w:val="bullet"/>
-      <w:pStyle w:val="libraryhead2"/>
+      <w:pStyle w:val="ListBullet"/>
       <w:lvlText w:val=""/>
       <w:lvlJc w:val="left"/>
       <w:pPr>
@@ -11807,6 +15968,7 @@
         <w:strike w:val="0"/>
         <w:dstrike w:val="0"/>
         <w:vanish w:val="0"/>
+        <w:color w:val="000000"/>
         <w:position w:val="0"/>
         <w:sz w:val="22"/>
         <w:vertAlign w:val="baseline"/>
@@ -11818,11 +15980,6 @@
           <w14:prstDash w14:val="solid"/>
           <w14:bevel/>
         </w14:textOutline>
-        <w14:textFill>
-          <w14:solidFill>
-            <w14:srgbClr w14:val="000000"/>
-          </w14:solidFill>
-        </w14:textFill>
       </w:rPr>
     </w:lvl>
   </w:abstractNum>
@@ -11946,7 +16103,7 @@
         <w:strike w:val="0"/>
         <w:dstrike w:val="0"/>
         <w:vanish w:val="0"/>
-        <w:color w:val="auto"/>
+        <w:color w:val="000000"/>
         <w:spacing w:val="0"/>
         <w:w w:val="100"/>
         <w:kern w:val="1"/>
@@ -11963,11 +16120,6 @@
           <w14:prstDash w14:val="solid"/>
           <w14:bevel/>
         </w14:textOutline>
-        <w14:textFill>
-          <w14:solidFill>
-            <w14:srgbClr w14:val="000000"/>
-          </w14:solidFill>
-        </w14:textFill>
       </w:rPr>
     </w:lvl>
     <w:lvl w:ilvl="1">
@@ -12232,6 +16384,7 @@
         <w:strike w:val="0"/>
         <w:dstrike w:val="0"/>
         <w:vanish w:val="0"/>
+        <w:color w:val="000000"/>
         <w:position w:val="0"/>
         <w:sz w:val="20"/>
         <w:vertAlign w:val="baseline"/>
@@ -12244,11 +16397,6 @@
           <w14:prstDash w14:val="solid"/>
           <w14:bevel/>
         </w14:textOutline>
-        <w14:textFill>
-          <w14:solidFill>
-            <w14:srgbClr w14:val="000000"/>
-          </w14:solidFill>
-        </w14:textFill>
       </w:rPr>
     </w:lvl>
   </w:abstractNum>
@@ -12393,6 +16541,7 @@
         <w:strike w:val="0"/>
         <w:dstrike w:val="0"/>
         <w:vanish w:val="0"/>
+        <w:color w:val="000000"/>
         <w:sz w:val="16"/>
         <w:vertAlign w:val="baseline"/>
         <w14:shadow w14:blurRad="0" w14:dist="0" w14:dir="0" w14:sx="0" w14:sy="0" w14:kx="0" w14:ky="0" w14:algn="none">
@@ -12403,11 +16552,6 @@
           <w14:prstDash w14:val="solid"/>
           <w14:bevel/>
         </w14:textOutline>
-        <w14:textFill>
-          <w14:solidFill>
-            <w14:srgbClr w14:val="000000"/>
-          </w14:solidFill>
-        </w14:textFill>
       </w:rPr>
     </w:lvl>
   </w:abstractNum>
@@ -12826,6 +16970,7 @@
         <w:strike w:val="0"/>
         <w:dstrike w:val="0"/>
         <w:vanish w:val="0"/>
+        <w:color w:val="000000"/>
         <w:sz w:val="20"/>
         <w:vertAlign w:val="baseline"/>
         <w14:shadow w14:blurRad="0" w14:dist="0" w14:dir="0" w14:sx="0" w14:sy="0" w14:kx="0" w14:ky="0" w14:algn="none">
@@ -12836,11 +16981,6 @@
           <w14:prstDash w14:val="solid"/>
           <w14:bevel/>
         </w14:textOutline>
-        <w14:textFill>
-          <w14:solidFill>
-            <w14:srgbClr w14:val="000000"/>
-          </w14:solidFill>
-        </w14:textFill>
       </w:rPr>
     </w:lvl>
   </w:abstractNum>
@@ -12988,6 +17128,7 @@
         <w:strike w:val="0"/>
         <w:dstrike w:val="0"/>
         <w:vanish w:val="0"/>
+        <w:color w:val="000000"/>
         <w:sz w:val="20"/>
         <w:vertAlign w:val="baseline"/>
         <w14:shadow w14:blurRad="0" w14:dist="0" w14:dir="0" w14:sx="0" w14:sy="0" w14:kx="0" w14:ky="0" w14:algn="none">
@@ -12998,11 +17139,6 @@
           <w14:prstDash w14:val="solid"/>
           <w14:bevel/>
         </w14:textOutline>
-        <w14:textFill>
-          <w14:solidFill>
-            <w14:srgbClr w14:val="000000"/>
-          </w14:solidFill>
-        </w14:textFill>
       </w:rPr>
     </w:lvl>
     <w:lvl w:ilvl="1" w:tplc="04160019" w:tentative="1">
@@ -13098,6 +17234,7 @@
         <w:strike w:val="0"/>
         <w:dstrike w:val="0"/>
         <w:vanish w:val="0"/>
+        <w:color w:val="000000"/>
         <w:sz w:val="16"/>
         <w:vertAlign w:val="baseline"/>
         <w14:shadow w14:blurRad="0" w14:dist="0" w14:dir="0" w14:sx="0" w14:sy="0" w14:kx="0" w14:ky="0" w14:algn="none">
@@ -13108,11 +17245,6 @@
           <w14:prstDash w14:val="solid"/>
           <w14:bevel/>
         </w14:textOutline>
-        <w14:textFill>
-          <w14:solidFill>
-            <w14:srgbClr w14:val="000000"/>
-          </w14:solidFill>
-        </w14:textFill>
       </w:rPr>
     </w:lvl>
     <w:lvl w:ilvl="1" w:tplc="04160019" w:tentative="1">
@@ -13195,6 +17327,7 @@
     <w:lvl w:ilvl="0" w:tplc="FFFFFFFF">
       <w:start w:val="1"/>
       <w:numFmt w:val="decimal"/>
+      <w:pStyle w:val="FUNDAMENTOS"/>
       <w:lvlText w:val="%1."/>
       <w:lvlJc w:val="center"/>
       <w:pPr>
@@ -13211,6 +17344,7 @@
         <w:strike w:val="0"/>
         <w:dstrike w:val="0"/>
         <w:vanish w:val="0"/>
+        <w:color w:val="000000"/>
         <w:sz w:val="22"/>
         <w:vertAlign w:val="baseline"/>
         <w14:shadow w14:blurRad="0" w14:dist="0" w14:dir="0" w14:sx="0" w14:sy="0" w14:kx="0" w14:ky="0" w14:algn="none">
@@ -13221,11 +17355,6 @@
           <w14:prstDash w14:val="solid"/>
           <w14:bevel/>
         </w14:textOutline>
-        <w14:textFill>
-          <w14:solidFill>
-            <w14:srgbClr w14:val="000000"/>
-          </w14:solidFill>
-        </w14:textFill>
       </w:rPr>
     </w:lvl>
     <w:lvl w:ilvl="1" w:tplc="FFFFFFFF" w:tentative="1">
@@ -13422,6 +17551,7 @@
     <w:lvl w:ilvl="0">
       <w:start w:val="1"/>
       <w:numFmt w:val="decimalZero"/>
+      <w:pStyle w:val="ListNumber"/>
       <w:lvlText w:val="%1."/>
       <w:lvlJc w:val="left"/>
       <w:pPr>
@@ -13736,6 +17866,7 @@
         <w:strike w:val="0"/>
         <w:dstrike w:val="0"/>
         <w:vanish w:val="0"/>
+        <w:color w:val="000000"/>
         <w:sz w:val="20"/>
         <w:vertAlign w:val="baseline"/>
         <w14:shadow w14:blurRad="0" w14:dist="0" w14:dir="0" w14:sx="0" w14:sy="0" w14:kx="0" w14:ky="0" w14:algn="none">
@@ -13746,11 +17877,6 @@
           <w14:prstDash w14:val="solid"/>
           <w14:bevel/>
         </w14:textOutline>
-        <w14:textFill>
-          <w14:solidFill>
-            <w14:srgbClr w14:val="000000"/>
-          </w14:solidFill>
-        </w14:textFill>
       </w:rPr>
     </w:lvl>
     <w:lvl w:ilvl="1" w:tplc="04160019" w:tentative="1">
@@ -14113,6 +18239,7 @@
         <w:strike w:val="0"/>
         <w:dstrike w:val="0"/>
         <w:vanish w:val="0"/>
+        <w:color w:val="000000"/>
         <w:sz w:val="20"/>
         <w:vertAlign w:val="baseline"/>
         <w14:shadow w14:blurRad="0" w14:dist="0" w14:dir="0" w14:sx="0" w14:sy="0" w14:kx="0" w14:ky="0" w14:algn="none">
@@ -14123,11 +18250,6 @@
           <w14:prstDash w14:val="solid"/>
           <w14:bevel/>
         </w14:textOutline>
-        <w14:textFill>
-          <w14:solidFill>
-            <w14:srgbClr w14:val="000000"/>
-          </w14:solidFill>
-        </w14:textFill>
       </w:rPr>
     </w:lvl>
   </w:abstractNum>
@@ -14885,6 +19007,7 @@
         <w:strike w:val="0"/>
         <w:dstrike w:val="0"/>
         <w:vanish w:val="0"/>
+        <w:color w:val="000000"/>
         <w:sz w:val="16"/>
         <w:vertAlign w:val="baseline"/>
         <w14:shadow w14:blurRad="0" w14:dist="0" w14:dir="0" w14:sx="0" w14:sy="0" w14:kx="0" w14:ky="0" w14:algn="none">
@@ -14895,11 +19018,6 @@
           <w14:prstDash w14:val="solid"/>
           <w14:bevel/>
         </w14:textOutline>
-        <w14:textFill>
-          <w14:solidFill>
-            <w14:srgbClr w14:val="000000"/>
-          </w14:solidFill>
-        </w14:textFill>
       </w:rPr>
     </w:lvl>
   </w:abstractNum>
@@ -15915,6 +20033,7 @@
     <w:lvl w:ilvl="0" w:tplc="FFFFFFFF">
       <w:start w:val="414"/>
       <w:numFmt w:val="decimalZero"/>
+      <w:pStyle w:val="WW-ListNumber"/>
       <w:lvlText w:val="%1."/>
       <w:lvlJc w:val="left"/>
       <w:pPr>
@@ -16044,6 +20163,7 @@
     <w:lvl w:ilvl="0" w:tplc="FFFFFFFF">
       <w:start w:val="1"/>
       <w:numFmt w:val="upperRoman"/>
+      <w:pStyle w:val="AASees"/>
       <w:lvlText w:val="%1   –   "/>
       <w:lvlJc w:val="left"/>
       <w:pPr>
@@ -16381,6 +20501,7 @@
         <w:strike w:val="0"/>
         <w:dstrike w:val="0"/>
         <w:vanish w:val="0"/>
+        <w:color w:val="000000"/>
         <w:sz w:val="16"/>
         <w:vertAlign w:val="baseline"/>
         <w14:shadow w14:blurRad="0" w14:dist="0" w14:dir="0" w14:sx="0" w14:sy="0" w14:kx="0" w14:ky="0" w14:algn="none">
@@ -16391,11 +20512,6 @@
           <w14:prstDash w14:val="solid"/>
           <w14:bevel/>
         </w14:textOutline>
-        <w14:textFill>
-          <w14:solidFill>
-            <w14:srgbClr w14:val="000000"/>
-          </w14:solidFill>
-        </w14:textFill>
       </w:rPr>
     </w:lvl>
     <w:lvl w:ilvl="1" w:tplc="04160019" w:tentative="1">
@@ -16479,7 +20595,7 @@
     <w:lvl w:ilvl="0" w:tplc="FFFFFFFF">
       <w:start w:val="1"/>
       <w:numFmt w:val="decimalZero"/>
-      <w:pStyle w:val="Ttulo21"/>
+      <w:pStyle w:val="Pontilhado"/>
       <w:lvlText w:val="%1."/>
       <w:lvlJc w:val="left"/>
       <w:pPr>
@@ -16839,6 +20955,7 @@
         <w:strike w:val="0"/>
         <w:dstrike w:val="0"/>
         <w:vanish w:val="0"/>
+        <w:color w:val="000000"/>
         <w:sz w:val="20"/>
         <w:vertAlign w:val="baseline"/>
         <w14:shadow w14:blurRad="0" w14:dist="0" w14:dir="0" w14:sx="0" w14:sy="0" w14:kx="0" w14:ky="0" w14:algn="none">
@@ -16849,11 +20966,6 @@
           <w14:prstDash w14:val="solid"/>
           <w14:bevel/>
         </w14:textOutline>
-        <w14:textFill>
-          <w14:solidFill>
-            <w14:srgbClr w14:val="000000"/>
-          </w14:solidFill>
-        </w14:textFill>
       </w:rPr>
     </w:lvl>
     <w:lvl w:ilvl="1" w:tplc="04160019" w:tentative="1">
@@ -18389,7 +22501,9 @@
   </w:style>
   <w:style w:type="character" w:default="1" w:styleId="DefaultParagraphFont">
     <w:name w:val="Default Paragraph Font"/>
+    <w:uiPriority w:val="1"/>
     <w:semiHidden/>
+    <w:unhideWhenUsed/>
   </w:style>
   <w:style w:type="table" w:default="1" w:styleId="TableNormal">
     <w:name w:val="Normal Table"/>
@@ -18409,6 +22523,7 @@
   <w:style w:type="numbering" w:default="1" w:styleId="NoList">
     <w:name w:val="No List"/>
     <w:uiPriority w:val="99"/>
+    <w:semiHidden/>
     <w:unhideWhenUsed/>
   </w:style>
   <w:style w:type="paragraph" w:customStyle="1" w:styleId="Padro">
@@ -21254,14 +25369,10 @@
     <w:name w:val="Biblio"/>
     <w:basedOn w:val="Normal"/>
     <w:pPr>
-      <w:numPr>
-        <w:numId w:val="3"/>
-      </w:numPr>
       <w:tabs>
-        <w:tab w:val="clear" w:pos="360"/>
         <w:tab w:val="num" w:pos="851"/>
       </w:tabs>
-      <w:ind w:left="0" w:firstLine="567"/>
+      <w:ind w:firstLine="567"/>
     </w:pPr>
     <w:rPr>
       <w:noProof w:val="0"/>
@@ -21412,8 +25523,8 @@
       <w:lang w:eastAsia="pt-BR"/>
     </w:rPr>
   </w:style>
-  <w:style w:type="paragraph" w:customStyle="1" w:styleId="date">
-    <w:name w:val="date"/>
+  <w:style w:type="paragraph" w:customStyle="1" w:styleId="Date1">
+    <w:name w:val="Date1"/>
     <w:basedOn w:val="Normal"/>
     <w:pPr>
       <w:spacing w:before="100" w:beforeAutospacing="1" w:after="100" w:afterAutospacing="1"/>
@@ -21989,7 +26100,6 @@
       <w:rFonts w:ascii="Verdana" w:hAnsi="Verdana"/>
       <w:noProof w:val="0"/>
       <w:szCs w:val="20"/>
-      <w:lang/>
     </w:rPr>
   </w:style>
   <w:style w:type="paragraph" w:customStyle="1" w:styleId="style18">
@@ -22428,7 +26538,7 @@
   </w:style>
   <w:style w:type="character" w:customStyle="1" w:styleId="CommentTextChar">
     <w:name w:val="Comment Text Char"/>
-    <w:aliases w:val=" Char1 Char5,Char1 Char1"/>
+    <w:aliases w:val=" Char1 Char,Char1 Char4"/>
     <w:link w:val="CommentText"/>
     <w:rsid w:val="000E0615"/>
     <w:rPr>
@@ -22568,8 +26678,8 @@
     <w:unhideWhenUsed/>
     <w:rsid w:val="00994236"/>
   </w:style>
-  <w:style w:type="paragraph" w:customStyle="1" w:styleId="normal0">
-    <w:name w:val="normal"/>
+  <w:style w:type="paragraph" w:customStyle="1" w:styleId="Normal1">
+    <w:name w:val="Normal1"/>
     <w:rsid w:val="00994236"/>
     <w:pPr>
       <w:jc w:val="both"/>
@@ -23119,7 +27229,7 @@
     </w:rPr>
   </w:style>
   <w:style w:type="character" w:customStyle="1" w:styleId="CharChar2">
-    <w:name w:val=" Char Char2"/>
+    <w:name w:val="Char Char2"/>
     <w:rsid w:val="001B38B9"/>
     <w:rPr>
       <w:rFonts w:ascii="Arial" w:hAnsi="Arial"/>
@@ -23133,7 +27243,7 @@
     </w:rPr>
   </w:style>
   <w:style w:type="character" w:customStyle="1" w:styleId="CharChar5">
-    <w:name w:val=" Char Char5"/>
+    <w:name w:val="Char Char5"/>
     <w:rsid w:val="001B38B9"/>
     <w:rPr>
       <w:noProof/>
@@ -23157,7 +27267,7 @@
     </w:rPr>
   </w:style>
   <w:style w:type="character" w:customStyle="1" w:styleId="CharChar4">
-    <w:name w:val=" Char Char4"/>
+    <w:name w:val="Char Char4"/>
     <w:rsid w:val="001B38B9"/>
     <w:rPr>
       <w:sz w:val="24"/>
@@ -23431,6 +27541,7 @@
       <w:strike w:val="0"/>
       <w:dstrike w:val="0"/>
       <w:vanish w:val="0"/>
+      <w:color w:val="000000"/>
       <w:position w:val="0"/>
       <w:sz w:val="22"/>
       <w:vertAlign w:val="baseline"/>
@@ -23442,11 +27553,6 @@
         <w14:prstDash w14:val="solid"/>
         <w14:bevel/>
       </w14:textOutline>
-      <w14:textFill>
-        <w14:solidFill>
-          <w14:srgbClr w14:val="000000"/>
-        </w14:solidFill>
-      </w14:textFill>
     </w:rPr>
   </w:style>
   <w:style w:type="character" w:customStyle="1" w:styleId="WW8Num13z0">
@@ -23731,7 +27837,7 @@
     </w:pPr>
     <w:rPr>
       <w:noProof w:val="0"/>
-      <w:lang w:val="pt-BR" w:eastAsia="ar-SA"/>
+      <w:lang w:eastAsia="ar-SA"/>
     </w:rPr>
   </w:style>
   <w:style w:type="paragraph" w:customStyle="1" w:styleId="Recuodecorpodetexto31">
@@ -23746,7 +27852,7 @@
       <w:noProof w:val="0"/>
       <w:sz w:val="16"/>
       <w:szCs w:val="16"/>
-      <w:lang w:val="pt-BR" w:eastAsia="ar-SA"/>
+      <w:lang w:eastAsia="ar-SA"/>
     </w:rPr>
   </w:style>
   <w:style w:type="paragraph" w:customStyle="1" w:styleId="Corpodetexto21">
@@ -23777,9 +27883,10 @@
     <w:basedOn w:val="Normal"/>
     <w:rsid w:val="001B38B9"/>
     <w:pPr>
-      <w:numPr>
-        <w:numId w:val="4"/>
-      </w:numPr>
+      <w:tabs>
+        <w:tab w:val="num" w:pos="1069"/>
+      </w:tabs>
+      <w:ind w:firstLine="709"/>
     </w:pPr>
     <w:rPr>
       <w:noProof w:val="0"/>
@@ -23812,7 +27919,6 @@
       <w:smallCaps/>
       <w:spacing w:val="30"/>
       <w:sz w:val="22"/>
-      <w:lang w:val="pt-BR"/>
     </w:rPr>
   </w:style>
   <w:style w:type="paragraph" w:customStyle="1" w:styleId="Estruturadodocumento1">
@@ -23869,7 +27975,7 @@
     </w:pPr>
     <w:rPr>
       <w:noProof w:val="0"/>
-      <w:lang w:val="pt-BR" w:eastAsia="ar-SA"/>
+      <w:lang w:eastAsia="ar-SA"/>
     </w:rPr>
   </w:style>
   <w:style w:type="paragraph" w:customStyle="1" w:styleId="Corpodetexto31">
@@ -23886,13 +27992,14 @@
     <w:basedOn w:val="Normal"/>
     <w:rsid w:val="001B38B9"/>
     <w:pPr>
-      <w:numPr>
-        <w:numId w:val="2"/>
-      </w:numPr>
+      <w:tabs>
+        <w:tab w:val="num" w:pos="1069"/>
+      </w:tabs>
+      <w:ind w:firstLine="709"/>
     </w:pPr>
     <w:rPr>
       <w:noProof w:val="0"/>
-      <w:lang w:val="pt-BR" w:eastAsia="ar-SA"/>
+      <w:lang w:eastAsia="ar-SA"/>
     </w:rPr>
   </w:style>
   <w:style w:type="paragraph" w:customStyle="1" w:styleId="Textoembloco1">
@@ -24266,7 +28373,7 @@
     </w:rPr>
   </w:style>
   <w:style w:type="character" w:customStyle="1" w:styleId="CharChar21">
-    <w:name w:val=" Char Char21"/>
+    <w:name w:val="Char Char21"/>
     <w:rsid w:val="001B38B9"/>
     <w:rPr>
       <w:b/>
@@ -24276,7 +28383,7 @@
     </w:rPr>
   </w:style>
   <w:style w:type="character" w:customStyle="1" w:styleId="CharChar20">
-    <w:name w:val=" Char Char20"/>
+    <w:name w:val="Char Char20"/>
     <w:rsid w:val="001B38B9"/>
     <w:rPr>
       <w:rFonts w:ascii="Arial" w:hAnsi="Arial"/>
@@ -24287,7 +28394,7 @@
     </w:rPr>
   </w:style>
   <w:style w:type="character" w:customStyle="1" w:styleId="CharChar19">
-    <w:name w:val=" Char Char19"/>
+    <w:name w:val="Char Char19"/>
     <w:rsid w:val="001B38B9"/>
     <w:rPr>
       <w:b/>
@@ -24399,7 +28506,7 @@
     </w:rPr>
   </w:style>
   <w:style w:type="character" w:customStyle="1" w:styleId="CharChar9">
-    <w:name w:val=" Char Char9"/>
+    <w:name w:val="Char Char9"/>
     <w:semiHidden/>
     <w:rsid w:val="001B38B9"/>
     <w:rPr>
@@ -24420,7 +28527,7 @@
     </w:rPr>
   </w:style>
   <w:style w:type="character" w:customStyle="1" w:styleId="CharChar23">
-    <w:name w:val=" Char Char23"/>
+    <w:name w:val="Char Char23"/>
     <w:locked/>
     <w:rsid w:val="001B38B9"/>
     <w:rPr>
@@ -24435,7 +28542,7 @@
     </w:rPr>
   </w:style>
   <w:style w:type="character" w:customStyle="1" w:styleId="CharChar22">
-    <w:name w:val=" Char Char22"/>
+    <w:name w:val="Char Char22"/>
     <w:semiHidden/>
     <w:locked/>
     <w:rsid w:val="001B38B9"/>
@@ -24877,7 +28984,7 @@
     <w:rsid w:val="001B38B9"/>
   </w:style>
   <w:style w:type="character" w:customStyle="1" w:styleId="Char1Char">
-    <w:name w:val=" Char1 Char"/>
+    <w:name w:val="Char1 Char"/>
     <w:aliases w:val="Char1 Char Char"/>
     <w:semiHidden/>
     <w:rsid w:val="001B38B9"/>
@@ -25295,7 +29402,7 @@
     </w:pPr>
   </w:style>
   <w:style w:type="character" w:customStyle="1" w:styleId="Char1Char1">
-    <w:name w:val=" Char1 Char1"/>
+    <w:name w:val="Char1 Char1"/>
     <w:aliases w:val="Char1 Char Char1"/>
     <w:semiHidden/>
     <w:rsid w:val="001B38B9"/>
@@ -26017,7 +30124,7 @@
     </w:rPr>
   </w:style>
   <w:style w:type="character" w:customStyle="1" w:styleId="Char1Char2">
-    <w:name w:val=" Char1 Char2"/>
+    <w:name w:val="Char1 Char2"/>
     <w:aliases w:val="Char1 Char Char2"/>
     <w:semiHidden/>
     <w:rsid w:val="001B38B9"/>
@@ -26102,7 +30209,7 @@
       <w:lang w:eastAsia="pt-BR"/>
     </w:rPr>
   </w:style>
-  <w:style w:type="paragraph" w:customStyle="1" w:styleId="Date1">
+  <w:style w:type="paragraph" w:customStyle="1" w:styleId="Date10">
     <w:name w:val="Date1"/>
     <w:basedOn w:val="Normal"/>
     <w:rsid w:val="001B38B9"/>
@@ -26479,7 +30586,7 @@
     </w:rPr>
   </w:style>
   <w:style w:type="character" w:customStyle="1" w:styleId="CharChar24">
-    <w:name w:val=" Char Char24"/>
+    <w:name w:val="Char Char24"/>
     <w:rsid w:val="001B38B9"/>
     <w:rPr>
       <w:b/>
@@ -26489,7 +30596,7 @@
     </w:rPr>
   </w:style>
   <w:style w:type="character" w:customStyle="1" w:styleId="Char1Char3">
-    <w:name w:val=" Char1 Char3"/>
+    <w:name w:val="Char1 Char3"/>
     <w:aliases w:val="Char1 Char Char3"/>
     <w:semiHidden/>
     <w:rsid w:val="001B38B9"/>
@@ -27603,7 +31710,7 @@
       <w:vertAlign w:val="superscript"/>
     </w:rPr>
   </w:style>
-  <w:style w:type="character" w:customStyle="1" w:styleId="normal1">
+  <w:style w:type="character" w:customStyle="1" w:styleId="normal10">
     <w:name w:val="normal1"/>
     <w:rsid w:val="001B38B9"/>
     <w:rPr>
@@ -40256,9 +44363,9 @@
     <w:basedOn w:val="Normal"/>
     <w:rsid w:val="001B38B9"/>
     <w:pPr>
-      <w:numPr>
-        <w:numId w:val="5"/>
-      </w:numPr>
+      <w:tabs>
+        <w:tab w:val="num" w:pos="1440"/>
+      </w:tabs>
       <w:suppressAutoHyphens/>
     </w:pPr>
     <w:rPr>
@@ -40296,7 +44403,7 @@
       <w:smallCaps/>
       <w:spacing w:val="30"/>
       <w:sz w:val="22"/>
-      <w:lang w:val="pt-BR" w:eastAsia="pt-BR"/>
+      <w:lang w:eastAsia="pt-BR"/>
     </w:rPr>
   </w:style>
   <w:style w:type="paragraph" w:customStyle="1" w:styleId="Dokumentstruktur1">
@@ -40334,10 +44441,11 @@
     <w:basedOn w:val="Normal"/>
     <w:rsid w:val="001B38B9"/>
     <w:pPr>
-      <w:numPr>
-        <w:numId w:val="2"/>
-      </w:numPr>
+      <w:tabs>
+        <w:tab w:val="num" w:pos="1069"/>
+      </w:tabs>
       <w:suppressAutoHyphens/>
+      <w:ind w:firstLine="709"/>
     </w:pPr>
     <w:rPr>
       <w:noProof w:val="0"/>
@@ -40361,10 +44469,11 @@
     <w:basedOn w:val="Normal"/>
     <w:rsid w:val="001B38B9"/>
     <w:pPr>
-      <w:numPr>
-        <w:numId w:val="3"/>
-      </w:numPr>
+      <w:tabs>
+        <w:tab w:val="num" w:pos="360"/>
+      </w:tabs>
       <w:suppressAutoHyphens/>
+      <w:ind w:left="360" w:hanging="360"/>
     </w:pPr>
     <w:rPr>
       <w:noProof w:val="0"/>
